--- a/industrial-safety-intelligence-platform-architecture.docx
+++ b/industrial-safety-intelligence-platform-architecture.docx
@@ -12,9 +12,9 @@
         <w:rPr>
           <w:b/>
           <w:color w:val="1A3C6E"/>
-          <w:sz w:val="56"/>
+          <w:sz w:val="72"/>
         </w:rPr>
-        <w:t>Industrial Safety Intelligence Platform</w:t>
+        <w:t>SHELDRA</w:t>
       </w:r>
     </w:p>
     <w:p>
@@ -24,11 +24,24 @@
       <w:r>
         <w:rPr>
           <w:color w:val="4A6FA5"/>
-          <w:sz w:val="32"/>
+          <w:sz w:val="36"/>
         </w:rPr>
-        <w:t>Autonomous Industrial Immune System</w:t>
+        <w:t>Safety Holographic Enhanced Learning</w:t>
         <w:br/>
-        <w:t>for Real-Time Safety Intelligence</w:t>
+        <w:t>&amp; Decision-Reality Assistant</w:t>
+      </w:r>
+    </w:p>
+    <w:p>
+      <w:pPr>
+        <w:jc w:val="center"/>
+      </w:pPr>
+      <w:r>
+        <w:rPr>
+          <w:i/>
+          <w:color w:val="6B8FC6"/>
+          <w:sz w:val="28"/>
+        </w:rPr>
+        <w:t>The World's First Holographic AI Safety Coach</w:t>
       </w:r>
     </w:p>
     <w:p/>
@@ -90,7 +103,7 @@
         <w:spacing w:after="40"/>
       </w:pPr>
       <w:r>
-        <w:t>4. System Architecture Overview</w:t>
+        <w:t>4. SHELDRA — The Holographic AI Safety Coach</w:t>
       </w:r>
     </w:p>
     <w:p>
@@ -98,7 +111,7 @@
         <w:spacing w:after="40"/>
       </w:pPr>
       <w:r>
-        <w:t>5. Multi-Agent Architecture</w:t>
+        <w:t>5. Decision Tree Algorithm</w:t>
       </w:r>
     </w:p>
     <w:p>
@@ -106,7 +119,7 @@
         <w:spacing w:after="40"/>
       </w:pPr>
       <w:r>
-        <w:t>6. AI Pipeline</w:t>
+        <w:t>6. System Architecture Overview</w:t>
       </w:r>
     </w:p>
     <w:p>
@@ -114,7 +127,7 @@
         <w:spacing w:after="40"/>
       </w:pPr>
       <w:r>
-        <w:t>7. Computer Vision Pipeline</w:t>
+        <w:t>7. Multi-Agent Architecture (Supporting SHELDRA)</w:t>
       </w:r>
     </w:p>
     <w:p>
@@ -122,7 +135,7 @@
         <w:spacing w:after="40"/>
       </w:pPr>
       <w:r>
-        <w:t>8. Time-Series Prediction Models</w:t>
+        <w:t>8. SHELDRA AI Pipeline</w:t>
       </w:r>
     </w:p>
     <w:p>
@@ -130,7 +143,7 @@
         <w:spacing w:after="40"/>
       </w:pPr>
       <w:r>
-        <w:t>9. Knowledge Graph Design</w:t>
+        <w:t>9. Personalization Engine</w:t>
       </w:r>
     </w:p>
     <w:p>
@@ -138,7 +151,7 @@
         <w:spacing w:after="40"/>
       </w:pPr>
       <w:r>
-        <w:t>10. RAG Architecture</w:t>
+        <w:t>10. Computer Vision Pipeline (SHELDRA’s Eyes)</w:t>
       </w:r>
     </w:p>
     <w:p>
@@ -146,7 +159,7 @@
         <w:spacing w:after="40"/>
       </w:pPr>
       <w:r>
-        <w:t>11. Digital Twin Architecture</w:t>
+        <w:t>11. Time-Series Prediction Models</w:t>
       </w:r>
     </w:p>
     <w:p>
@@ -154,7 +167,7 @@
         <w:spacing w:after="40"/>
       </w:pPr>
       <w:r>
-        <w:t>12. Data Ingestion Pipeline</w:t>
+        <w:t>12. Knowledge Graph Design</w:t>
       </w:r>
     </w:p>
     <w:p>
@@ -162,7 +175,7 @@
         <w:spacing w:after="40"/>
       </w:pPr>
       <w:r>
-        <w:t>13. Graph AI Opportunities</w:t>
+        <w:t>13. RAG Architecture</w:t>
       </w:r>
     </w:p>
     <w:p>
@@ -170,7 +183,7 @@
         <w:spacing w:after="40"/>
       </w:pPr>
       <w:r>
-        <w:t>14. Explainable AI Layer</w:t>
+        <w:t>14. Digital Twin Architecture</w:t>
       </w:r>
     </w:p>
     <w:p>
@@ -178,7 +191,7 @@
         <w:spacing w:after="40"/>
       </w:pPr>
       <w:r>
-        <w:t>15. Human-in-the-Loop Workflow</w:t>
+        <w:t>15. Data Ingestion Pipeline</w:t>
       </w:r>
     </w:p>
     <w:p>
@@ -186,7 +199,7 @@
         <w:spacing w:after="40"/>
       </w:pPr>
       <w:r>
-        <w:t>16. Emergency Response Workflow</w:t>
+        <w:t>16. Graph AI Opportunities</w:t>
       </w:r>
     </w:p>
     <w:p>
@@ -194,7 +207,7 @@
         <w:spacing w:after="40"/>
       </w:pPr>
       <w:r>
-        <w:t>17. Database Schema &amp; Data Model</w:t>
+        <w:t>17. Explainable AI Layer</w:t>
       </w:r>
     </w:p>
     <w:p>
@@ -202,7 +215,7 @@
         <w:spacing w:after="40"/>
       </w:pPr>
       <w:r>
-        <w:t>18. API Architecture</w:t>
+        <w:t>18. Human-in-the-Loop Workflow</w:t>
       </w:r>
     </w:p>
     <w:p>
@@ -210,7 +223,7 @@
         <w:spacing w:after="40"/>
       </w:pPr>
       <w:r>
-        <w:t>19. Frontend Dashboard Design</w:t>
+        <w:t>19. Emergency Response Workflow</w:t>
       </w:r>
     </w:p>
     <w:p>
@@ -218,7 +231,7 @@
         <w:spacing w:after="40"/>
       </w:pPr>
       <w:r>
-        <w:t>20. Live Demo Flow</w:t>
+        <w:t>20. VR Training Integration</w:t>
       </w:r>
     </w:p>
     <w:p>
@@ -226,7 +239,7 @@
         <w:spacing w:after="40"/>
       </w:pPr>
       <w:r>
-        <w:t>21. Tech Stack with Justification</w:t>
+        <w:t>21. Database Schema &amp; Data Model</w:t>
       </w:r>
     </w:p>
     <w:p>
@@ -234,7 +247,7 @@
         <w:spacing w:after="40"/>
       </w:pPr>
       <w:r>
-        <w:t>22. AI Models with Justification</w:t>
+        <w:t>22. API Architecture</w:t>
       </w:r>
     </w:p>
     <w:p>
@@ -242,7 +255,7 @@
         <w:spacing w:after="40"/>
       </w:pPr>
       <w:r>
-        <w:t>23. Open-Source Tools</w:t>
+        <w:t>23. Frontend Dashboard Design</w:t>
       </w:r>
     </w:p>
     <w:p>
@@ -250,7 +263,7 @@
         <w:spacing w:after="40"/>
       </w:pPr>
       <w:r>
-        <w:t>24. Cloud Deployment Architecture</w:t>
+        <w:t>24. Live Demo Flow</w:t>
       </w:r>
     </w:p>
     <w:p>
@@ -258,7 +271,7 @@
         <w:spacing w:after="40"/>
       </w:pPr>
       <w:r>
-        <w:t>25. Evaluation Metrics</w:t>
+        <w:t>25. Tech Stack with Justification</w:t>
       </w:r>
     </w:p>
     <w:p>
@@ -266,7 +279,7 @@
         <w:spacing w:after="40"/>
       </w:pPr>
       <w:r>
-        <w:t>26. Future Roadmap: MVP → Enterprise SaaS</w:t>
+        <w:t>26. AI Models with Justification</w:t>
       </w:r>
     </w:p>
     <w:p>
@@ -274,7 +287,7 @@
         <w:spacing w:after="40"/>
       </w:pPr>
       <w:r>
-        <w:t>27. Risks and Mitigations</w:t>
+        <w:t>27. Open-Source Tools</w:t>
       </w:r>
     </w:p>
     <w:p>
@@ -282,7 +295,39 @@
         <w:spacing w:after="40"/>
       </w:pPr>
       <w:r>
-        <w:t>28. Why This Can Become a Unicorn Startup</w:t>
+        <w:t>28. Cloud Deployment Architecture</w:t>
+      </w:r>
+    </w:p>
+    <w:p>
+      <w:pPr>
+        <w:spacing w:after="40"/>
+      </w:pPr>
+      <w:r>
+        <w:t>29. Evaluation Metrics</w:t>
+      </w:r>
+    </w:p>
+    <w:p>
+      <w:pPr>
+        <w:spacing w:after="40"/>
+      </w:pPr>
+      <w:r>
+        <w:t>30. Future Roadmap: MVP → Enterprise SaaS</w:t>
+      </w:r>
+    </w:p>
+    <w:p>
+      <w:pPr>
+        <w:spacing w:after="40"/>
+      </w:pPr>
+      <w:r>
+        <w:t>31. Risks and Mitigations</w:t>
+      </w:r>
+    </w:p>
+    <w:p>
+      <w:pPr>
+        <w:spacing w:after="40"/>
+      </w:pPr>
+      <w:r>
+        <w:t>32. Why SHELDRA Can Become a Unicorn Startup</w:t>
       </w:r>
     </w:p>
     <w:p>
@@ -300,7 +345,26 @@
     </w:p>
     <w:p>
       <w:r>
-        <w:t>Traditional industrial safety systems operate on a reactive, compliance-driven paradigm. They collect data for post-incident analysis, generate dashboards for manual review, and rely on human supervisors to connect disparate signals. This approach has four fundamental failures:</w:t>
+        <w:rPr>
+          <w:b w:val="0"/>
+        </w:rPr>
+        <w:t>Industrial safety today is built on a broken premise: that a human supervisor watching 50+ camera feeds and scrolling through dashboards can prevent incidents. This is not a monitoring problem — it is a guidance problem.</w:t>
+      </w:r>
+    </w:p>
+    <w:p>
+      <w:r>
+        <w:rPr>
+          <w:b w:val="0"/>
+        </w:rPr>
+        <w:t>Traditional systems ask: "What went wrong?" They generate reports after the fact. They classify, log, and archive incidents. They treat safety as retrospective compliance.</w:t>
+      </w:r>
+    </w:p>
+    <w:p>
+      <w:r>
+        <w:rPr>
+          <w:b w:val="0"/>
+        </w:rPr>
+        <w:t>We reframe the problem around three fundamental insights:</w:t>
       </w:r>
     </w:p>
     <w:p>
@@ -308,10 +372,10 @@
         <w:rPr>
           <w:b/>
         </w:rPr>
-        <w:t xml:space="preserve">Latent Detection Gap: </w:t>
+        <w:t xml:space="preserve">Workers need a coach, not a dashboard. </w:t>
       </w:r>
       <w:r>
-        <w:t>By the time data is analyzed, the incident has already occurred. Safety is inherently retrospective.</w:t>
+        <w:t>The most effective safety interventions happen in the moment, not in the post-mortem. A worker removing PPE does not need a report generated — they need a voice saying "Your harness clip is not fastened." SHELDRA is that voice.</w:t>
       </w:r>
     </w:p>
     <w:p>
@@ -319,10 +383,10 @@
         <w:rPr>
           <w:b/>
         </w:rPr>
-        <w:t xml:space="preserve">Siloed Intelligence: </w:t>
+        <w:t xml:space="preserve">Safety knowledge is trapped in documents. </w:t>
       </w:r>
       <w:r>
-        <w:t>Computer vision systems, IoT sensor networks, and safety documentation exist as isolated stacks. A worker removing PPE near a vibrating machine while gas levels rise is a compound risk that no single system can detect.</w:t>
+        <w:t>OSHA manuals, SOPs, and incident reports contain the knowledge to prevent accidents, but this knowledge is inaccessible in the moment of need. A worker facing a gas leak cannot flip through a 200-page manual. SHELDRA retrieves and delivers the exact procedure, in their language, at their experience level.</w:t>
       </w:r>
     </w:p>
     <w:p>
@@ -330,27 +394,10 @@
         <w:rPr>
           <w:b/>
         </w:rPr>
-        <w:t xml:space="preserve">Context Blindness: </w:t>
+        <w:t xml:space="preserve">Every incident is a learning opportunity — if you capture it. </w:t>
       </w:r>
       <w:r>
-        <w:t>Traditional alerts are threshold-based. A temperature spike of 80°C means nothing without context: is a maintenance procedure underway? Is a new operator at the controls? Is this machine due for inspection?</w:t>
-      </w:r>
-    </w:p>
-    <w:p>
-      <w:r>
-        <w:rPr>
-          <w:b/>
-        </w:rPr>
-        <w:t xml:space="preserve">Cognitive Overload: </w:t>
-      </w:r>
-      <w:r>
-        <w:t>A control room operator watches 50+ camera feeds and 200+ sensor dashboards. Human attention is the bottleneck — not data availability.</w:t>
-      </w:r>
-    </w:p>
-    <w:p/>
-    <w:p>
-      <w:r>
-        <w:t>We reframe the problem from "detect and report" to "predict, prevent, and respond." Instead of asking "What happened?" we ask "What is about to happen, why, and what is the optimal intervention?" This shifts industrial safety from a compliance cost center to an autonomous risk intelligence capability.</w:t>
+        <w:t>Current systems lose 90% of the signal from near-misses. A corrected behavior, a supervisor override, a successful evacuation — these are data points that should improve every future response. Our Decision Tree algorithm captures every outcome and updates itself every 5 minutes.</w:t>
       </w:r>
     </w:p>
     <w:p>
@@ -363,12 +410,18 @@
     </w:p>
     <w:p>
       <w:r>
-        <w:t>"An autonomous industrial immune system that predicts, prevents, and responds to safety incidents in real-time by fusing computer vision, IoT telemetry, knowledge graphs, and multi-agent AI — replacing reactive compliance dashboards with a living, learning intelligence layer that adapts to every factory, every shift, every worker."</w:t>
+        <w:rPr>
+          <w:b w:val="0"/>
+        </w:rPr>
+        <w:t>"An autonomous holographic AI safety coach that walks beside every worker, sees what they see, knows what they know, and guides them through every hazard with personalized, adaptive intelligence — powered by a living decision tree that learns from every interaction, every sensor, every incident, updating in real time."</w:t>
       </w:r>
     </w:p>
     <w:p>
       <w:r>
-        <w:t>Just as the biological immune system continuously monitors, identifies threats, mounts a response, and remembers pathogens for future encounters, our platform provides industrial environments with innate immunity against safety incidents.</w:t>
+        <w:rPr>
+          <w:b w:val="0"/>
+        </w:rPr>
+        <w:t>SHELDRA is not a dashboard. SHELDRA is not a report. SHELDRA is a teammate — one that never blinks, never forgets, never has a bad day, and always puts the worker’s safety first.</w:t>
       </w:r>
     </w:p>
     <w:p>
@@ -384,10 +437,10 @@
         <w:rPr>
           <w:b/>
         </w:rPr>
-        <w:t xml:space="preserve">Heterogeneous Fusion Engine: </w:t>
+        <w:t xml:space="preserve">A Coach, Not a Dashboard: </w:t>
       </w:r>
       <w:r>
-        <w:t>Not a dashboard. A unified intelligence layer that fuses video, IoT, documents, and human input into a single real-time knowledge graph. Compound risks that no individual system can detect are identified through cross-modal correlation.</w:t>
+        <w:t>Every other industrial safety system is a screen to watch. SHELDRA is a presence that guides, corrects, teaches, and reassures. Workers do not monitor SHELDRA — SHELDRA watches over them. This flips the human-AI relationship from observation to partnership.</w:t>
       </w:r>
     </w:p>
     <w:p>
@@ -395,10 +448,10 @@
         <w:rPr>
           <w:b/>
         </w:rPr>
-        <w:t xml:space="preserve">Explainable Multi-Agent Reasoning: </w:t>
+        <w:t xml:space="preserve">Personalized at the Individual Level: </w:t>
       </w:r>
       <w:r>
-        <w:t>Every alert comes with a complete decision trace: which agent saw what, what rules were matched, what context was retrieved, and why this confidence score. No black boxes.</w:t>
+        <w:t>SHELDRA adapts to each worker’s experience, learning speed, language, and emotional state. A novice gets step-by-step guidance. An expert gets a quick confirmation. A stressed worker gets a calm, simplified voice. No two workers experience the same SHELDRA.</w:t>
       </w:r>
     </w:p>
     <w:p>
@@ -406,10 +459,10 @@
         <w:rPr>
           <w:b/>
         </w:rPr>
-        <w:t xml:space="preserve">Predictive &gt; Reactive: </w:t>
+        <w:t xml:space="preserve">Living Decision Trees That Improve Every 5 Minutes: </w:t>
       </w:r>
       <w:r>
-        <w:t>Anomaly detection on streaming time-series predicts failure 15-60 minutes before threshold breach. Computer vision detects behavioral risk accumulation (fatigue, distraction) before incidents occur.</w:t>
+        <w:t>Static checklists kill. Our Decision Tree algorithm generates dynamic flow charts that evolve with every incident. If a resolution path fails, the tree learns, prunes the branch, and proposes a better one. Updates every 5 minutes. Accuracy is measured, displayed, and improved continuously.</w:t>
       </w:r>
     </w:p>
     <w:p>
@@ -417,10 +470,10 @@
         <w:rPr>
           <w:b/>
         </w:rPr>
-        <w:t xml:space="preserve">Adaptive Knowledge Graph: </w:t>
+        <w:t xml:space="preserve">Holographic by Design, Multi-Modal by Necessity: </w:t>
       </w:r>
       <w:r>
-        <w:t>The system learns each facility's unique topology, workflow patterns, and risk profile. Safety rules are not hardcoded — they are inferred from the graph structure and regulatory documents via RAG.</w:t>
+        <w:t>SHELDRA manifests as a 3D holographic avatar — visually present, spatially aware, emotionally intelligent. She speaks, gestures, points, and demonstrates. On mobile, desktop, AR glasses, or VR headsets. The interface adapts to the environment.</w:t>
       </w:r>
     </w:p>
     <w:p>
@@ -428,10 +481,10 @@
         <w:rPr>
           <w:b/>
         </w:rPr>
-        <w:t xml:space="preserve">Human-in-the-Loop by Design: </w:t>
+        <w:t xml:space="preserve">Full-Stack Awareness: </w:t>
       </w:r>
       <w:r>
-        <w:t>AI proposes, humans dispose. Every automated action requires supervisor confirmation. Overrides are logged and fed back into the learning loop. The system augments human judgment, never replaces it.</w:t>
+        <w:t>SHELDRA sees through cameras (PPE detection, behavior analysis), feels through sensors (temperature, vibration, gas), reads through documents (safety manuals via RAG), and remembers through the Knowledge Graph (every interaction, every worker, every incident). No other safety AI has this complete situational awareness.</w:t>
       </w:r>
     </w:p>
     <w:p>
@@ -439,91 +492,15 @@
         <w:pStyle w:val="Heading1"/>
       </w:pPr>
       <w:r>
-        <w:t>4. System Architecture Overview</w:t>
-      </w:r>
-    </w:p>
-    <w:p>
-      <w:r>
-        <w:t>The architecture follows a layered hexagonal pattern with clear separation of concerns. Data flows inward from edge devices, through ingestion and intelligence layers, to presentation and action.</w:t>
+        <w:t>4. SHELDRA — The Holographic AI Safety Coach</w:t>
       </w:r>
     </w:p>
     <w:p>
       <w:r>
         <w:rPr>
-          <w:b/>
+          <w:b w:val="0"/>
         </w:rPr>
-        <w:t>Layer 1 — Edge &amp; Sensor Layer</w:t>
-        <w:br/>
-      </w:r>
-      <w:r>
-        <w:t>On-premise cameras (RTSP streams), IoT sensors (temperature, vibration, gas, noise, humidity), edge gateways. Lightweight pre-processing at edge (frame sampling, signal filtering) before transmission.</w:t>
-      </w:r>
-    </w:p>
-    <w:p>
-      <w:r>
-        <w:rPr>
-          <w:b/>
-        </w:rPr>
-        <w:t>Layer 2 — Ingestion &amp; Streaming Layer</w:t>
-        <w:br/>
-      </w:r>
-      <w:r>
-        <w:t>Apache Kafka as the central nervous system. All data — sensor readings, video events, agent messages, system alerts — flows through typed topics with schema registry. KSQL/Flink for windowed aggregations.</w:t>
-      </w:r>
-    </w:p>
-    <w:p>
-      <w:r>
-        <w:rPr>
-          <w:b/>
-        </w:rPr>
-        <w:t>Layer 3 — Unified Intelligence Layer</w:t>
-        <w:br/>
-      </w:r>
-      <w:r>
-        <w:t>The heart of the platform. Contains: Multi-Agent Orchestrator, Knowledge Graph (Neo4j), RAG Engine (Qdrant + LLM), Digital Twin State Engine. This layer fuses all data into a unified context graph.</w:t>
-      </w:r>
-    </w:p>
-    <w:p>
-      <w:r>
-        <w:rPr>
-          <w:b/>
-        </w:rPr>
-        <w:t>Layer 4 — Application &amp; Presentation Layer</w:t>
-        <w:br/>
-      </w:r>
-      <w:r>
-        <w:t>Next.js real-time dashboard, Three.js Digital Twin visualization, WebSocket push, alerting integrations (email, SMS, PagerDuty).</w:t>
-      </w:r>
-    </w:p>
-    <w:p>
-      <w:r>
-        <w:rPr>
-          <w:b/>
-        </w:rPr>
-        <w:t>Layer 5 — Human-in-the-Loop Layer</w:t>
-        <w:br/>
-      </w:r>
-      <w:r>
-        <w:t>Supervisor console for alert review, explanation panels, override controls, audit trails, and shift handover workflows.</w:t>
-      </w:r>
-    </w:p>
-    <w:p/>
-    <w:p>
-      <w:r>
-        <w:t>Architecture Principle: Every component has a single responsibility, communicates via typed messages, and can be scaled, replaced, or tested independently.</w:t>
-      </w:r>
-    </w:p>
-    <w:p>
-      <w:pPr>
-        <w:pStyle w:val="Heading1"/>
-      </w:pPr>
-      <w:r>
-        <w:t>5. Multi-Agent Architecture</w:t>
-      </w:r>
-    </w:p>
-    <w:p>
-      <w:r>
-        <w:t>The multi-agent system is the brain of the platform. Unlike monolithic AI systems that attempt to solve everything with one model, we decompose intelligence into specialized agents that collaborate through a structured reasoning protocol.</w:t>
+        <w:t>SHELDRA is the central interface of the platform — an adaptive, personalized, holographic AI assistant that workers interact with throughout their shift. She is not a chatbot. She is a spatial, emotional, multi-modal presence.</w:t>
       </w:r>
     </w:p>
     <w:p>
@@ -531,43 +508,7 @@
         <w:pStyle w:val="Heading2"/>
       </w:pPr>
       <w:r>
-        <w:t>5.1 Agent Protocol</w:t>
-      </w:r>
-    </w:p>
-    <w:p>
-      <w:r>
-        <w:t>All agents communicate via a standardized message envelope:</w:t>
-      </w:r>
-    </w:p>
-    <w:p>
-      <w:r>
-        <w:t>{</w:t>
-        <w:br/>
-        <w:t xml:space="preserve">  "agent_id": "vision-agent-01",</w:t>
-        <w:br/>
-        <w:t xml:space="preserve">  "target_id": "orchestrator",</w:t>
-        <w:br/>
-        <w:t xml:space="preserve">  "message_type": "observation",</w:t>
-        <w:br/>
-        <w:t xml:space="preserve">  "payload": { ... },</w:t>
-        <w:br/>
-        <w:t xml:space="preserve">  "trace_id": "abc-123-def",</w:t>
-        <w:br/>
-        <w:t xml:space="preserve">  "timestamp": "2026-07-07T14:30:00Z",</w:t>
-        <w:br/>
-        <w:t xml:space="preserve">  "confidence": 0.94,</w:t>
-        <w:br/>
-        <w:t xml:space="preserve">  "evidence": [ ... ]</w:t>
-        <w:br/>
-        <w:t>}</w:t>
-      </w:r>
-    </w:p>
-    <w:p>
-      <w:pPr>
-        <w:pStyle w:val="Heading2"/>
-      </w:pPr>
-      <w:r>
-        <w:t>5.2 Agent Inventory</w:t>
+        <w:t>4.1 Core Capabilities</w:t>
       </w:r>
     </w:p>
     <w:tbl>
@@ -589,27 +530,27 @@
           </w:tcPr>
           <w:p>
             <w:r>
-              <w:t>Agent</w:t>
-            </w:r>
-          </w:p>
-        </w:tc>
-        <w:tc>
-          <w:tcPr>
-            <w:tcW w:type="dxa" w:w="2880"/>
-          </w:tcPr>
-          <w:p>
-            <w:r>
-              <w:t>Owner</w:t>
-            </w:r>
-          </w:p>
-        </w:tc>
-        <w:tc>
-          <w:tcPr>
-            <w:tcW w:type="dxa" w:w="2880"/>
-          </w:tcPr>
-          <w:p>
-            <w:r>
-              <w:t>Responsibility</w:t>
+              <w:t>Capability</w:t>
+            </w:r>
+          </w:p>
+        </w:tc>
+        <w:tc>
+          <w:tcPr>
+            <w:tcW w:type="dxa" w:w="2880"/>
+          </w:tcPr>
+          <w:p>
+            <w:r>
+              <w:t>Description</w:t>
+            </w:r>
+          </w:p>
+        </w:tc>
+        <w:tc>
+          <w:tcPr>
+            <w:tcW w:type="dxa" w:w="2880"/>
+          </w:tcPr>
+          <w:p>
+            <w:r>
+              <w:t>Powered By</w:t>
             </w:r>
           </w:p>
         </w:tc>
@@ -621,27 +562,27 @@
           </w:tcPr>
           <w:p>
             <w:r>
-              <w:t>Orchestrator</w:t>
-            </w:r>
-          </w:p>
-        </w:tc>
-        <w:tc>
-          <w:tcPr>
-            <w:tcW w:type="dxa" w:w="2880"/>
-          </w:tcPr>
-          <w:p>
-            <w:r>
-              <w:t>B</w:t>
-            </w:r>
-          </w:p>
-        </w:tc>
-        <w:tc>
-          <w:tcPr>
-            <w:tcW w:type="dxa" w:w="2880"/>
-          </w:tcPr>
-          <w:p>
-            <w:r>
-              <w:t>Central state machine. Maintains incident context, routes messages, manages lifecycle (monitor → analyze → respond → resolve). The "conductor" of the multi-agent symphony.</w:t>
+              <w:t>Proactive Guidance</w:t>
+            </w:r>
+          </w:p>
+        </w:tc>
+        <w:tc>
+          <w:tcPr>
+            <w:tcW w:type="dxa" w:w="2880"/>
+          </w:tcPr>
+          <w:p>
+            <w:r>
+              <w:t>SHELDRA monitors the environment and proactively speaks up: "Watch your step — there is an oil spill in aisle 3."</w:t>
+            </w:r>
+          </w:p>
+        </w:tc>
+        <w:tc>
+          <w:tcPr>
+            <w:tcW w:type="dxa" w:w="2880"/>
+          </w:tcPr>
+          <w:p>
+            <w:r>
+              <w:t>CV + IoT + KG</w:t>
             </w:r>
           </w:p>
         </w:tc>
@@ -653,27 +594,27 @@
           </w:tcPr>
           <w:p>
             <w:r>
-              <w:t>Vision Agent</w:t>
-            </w:r>
-          </w:p>
-        </w:tc>
-        <w:tc>
-          <w:tcPr>
-            <w:tcW w:type="dxa" w:w="2880"/>
-          </w:tcPr>
-          <w:p>
-            <w:r>
-              <w:t>A</w:t>
-            </w:r>
-          </w:p>
-        </w:tc>
-        <w:tc>
-          <w:tcPr>
-            <w:tcW w:type="dxa" w:w="2880"/>
-          </w:tcPr>
-          <w:p>
-            <w:r>
-              <w:t>Processes camera frames via YOLOv8. Detects PPE compliance, zone encroachment, unsafe behaviors (reaching, climbing, running). Outputs structured observations with bounding boxes and confidence.</w:t>
+              <w:t>Corrective Feedback</w:t>
+            </w:r>
+          </w:p>
+        </w:tc>
+        <w:tc>
+          <w:tcPr>
+            <w:tcW w:type="dxa" w:w="2880"/>
+          </w:tcPr>
+          <w:p>
+            <w:r>
+              <w:t>When a safety violation is detected, SHELDRA intervenes with a specific, actionable correction: "Your safety glasses are on top of your helmet. Please adjust them before entering Zone A."</w:t>
+            </w:r>
+          </w:p>
+        </w:tc>
+        <w:tc>
+          <w:tcPr>
+            <w:tcW w:type="dxa" w:w="2880"/>
+          </w:tcPr>
+          <w:p>
+            <w:r>
+              <w:t>Vision Agent + Profile</w:t>
             </w:r>
           </w:p>
         </w:tc>
@@ -685,27 +626,27 @@
           </w:tcPr>
           <w:p>
             <w:r>
-              <w:t>Monitoring Agent</w:t>
-            </w:r>
-          </w:p>
-        </w:tc>
-        <w:tc>
-          <w:tcPr>
-            <w:tcW w:type="dxa" w:w="2880"/>
-          </w:tcPr>
-          <w:p>
-            <w:r>
-              <w:t>A</w:t>
-            </w:r>
-          </w:p>
-        </w:tc>
-        <w:tc>
-          <w:tcPr>
-            <w:tcW w:type="dxa" w:w="2880"/>
-          </w:tcPr>
-          <w:p>
-            <w:r>
-              <w:t>Ingests IoT sensor streams. Runs TimesNet anomaly detection on multivariate time-series. Produces anomaly scores with per-sensor contribution breakdown.</w:t>
+              <w:t>Procedural Walkthrough</w:t>
+            </w:r>
+          </w:p>
+        </w:tc>
+        <w:tc>
+          <w:tcPr>
+            <w:tcW w:type="dxa" w:w="2880"/>
+          </w:tcPr>
+          <w:p>
+            <w:r>
+              <w:t>For complex or rare tasks, SHELDRA provides step-by-step guidance, pausing at each step for confirmation.</w:t>
+            </w:r>
+          </w:p>
+        </w:tc>
+        <w:tc>
+          <w:tcPr>
+            <w:tcW w:type="dxa" w:w="2880"/>
+          </w:tcPr>
+          <w:p>
+            <w:r>
+              <w:t>RAG + Decision Tree</w:t>
             </w:r>
           </w:p>
         </w:tc>
@@ -717,27 +658,27 @@
           </w:tcPr>
           <w:p>
             <w:r>
-              <w:t>Compliance Agent</w:t>
-            </w:r>
-          </w:p>
-        </w:tc>
-        <w:tc>
-          <w:tcPr>
-            <w:tcW w:type="dxa" w:w="2880"/>
-          </w:tcPr>
-          <w:p>
-            <w:r>
-              <w:t>B</w:t>
-            </w:r>
-          </w:p>
-        </w:tc>
-        <w:tc>
-          <w:tcPr>
-            <w:tcW w:type="dxa" w:w="2880"/>
-          </w:tcPr>
-          <w:p>
-            <w:r>
-              <w:t>Queries Knowledge Graph for active safety rules, worker qualifications, equipment status. Cross-references observations against rules. Ranks violations by severity + context.</w:t>
+              <w:t>Hazard Q&amp;A</w:t>
+            </w:r>
+          </w:p>
+        </w:tc>
+        <w:tc>
+          <w:tcPr>
+            <w:tcW w:type="dxa" w:w="2880"/>
+          </w:tcPr>
+          <w:p>
+            <w:r>
+              <w:t>Workers can ask SHELDRA anything: "What is the protocol for hydrogen sulfide detection?" SHELDRA answers with citations from safety manuals.</w:t>
+            </w:r>
+          </w:p>
+        </w:tc>
+        <w:tc>
+          <w:tcPr>
+            <w:tcW w:type="dxa" w:w="2880"/>
+          </w:tcPr>
+          <w:p>
+            <w:r>
+              <w:t>RAG</w:t>
             </w:r>
           </w:p>
         </w:tc>
@@ -749,27 +690,27 @@
           </w:tcPr>
           <w:p>
             <w:r>
-              <w:t>RAG Agent</w:t>
-            </w:r>
-          </w:p>
-        </w:tc>
-        <w:tc>
-          <w:tcPr>
-            <w:tcW w:type="dxa" w:w="2880"/>
-          </w:tcPr>
-          <w:p>
-            <w:r>
-              <w:t>A/B</w:t>
-            </w:r>
-          </w:p>
-        </w:tc>
-        <w:tc>
-          <w:tcPr>
-            <w:tcW w:type="dxa" w:w="2880"/>
-          </w:tcPr>
-          <w:p>
-            <w:r>
-              <w:t>Retrieves relevant safety procedures from vector store. Augments Compliance Agent decisions with regulatory citations. Provides grounded, source-cited responses.</w:t>
+              <w:t>Emergency Response</w:t>
+            </w:r>
+          </w:p>
+        </w:tc>
+        <w:tc>
+          <w:tcPr>
+            <w:tcW w:type="dxa" w:w="2880"/>
+          </w:tcPr>
+          <w:p>
+            <w:r>
+              <w:t>During an incident, SHELDRA switches to emergency mode: clear, authoritative, time-stamped evacuation instructions.</w:t>
+            </w:r>
+          </w:p>
+        </w:tc>
+        <w:tc>
+          <w:tcPr>
+            <w:tcW w:type="dxa" w:w="2880"/>
+          </w:tcPr>
+          <w:p>
+            <w:r>
+              <w:t>Decision Tree + Emergency</w:t>
             </w:r>
           </w:p>
         </w:tc>
@@ -781,27 +722,27 @@
           </w:tcPr>
           <w:p>
             <w:r>
-              <w:t>Response Agent</w:t>
-            </w:r>
-          </w:p>
-        </w:tc>
-        <w:tc>
-          <w:tcPr>
-            <w:tcW w:type="dxa" w:w="2880"/>
-          </w:tcPr>
-          <w:p>
-            <w:r>
-              <w:t>B</w:t>
-            </w:r>
-          </w:p>
-        </w:tc>
-        <w:tc>
-          <w:tcPr>
-            <w:tcW w:type="dxa" w:w="2880"/>
-          </w:tcPr>
-          <w:p>
-            <w:r>
-              <w:t>Selects and executes response actions from a configurable playbook. Handles escalation ladders. Manages multi-channel alert dispatch.</w:t>
+              <w:t>Training &amp; Simulation</w:t>
+            </w:r>
+          </w:p>
+        </w:tc>
+        <w:tc>
+          <w:tcPr>
+            <w:tcW w:type="dxa" w:w="2880"/>
+          </w:tcPr>
+          <w:p>
+            <w:r>
+              <w:t>In VR mode, SHELDRA becomes a training instructor, scoring worker responses and adapting future training.</w:t>
+            </w:r>
+          </w:p>
+        </w:tc>
+        <w:tc>
+          <w:tcPr>
+            <w:tcW w:type="dxa" w:w="2880"/>
+          </w:tcPr>
+          <w:p>
+            <w:r>
+              <w:t>VR Scene + Profile</w:t>
             </w:r>
           </w:p>
         </w:tc>
@@ -813,27 +754,27 @@
           </w:tcPr>
           <w:p>
             <w:r>
-              <w:t>Explanation Agent</w:t>
-            </w:r>
-          </w:p>
-        </w:tc>
-        <w:tc>
-          <w:tcPr>
-            <w:tcW w:type="dxa" w:w="2880"/>
-          </w:tcPr>
-          <w:p>
-            <w:r>
-              <w:t>A</w:t>
-            </w:r>
-          </w:p>
-        </w:tc>
-        <w:tc>
-          <w:tcPr>
-            <w:tcW w:type="dxa" w:w="2880"/>
-          </w:tcPr>
-          <w:p>
-            <w:r>
-              <w:t>Collects decision traces from all agents. Generates natural language explanations with supporting evidence. Provides counterfactual analysis ("what if").</w:t>
+              <w:t>Shift Handover</w:t>
+            </w:r>
+          </w:p>
+        </w:tc>
+        <w:tc>
+          <w:tcPr>
+            <w:tcW w:type="dxa" w:w="2880"/>
+          </w:tcPr>
+          <w:p>
+            <w:r>
+              <w:t>At shift change, SHELDRA generates a summary for the incoming team: active hazards, worker status, unresolved issues.</w:t>
+            </w:r>
+          </w:p>
+        </w:tc>
+        <w:tc>
+          <w:tcPr>
+            <w:tcW w:type="dxa" w:w="2880"/>
+          </w:tcPr>
+          <w:p>
+            <w:r>
+              <w:t>KG + Profile</w:t>
             </w:r>
           </w:p>
         </w:tc>
@@ -844,22 +785,25 @@
         <w:pStyle w:val="Heading2"/>
       </w:pPr>
       <w:r>
-        <w:t>5.3 Orchestration Flow</w:t>
+        <w:t>4.2 SHELDRA Personality &amp; Behavior</w:t>
       </w:r>
     </w:p>
     <w:p>
       <w:r>
-        <w:t>1. Observing Phase: Vision &amp; Monitoring agents continuously observe streams, emitting observations to the Orchestrator.</w:t>
+        <w:rPr>
+          <w:b w:val="0"/>
+        </w:rPr>
+        <w:t>SHELDRA’s personality is designed for industrial environments:</w:t>
         <w:br/>
-        <w:t>2. Context Assembly: Orchestrator collects observations, queries the Knowledge Graph for context (who is this worker? what machine? what zone? current risk level?).</w:t>
+        <w:t>- Calm authority: Never alarms unnecessarily. Communicates clearly even in emergencies.</w:t>
         <w:br/>
-        <w:t>3. Reasoning Phase: Observations + context dispatched to Compliance Agent and RAG Agent in parallel.</w:t>
+        <w:t>- Encouraging: Praises correct behavior. "Great job locking out that equipment."</w:t>
         <w:br/>
-        <w:t>4. Decision Phase: Orchestrator fuses compliance scores, anomaly severity, regulatory context. Computes compound risk score.</w:t>
+        <w:t>- Patience: Repeats and rephrases if a worker does not understand.</w:t>
         <w:br/>
-        <w:t>5. Action Phase: If risk exceeds threshold, Response Agent is triggered. Explanation Agent generates human-readable trace.</w:t>
+        <w:t>- Adaptability: Switches tone based on worker emotional state (stressed = slower, simpler).</w:t>
         <w:br/>
-        <w:t>6. Learning Phase: Human feedback (acknowledge, dismiss, escalate) is recorded in the Knowledge Graph as a temporal edge, improving future decisions.</w:t>
+        <w:t>- Memory: Reminds workers of past coaching moments. "Remember last week’s training on confined space entry?"</w:t>
       </w:r>
     </w:p>
     <w:p>
@@ -867,20 +811,54 @@
         <w:pStyle w:val="Heading2"/>
       </w:pPr>
       <w:r>
-        <w:t>5.4 Why Agent-Based?</w:t>
+        <w:t>4.3 Holographic Avatar Design</w:t>
       </w:r>
     </w:p>
     <w:p>
       <w:r>
-        <w:t>- Modularity: Each agent can be developed, tested, and improved independently.</w:t>
+        <w:rPr>
+          <w:b w:val="0"/>
+        </w:rPr>
+        <w:t>The SHELDRA avatar is rendered in real-time 3D using React Three Fiber:</w:t>
         <w:br/>
-        <w:t>- Composability: New agents (e.g., a "Fire Detection Agent" or "Ergonomics Agent") can be added without modifying existing ones.</w:t>
+        <w:t>- Full-body presence with idle animation (gentle floating, scanning environment)</w:t>
         <w:br/>
-        <w:t>- Explainability: Each decision is traced to a specific agent with specific evidence.</w:t>
+        <w:t>- Gesture system: pointing at hazards, nodding in acknowledgment, open-palm for warnings</w:t>
         <w:br/>
-        <w:t>- Fault Isolation: A failing agent degrades capability gracefully rather than crashing the entire system.</w:t>
+        <w:t>- Lip-sync: synchronized to TTS audio output via waveform analysis</w:t>
         <w:br/>
-        <w:t>- Scalability: High-volume agents (Vision, Monitoring) can be horizontally replicated while low-volume agents (Explanation) run singleton.</w:t>
+        <w:t>- Holographic shader: scan-line overlay, subtle glow, translucent effect</w:t>
+        <w:br/>
+        <w:t>- Responsive: resizes from full-screen desktop to mobile thumbnail</w:t>
+        <w:br/>
+        <w:t>- Environmental awareness: avatar lighting matches factory scene</w:t>
+        <w:br/>
+        <w:br/>
+        <w:t>Fallback for hackathon: 2D animated character with same gesture/vocal personality, rendered via Lottie/Bodymovin if 3D performance is insufficient.</w:t>
+      </w:r>
+    </w:p>
+    <w:p>
+      <w:pPr>
+        <w:pStyle w:val="Heading2"/>
+      </w:pPr>
+      <w:r>
+        <w:t>4.4 Interaction Modalities</w:t>
+      </w:r>
+    </w:p>
+    <w:p>
+      <w:r>
+        <w:rPr>
+          <w:b w:val="0"/>
+        </w:rPr>
+        <w:t>- Voice: Speak to SHELDRA (Whisper STT) / SHELDRA speaks back (ElevenLabs/Coqui TTS)</w:t>
+        <w:br/>
+        <w:t>- Text: Type to SHELDRA in chat panel</w:t>
+        <w:br/>
+        <w:t>- Visual: SHELDRA highlights hazards on screen / in AR overlay</w:t>
+        <w:br/>
+        <w:t>- Gesture (future): Wave to summon, point to direct attention</w:t>
+        <w:br/>
+        <w:t>- Multi-modal: Combine voice + visual for complex instructions</w:t>
       </w:r>
     </w:p>
     <w:p>
@@ -888,12 +866,15 @@
         <w:pStyle w:val="Heading1"/>
       </w:pPr>
       <w:r>
-        <w:t>6. AI Pipeline</w:t>
+        <w:t>5. Decision Tree Algorithm</w:t>
       </w:r>
     </w:p>
     <w:p>
       <w:r>
-        <w:t>The AI pipeline is the inference backbone. All models are containerized as microservices with REST/gRPC endpoints, enabling independent scaling and A/B testing.</w:t>
+        <w:rPr>
+          <w:b w:val="0"/>
+        </w:rPr>
+        <w:t>The Decision Tree Engine is the second primary pillar. It replaces static safety checklists with living, learning flow charts that evolve with every incident. Every SHELDRA interaction, every sensor reading, every supervisor override feeds back into the tree, making it more accurate over time.</w:t>
       </w:r>
     </w:p>
     <w:p>
@@ -901,19 +882,60 @@
         <w:pStyle w:val="Heading2"/>
       </w:pPr>
       <w:r>
-        <w:t>6.1 Pipeline Architecture</w:t>
+        <w:t>5.1 Data Model</w:t>
       </w:r>
     </w:p>
     <w:p>
       <w:r>
-        <w:t>Data Source → Preprocessing → Model Inference → Post-processing → Agent Event</w:t>
+        <w:rPr>
+          <w:b w:val="0"/>
+        </w:rPr>
+        <w:t>Each decision tree is a directed acyclic graph (DAG):</w:t>
         <w:br/>
         <w:br/>
-        <w:t>Each stage is a separate service in the inference graph. For example:</w:t>
+        <w:t>{</w:t>
         <w:br/>
-        <w:t>- Camera Frame → Frame Sampler → YOLOv8 Inference → Non-max Suppression → PPE Detection Event</w:t>
+        <w:t xml:space="preserve">  "tree_id": "gas-leak-001",</w:t>
         <w:br/>
-        <w:t>- Sensor Reading → Normalizer → TimesNet Inference → Anomaly Scorer → Anomaly Event</w:t>
+        <w:t xml:space="preserve">  "hazard_type": "gas_leak",</w:t>
+        <w:br/>
+        <w:t xml:space="preserve">  "version": 7,</w:t>
+        <w:br/>
+        <w:t xml:space="preserve">  "last_updated": "2026-07-07T14:30:00Z",</w:t>
+        <w:br/>
+        <w:t xml:space="preserve">  "overall_accuracy": 0.89,</w:t>
+        <w:br/>
+        <w:t xml:space="preserve">  "nodes": [</w:t>
+        <w:br/>
+        <w:t xml:space="preserve">    {</w:t>
+        <w:br/>
+        <w:t xml:space="preserve">      "id": "node-001",</w:t>
+        <w:br/>
+        <w:t xml:space="preserve">      "type": "question | action | condition | resolution",</w:t>
+        <w:br/>
+        <w:t xml:space="preserve">      "question": "Is the gas sensor reading above 50ppm?",</w:t>
+        <w:br/>
+        <w:t xml:space="preserve">      "conditions": { "sensor.gas_ppm": { "gt": 50 } },</w:t>
+        <w:br/>
+        <w:t xml:space="preserve">      "branches": [</w:t>
+        <w:br/>
+        <w:t xml:space="preserve">        { "to": "node-002", "label": "Yes", "action": "evacuate_zone" },</w:t>
+        <w:br/>
+        <w:t xml:space="preserve">        { "to": "node-003", "label": "No", "action": "monitor" }</w:t>
+        <w:br/>
+        <w:t xml:space="preserve">      ],</w:t>
+        <w:br/>
+        <w:t xml:space="preserve">      "accuracy": 0.92,</w:t>
+        <w:br/>
+        <w:t xml:space="preserve">      "times_taken": 47</w:t>
+        <w:br/>
+        <w:t xml:space="preserve">    }</w:t>
+        <w:br/>
+        <w:t xml:space="preserve">  ],</w:t>
+        <w:br/>
+        <w:t xml:space="preserve">  "root_id": "node-001"</w:t>
+        <w:br/>
+        <w:t>}</w:t>
       </w:r>
     </w:p>
     <w:p>
@@ -921,23 +943,154 @@
         <w:pStyle w:val="Heading2"/>
       </w:pPr>
       <w:r>
-        <w:t>6.2 Model Serving</w:t>
+        <w:t>5.2 Tree Generation</w:t>
       </w:r>
     </w:p>
     <w:p>
       <w:r>
-        <w:t>All models are served via NVIDIA Triton Inference Server for:</w:t>
+        <w:rPr>
+          <w:b w:val="0"/>
+        </w:rPr>
+        <w:t>Trees are generated from three sources:</w:t>
         <w:br/>
-        <w:t>- Dynamic batching (maximize GPU utilization)</w:t>
+        <w:t>1. Knowledge Graph: Hazard taxonomy nodes link to safety rules, procedures, and historical incidents. These define the initial tree structure.</w:t>
         <w:br/>
-        <w:t>- Model versioning (rollback unsafe model versions)</w:t>
+        <w:t>2. Safety Documents (RAG): Procedure steps are parsed into action nodes.</w:t>
         <w:br/>
-        <w:t>- Concurrent model execution (vision + time-series on same GPU)</w:t>
-        <w:br/>
-        <w:t>- gRPC streaming for low-latency inference</w:t>
+        <w:t>3. Historical Incidents: Past resolution paths are extracted as branch patterns.</w:t>
         <w:br/>
         <w:br/>
-        <w:t>Fallback: For hackathon without GPU access, ONNX Runtime with CPU optimization (FP16 quantization, int8 quantization).</w:t>
+        <w:t>The generator combines these into a coherent tree, validates it for completeness (all branches terminate in resolution or escalation), and assigns initial confidence scores based on source reliability.</w:t>
+      </w:r>
+    </w:p>
+    <w:p>
+      <w:pPr>
+        <w:pStyle w:val="Heading2"/>
+      </w:pPr>
+      <w:r>
+        <w:t>5.3 The 5-Minute Update Cycle</w:t>
+      </w:r>
+    </w:p>
+    <w:p>
+      <w:r>
+        <w:rPr>
+          <w:b w:val="0"/>
+        </w:rPr>
+        <w:t>This is the core differentiator. Every 5 minutes:</w:t>
+        <w:br/>
+        <w:br/>
+        <w:t>1. Collect outcomes: Gather all hazard resolutions from the last 5 minutes — both successful and failed.</w:t>
+        <w:br/>
+        <w:t>2. Score each branch: For each path taken, compare predicted outcome vs actual outcome. Update branch accuracy scores.</w:t>
+        <w:br/>
+        <w:t>3. Prune low-accuracy branches: Any branch with &lt; 50% accuracy over last 10 evaluations is flagged for pruning. If accuracy does not recover in 3 cycles, it is removed.</w:t>
+        <w:br/>
+        <w:t>4. Propose new branches: Analyze failed resolutions for patterns. If a common alternative path emerges, propose it as a new branch.</w:t>
+        <w:br/>
+        <w:t>5. Version the tree: Each update creates a new tree version. Old trees are retained for A/B testing and rollback.</w:t>
+        <w:br/>
+        <w:t>6. Notify SHELDRA: "Decision Tree #7 updated to version 8 — new branch added for gas leak escalation."</w:t>
+      </w:r>
+    </w:p>
+    <w:p>
+      <w:pPr>
+        <w:pStyle w:val="Heading2"/>
+      </w:pPr>
+      <w:r>
+        <w:t>5.4 Flow Chart Examples</w:t>
+      </w:r>
+    </w:p>
+    <w:p>
+      <w:r>
+        <w:rPr>
+          <w:b/>
+        </w:rPr>
+        <w:t>Example 1: PPE Violation Resolution</w:t>
+      </w:r>
+    </w:p>
+    <w:p>
+      <w:r>
+        <w:rPr>
+          <w:b w:val="0"/>
+        </w:rPr>
+        <w:t>Root: Worker entered Zone A without safety glasses</w:t>
+        <w:br/>
+        <w:t>├─ Is worker in a designated PPE-required zone?</w:t>
+        <w:br/>
+        <w:t>│   ├─ Yes → Notify worker + display nearest PPE station</w:t>
+        <w:br/>
+        <w:t>│   │   ├─ Worker complies? → Log compliance + praise</w:t>
+        <w:br/>
+        <w:t>│   │   └─ Worker does not comply? → Escalate to supervisor</w:t>
+        <w:br/>
+        <w:t>│   └─ No → No action needed (log entry)</w:t>
+        <w:br/>
+        <w:t>└─ Does worker have a medical exemption?</w:t>
+        <w:br/>
+        <w:t xml:space="preserve">    ├─ Yes → Verify exemption in KG → Log + allow</w:t>
+        <w:br/>
+        <w:t xml:space="preserve">    └─ No → Escalate to safety officer</w:t>
+      </w:r>
+    </w:p>
+    <w:p>
+      <w:r>
+        <w:rPr>
+          <w:b/>
+        </w:rPr>
+        <w:t>Example 2: Gas Leak Response</w:t>
+      </w:r>
+    </w:p>
+    <w:p>
+      <w:r>
+        <w:rPr>
+          <w:b w:val="0"/>
+        </w:rPr>
+        <w:t>Root: Gas sensor anomaly detected in Zone B</w:t>
+        <w:br/>
+        <w:t>├─ Gas level &gt; 50ppm?</w:t>
+        <w:br/>
+        <w:t>│   ├─ Yes → Initiate zone evacuation</w:t>
+        <w:br/>
+        <w:t>│   │   ├─ All workers evacuated? → Seal zone + alert HAZMAT</w:t>
+        <w:br/>
+        <w:t>│   │   └─ Workers remaining? → Alert rescue team</w:t>
+        <w:br/>
+        <w:t>│   └─ No → Increase monitoring frequency</w:t>
+        <w:br/>
+        <w:t>│       ├─ Gas stabilizes? → Resume normal ops</w:t>
+        <w:br/>
+        <w:t>│       └─ Gas rising? → Re-evaluate (loop to root)</w:t>
+        <w:br/>
+        <w:t>└─ Is gas source identified?</w:t>
+        <w:br/>
+        <w:t xml:space="preserve">    ├─ Yes → Dispatch maintenance team</w:t>
+        <w:br/>
+        <w:t xml:space="preserve">    └─ No → Initiate source search protocol</w:t>
+      </w:r>
+    </w:p>
+    <w:p>
+      <w:pPr>
+        <w:pStyle w:val="Heading2"/>
+      </w:pPr>
+      <w:r>
+        <w:t>5.5 Accuracy Evaluation</w:t>
+      </w:r>
+    </w:p>
+    <w:p>
+      <w:r>
+        <w:rPr>
+          <w:b w:val="0"/>
+        </w:rPr>
+        <w:t>Every hazard resolution is scored:</w:t>
+        <w:br/>
+        <w:t>- Success: Hazard resolved correctly, no injuries, no escalation needed. Score: 1.0</w:t>
+        <w:br/>
+        <w:t>- Partial: Hazard resolved but with delay or confusion. Score: 0.5</w:t>
+        <w:br/>
+        <w:t>- Failure: Escalation required, incorrect procedure followed. Score: 0.0</w:t>
+        <w:br/>
+        <w:br/>
+        <w:t>Accuracy for a node = (sum of scores) / (number of times taken) over rolling 10-trial window. Overall tree accuracy = average of all leaf node accuracies. Displayed in real-time on the dashboard.</w:t>
       </w:r>
     </w:p>
     <w:p>
@@ -945,7 +1098,344 @@
         <w:pStyle w:val="Heading1"/>
       </w:pPr>
       <w:r>
-        <w:t>7. Computer Vision Pipeline</w:t>
+        <w:t>6. System Architecture Overview</w:t>
+      </w:r>
+    </w:p>
+    <w:p>
+      <w:r>
+        <w:rPr>
+          <w:b w:val="0"/>
+        </w:rPr>
+        <w:t>The architecture is SHELDRA-centric. Every component exists to feed SHELDRA’s awareness, power the Decision Tree, or deliver the holographic experience.</w:t>
+      </w:r>
+    </w:p>
+    <w:p>
+      <w:r>
+        <w:rPr>
+          <w:b w:val="0"/>
+        </w:rPr>
+        <w:t>Layer 1 — Edge &amp; Sensor Layer</w:t>
+        <w:br/>
+        <w:t>Cameras (RTSP), IoT sensors (temperature, vibration, gas, noise, humidity), edge gateways with lightweight preprocessing. Workers can also interact via mobile devices with AR capabilities.</w:t>
+        <w:br/>
+        <w:br/>
+        <w:t>Layer 2 — Ingestion &amp; Streaming Layer</w:t>
+        <w:br/>
+        <w:t>Apache Kafka as the nervous system. Topics: sheldra.interactions, decision.trees, sensor.readings, vision.events, worker.profiles, system.alerts. Schema Registry for contract enforcement.</w:t>
+        <w:br/>
+        <w:br/>
+        <w:t>Layer 3 — SHELDRA Intelligence Layer</w:t>
+        <w:br/>
+        <w:t>The brain. Contains: SHELDRA Core AI (LLM + Personalization Engine), Decision Tree Engine (generator + updater + scorer), Multi-Agent System (feeding context), Knowledge Graph (worker profiles + hazard taxonomy), RAG Engine (safety document grounding).</w:t>
+        <w:br/>
+        <w:br/>
+        <w:t>Layer 4 — SHELDRA Presentation Layer</w:t>
+        <w:br/>
+        <w:t>Next.js dashboard with Three.js holographic avatar, WebSocket real-time streaming, voice I/O (STT/TTS), Decision Tree flow chart visualization, VR training scenes.</w:t>
+        <w:br/>
+        <w:br/>
+        <w:t>Layer 5 — Human-in-the-Loop Layer</w:t>
+        <w:br/>
+        <w:t>Supervisor console for monitoring SHELDRA interactions, overriding recommendations, audit trails, shift handover briefings.</w:t>
+      </w:r>
+    </w:p>
+    <w:p>
+      <w:pPr>
+        <w:pStyle w:val="Heading1"/>
+      </w:pPr>
+      <w:r>
+        <w:t>7. Multi-Agent Architecture (Supporting SHELDRA)</w:t>
+      </w:r>
+    </w:p>
+    <w:p>
+      <w:r>
+        <w:rPr>
+          <w:b w:val="0"/>
+        </w:rPr>
+        <w:t>The multi-agent system exists to feed SHELDRA’s situational awareness. Each agent is a specialized sensor-to-meaning pipeline that converts raw observations into structured context that SHELDRA can reason over.</w:t>
+      </w:r>
+    </w:p>
+    <w:tbl>
+      <w:tblPr>
+        <w:tblStyle w:val="LightGrid-Accent1"/>
+        <w:tblW w:type="auto" w:w="0"/>
+        <w:jc w:val="center"/>
+        <w:tblLook w:firstColumn="1" w:firstRow="1" w:lastColumn="0" w:lastRow="0" w:noHBand="0" w:noVBand="1" w:val="04A0"/>
+      </w:tblPr>
+      <w:tblGrid>
+        <w:gridCol w:w="2880"/>
+        <w:gridCol w:w="2880"/>
+        <w:gridCol w:w="2880"/>
+      </w:tblGrid>
+      <w:tr>
+        <w:tc>
+          <w:tcPr>
+            <w:tcW w:type="dxa" w:w="2880"/>
+          </w:tcPr>
+          <w:p>
+            <w:r>
+              <w:t>Agent</w:t>
+            </w:r>
+          </w:p>
+        </w:tc>
+        <w:tc>
+          <w:tcPr>
+            <w:tcW w:type="dxa" w:w="2880"/>
+          </w:tcPr>
+          <w:p>
+            <w:r>
+              <w:t>Owner</w:t>
+            </w:r>
+          </w:p>
+        </w:tc>
+        <w:tc>
+          <w:tcPr>
+            <w:tcW w:type="dxa" w:w="2880"/>
+          </w:tcPr>
+          <w:p>
+            <w:r>
+              <w:t>Role in SHELDRA Ecosystem</w:t>
+            </w:r>
+          </w:p>
+        </w:tc>
+      </w:tr>
+      <w:tr>
+        <w:tc>
+          <w:tcPr>
+            <w:tcW w:type="dxa" w:w="2880"/>
+          </w:tcPr>
+          <w:p>
+            <w:r>
+              <w:t>Orchestrator</w:t>
+            </w:r>
+          </w:p>
+        </w:tc>
+        <w:tc>
+          <w:tcPr>
+            <w:tcW w:type="dxa" w:w="2880"/>
+          </w:tcPr>
+          <w:p>
+            <w:r>
+              <w:t>B</w:t>
+            </w:r>
+          </w:p>
+        </w:tc>
+        <w:tc>
+          <w:tcPr>
+            <w:tcW w:type="dxa" w:w="2880"/>
+          </w:tcPr>
+          <w:p>
+            <w:r>
+              <w:t>Central state machine. Routes all observations to SHELDRA’s context assembly. Manages incident lifecycle. The bridge between raw data and SHELDRA’s awareness.</w:t>
+            </w:r>
+          </w:p>
+        </w:tc>
+      </w:tr>
+      <w:tr>
+        <w:tc>
+          <w:tcPr>
+            <w:tcW w:type="dxa" w:w="2880"/>
+          </w:tcPr>
+          <w:p>
+            <w:r>
+              <w:t>Vision Agent</w:t>
+            </w:r>
+          </w:p>
+        </w:tc>
+        <w:tc>
+          <w:tcPr>
+            <w:tcW w:type="dxa" w:w="2880"/>
+          </w:tcPr>
+          <w:p>
+            <w:r>
+              <w:t>A</w:t>
+            </w:r>
+          </w:p>
+        </w:tc>
+        <w:tc>
+          <w:tcPr>
+            <w:tcW w:type="dxa" w:w="2880"/>
+          </w:tcPr>
+          <w:p>
+            <w:r>
+              <w:t>Processes camera frames (YOLOv8). Detects PPE compliance, zone encroachment, unsafe behaviors. Outputs structured observations that trigger SHELDRA’s corrective feedback.</w:t>
+            </w:r>
+          </w:p>
+        </w:tc>
+      </w:tr>
+      <w:tr>
+        <w:tc>
+          <w:tcPr>
+            <w:tcW w:type="dxa" w:w="2880"/>
+          </w:tcPr>
+          <w:p>
+            <w:r>
+              <w:t>Monitoring Agent</w:t>
+            </w:r>
+          </w:p>
+        </w:tc>
+        <w:tc>
+          <w:tcPr>
+            <w:tcW w:type="dxa" w:w="2880"/>
+          </w:tcPr>
+          <w:p>
+            <w:r>
+              <w:t>A</w:t>
+            </w:r>
+          </w:p>
+        </w:tc>
+        <w:tc>
+          <w:tcPr>
+            <w:tcW w:type="dxa" w:w="2880"/>
+          </w:tcPr>
+          <w:p>
+            <w:r>
+              <w:t>Ingests IoT sensor streams. Runs TimesNet anomaly detection. Anomaly scores feed into the Decision Tree engine as hazard triggers.</w:t>
+            </w:r>
+          </w:p>
+        </w:tc>
+      </w:tr>
+      <w:tr>
+        <w:tc>
+          <w:tcPr>
+            <w:tcW w:type="dxa" w:w="2880"/>
+          </w:tcPr>
+          <w:p>
+            <w:r>
+              <w:t>Compliance Agent</w:t>
+            </w:r>
+          </w:p>
+        </w:tc>
+        <w:tc>
+          <w:tcPr>
+            <w:tcW w:type="dxa" w:w="2880"/>
+          </w:tcPr>
+          <w:p>
+            <w:r>
+              <w:t>B</w:t>
+            </w:r>
+          </w:p>
+        </w:tc>
+        <w:tc>
+          <w:tcPr>
+            <w:tcW w:type="dxa" w:w="2880"/>
+          </w:tcPr>
+          <w:p>
+            <w:r>
+              <w:t>Queries Knowledge Graph for applicable safety rules given current context. Provides SHELDRA with regulatory grounding for her guidance.</w:t>
+            </w:r>
+          </w:p>
+        </w:tc>
+      </w:tr>
+      <w:tr>
+        <w:tc>
+          <w:tcPr>
+            <w:tcW w:type="dxa" w:w="2880"/>
+          </w:tcPr>
+          <w:p>
+            <w:r>
+              <w:t>RAG Agent</w:t>
+            </w:r>
+          </w:p>
+        </w:tc>
+        <w:tc>
+          <w:tcPr>
+            <w:tcW w:type="dxa" w:w="2880"/>
+          </w:tcPr>
+          <w:p>
+            <w:r>
+              <w:t>A/B</w:t>
+            </w:r>
+          </w:p>
+        </w:tc>
+        <w:tc>
+          <w:tcPr>
+            <w:tcW w:type="dxa" w:w="2880"/>
+          </w:tcPr>
+          <w:p>
+            <w:r>
+              <w:t>Retrieves relevant safety procedures from vector store. Provides citation-anchored knowledge for SHELDRA’s responses. Enables "Show me the regulation" feature.</w:t>
+            </w:r>
+          </w:p>
+        </w:tc>
+      </w:tr>
+      <w:tr>
+        <w:tc>
+          <w:tcPr>
+            <w:tcW w:type="dxa" w:w="2880"/>
+          </w:tcPr>
+          <w:p>
+            <w:r>
+              <w:t>Explanation Agent</w:t>
+            </w:r>
+          </w:p>
+        </w:tc>
+        <w:tc>
+          <w:tcPr>
+            <w:tcW w:type="dxa" w:w="2880"/>
+          </w:tcPr>
+          <w:p>
+            <w:r>
+              <w:t>A</w:t>
+            </w:r>
+          </w:p>
+        </w:tc>
+        <w:tc>
+          <w:tcPr>
+            <w:tcW w:type="dxa" w:w="2880"/>
+          </w:tcPr>
+          <w:p>
+            <w:r>
+              <w:t>Collects decision traces. Enables SHELDRA to answer "Why did you suggest that?" with a complete evidence chain.</w:t>
+            </w:r>
+          </w:p>
+        </w:tc>
+      </w:tr>
+    </w:tbl>
+    <w:p>
+      <w:pPr>
+        <w:pStyle w:val="Heading2"/>
+      </w:pPr>
+      <w:r>
+        <w:t>7.1 SHELDRA Context Assembly Flow</w:t>
+      </w:r>
+    </w:p>
+    <w:p>
+      <w:r>
+        <w:rPr>
+          <w:b w:val="0"/>
+        </w:rPr>
+        <w:t>1. Observations arrive from Vision + Monitoring Agents</w:t>
+        <w:br/>
+        <w:t>2. Orchestrator queries Knowledge Graph for context: Who is this worker? What zone? What equipment? Current risk level?</w:t>
+        <w:br/>
+        <w:t>3. Compliance Agent cross-references observations against safety rules</w:t>
+        <w:br/>
+        <w:t>4. RAG Agent retrieves relevant procedures</w:t>
+        <w:br/>
+        <w:t>5. All context is assembled into SHELDRA’s prompt: {worker_profile, observations, rules, procedures, history, emotional_state}</w:t>
+        <w:br/>
+        <w:t>6. SHELDRA generates response with personalized tone + content depth</w:t>
+        <w:br/>
+        <w:t>7. Decision Tree is updated with the interaction outcome</w:t>
+        <w:br/>
+        <w:t>8. Explanation Agent logs the full trace</w:t>
+      </w:r>
+    </w:p>
+    <w:p>
+      <w:pPr>
+        <w:pStyle w:val="Heading1"/>
+      </w:pPr>
+      <w:r>
+        <w:t>8. SHELDRA AI Pipeline</w:t>
+      </w:r>
+    </w:p>
+    <w:p>
+      <w:r>
+        <w:rPr>
+          <w:b w:val="0"/>
+        </w:rPr>
+        <w:t>The SHELDRA AI pipeline transforms raw context into personalized, grounded, emotionally-aware coaching responses.</w:t>
       </w:r>
     </w:p>
     <w:p>
@@ -953,12 +1443,352 @@
         <w:pStyle w:val="Heading2"/>
       </w:pPr>
       <w:r>
-        <w:t>7.1 Architecture</w:t>
+        <w:t>8.1 Pipeline Stages</w:t>
+      </w:r>
+    </w:p>
+    <w:tbl>
+      <w:tblPr>
+        <w:tblStyle w:val="LightGrid-Accent1"/>
+        <w:tblW w:type="auto" w:w="0"/>
+        <w:jc w:val="center"/>
+        <w:tblLook w:firstColumn="1" w:firstRow="1" w:lastColumn="0" w:lastRow="0" w:noHBand="0" w:noVBand="1" w:val="04A0"/>
+      </w:tblPr>
+      <w:tblGrid>
+        <w:gridCol w:w="2880"/>
+        <w:gridCol w:w="2880"/>
+        <w:gridCol w:w="2880"/>
+      </w:tblGrid>
+      <w:tr>
+        <w:tc>
+          <w:tcPr>
+            <w:tcW w:type="dxa" w:w="2880"/>
+          </w:tcPr>
+          <w:p>
+            <w:r>
+              <w:t>Stage</w:t>
+            </w:r>
+          </w:p>
+        </w:tc>
+        <w:tc>
+          <w:tcPr>
+            <w:tcW w:type="dxa" w:w="2880"/>
+          </w:tcPr>
+          <w:p>
+            <w:r>
+              <w:t>Description</w:t>
+            </w:r>
+          </w:p>
+        </w:tc>
+        <w:tc>
+          <w:tcPr>
+            <w:tcW w:type="dxa" w:w="2880"/>
+          </w:tcPr>
+          <w:p>
+            <w:r>
+              <w:t>Component</w:t>
+            </w:r>
+          </w:p>
+        </w:tc>
+      </w:tr>
+      <w:tr>
+        <w:tc>
+          <w:tcPr>
+            <w:tcW w:type="dxa" w:w="2880"/>
+          </w:tcPr>
+          <w:p>
+            <w:r>
+              <w:t>Context Assembly</w:t>
+            </w:r>
+          </w:p>
+        </w:tc>
+        <w:tc>
+          <w:tcPr>
+            <w:tcW w:type="dxa" w:w="2880"/>
+          </w:tcPr>
+          <w:p>
+            <w:r>
+              <w:t>Collect all observations from agents + KG. Build unified context object.</w:t>
+            </w:r>
+          </w:p>
+        </w:tc>
+        <w:tc>
+          <w:tcPr>
+            <w:tcW w:type="dxa" w:w="2880"/>
+          </w:tcPr>
+          <w:p>
+            <w:r>
+              <w:t>Orchestrator Agent</w:t>
+            </w:r>
+          </w:p>
+        </w:tc>
+      </w:tr>
+      <w:tr>
+        <w:tc>
+          <w:tcPr>
+            <w:tcW w:type="dxa" w:w="2880"/>
+          </w:tcPr>
+          <w:p>
+            <w:r>
+              <w:t>Profile Augmentation</w:t>
+            </w:r>
+          </w:p>
+        </w:tc>
+        <w:tc>
+          <w:tcPr>
+            <w:tcW w:type="dxa" w:w="2880"/>
+          </w:tcPr>
+          <w:p>
+            <w:r>
+              <w:t>Retrieve worker profile. Adjust prompt parameters based on experience, language, learning speed, emotional state.</w:t>
+            </w:r>
+          </w:p>
+        </w:tc>
+        <w:tc>
+          <w:tcPr>
+            <w:tcW w:type="dxa" w:w="2880"/>
+          </w:tcPr>
+          <w:p>
+            <w:r>
+              <w:t>Personalization Engine</w:t>
+            </w:r>
+          </w:p>
+        </w:tc>
+      </w:tr>
+      <w:tr>
+        <w:tc>
+          <w:tcPr>
+            <w:tcW w:type="dxa" w:w="2880"/>
+          </w:tcPr>
+          <w:p>
+            <w:r>
+              <w:t>RAG Retrieval</w:t>
+            </w:r>
+          </w:p>
+        </w:tc>
+        <w:tc>
+          <w:tcPr>
+            <w:tcW w:type="dxa" w:w="2880"/>
+          </w:tcPr>
+          <w:p>
+            <w:r>
+              <w:t>Query vector store for relevant safety procedures. Filter and rank by relevance to current context.</w:t>
+            </w:r>
+          </w:p>
+        </w:tc>
+        <w:tc>
+          <w:tcPr>
+            <w:tcW w:type="dxa" w:w="2880"/>
+          </w:tcPr>
+          <w:p>
+            <w:r>
+              <w:t>RAG Agent</w:t>
+            </w:r>
+          </w:p>
+        </w:tc>
+      </w:tr>
+      <w:tr>
+        <w:tc>
+          <w:tcPr>
+            <w:tcW w:type="dxa" w:w="2880"/>
+          </w:tcPr>
+          <w:p>
+            <w:r>
+              <w:t>Prompt Construction</w:t>
+            </w:r>
+          </w:p>
+        </w:tc>
+        <w:tc>
+          <w:tcPr>
+            <w:tcW w:type="dxa" w:w="2880"/>
+          </w:tcPr>
+          <w:p>
+            <w:r>
+              <w:t>Assemble system prompt with SHELDRA persona, context, profile, and retrieved knowledge.</w:t>
+            </w:r>
+          </w:p>
+        </w:tc>
+        <w:tc>
+          <w:tcPr>
+            <w:tcW w:type="dxa" w:w="2880"/>
+          </w:tcPr>
+          <w:p>
+            <w:r>
+              <w:t>SHELDRA Core</w:t>
+            </w:r>
+          </w:p>
+        </w:tc>
+      </w:tr>
+      <w:tr>
+        <w:tc>
+          <w:tcPr>
+            <w:tcW w:type="dxa" w:w="2880"/>
+          </w:tcPr>
+          <w:p>
+            <w:r>
+              <w:t>LLM Generation</w:t>
+            </w:r>
+          </w:p>
+        </w:tc>
+        <w:tc>
+          <w:tcPr>
+            <w:tcW w:type="dxa" w:w="2880"/>
+          </w:tcPr>
+          <w:p>
+            <w:r>
+              <w:t>Generate response via Llama 3 8B (streaming). Include structured fields: {message, tone, gesture, confidence, citations}.</w:t>
+            </w:r>
+          </w:p>
+        </w:tc>
+        <w:tc>
+          <w:tcPr>
+            <w:tcW w:type="dxa" w:w="2880"/>
+          </w:tcPr>
+          <w:p>
+            <w:r>
+              <w:t>LLM (Ollama/Together)</w:t>
+            </w:r>
+          </w:p>
+        </w:tc>
+      </w:tr>
+      <w:tr>
+        <w:tc>
+          <w:tcPr>
+            <w:tcW w:type="dxa" w:w="2880"/>
+          </w:tcPr>
+          <w:p>
+            <w:r>
+              <w:t>Response Post-Processing</w:t>
+            </w:r>
+          </w:p>
+        </w:tc>
+        <w:tc>
+          <w:tcPr>
+            <w:tcW w:type="dxa" w:w="2880"/>
+          </w:tcPr>
+          <w:p>
+            <w:r>
+              <w:t>Parse structured response. Validate against safety guardrails. Extract gesture/tone commands.</w:t>
+            </w:r>
+          </w:p>
+        </w:tc>
+        <w:tc>
+          <w:tcPr>
+            <w:tcW w:type="dxa" w:w="2880"/>
+          </w:tcPr>
+          <w:p>
+            <w:r>
+              <w:t>SHELDRA Core</w:t>
+            </w:r>
+          </w:p>
+        </w:tc>
+      </w:tr>
+      <w:tr>
+        <w:tc>
+          <w:tcPr>
+            <w:tcW w:type="dxa" w:w="2880"/>
+          </w:tcPr>
+          <w:p>
+            <w:r>
+              <w:t>TTS + Lip-Sync</w:t>
+            </w:r>
+          </w:p>
+        </w:tc>
+        <w:tc>
+          <w:tcPr>
+            <w:tcW w:type="dxa" w:w="2880"/>
+          </w:tcPr>
+          <w:p>
+            <w:r>
+              <w:t>Convert text to speech (ElevenLabs/Coqui). Generate lip-sync animation data.</w:t>
+            </w:r>
+          </w:p>
+        </w:tc>
+        <w:tc>
+          <w:tcPr>
+            <w:tcW w:type="dxa" w:w="2880"/>
+          </w:tcPr>
+          <w:p>
+            <w:r>
+              <w:t>Voice Pipeline</w:t>
+            </w:r>
+          </w:p>
+        </w:tc>
+      </w:tr>
+      <w:tr>
+        <w:tc>
+          <w:tcPr>
+            <w:tcW w:type="dxa" w:w="2880"/>
+          </w:tcPr>
+          <w:p>
+            <w:r>
+              <w:t>Avatar Rendering</w:t>
+            </w:r>
+          </w:p>
+        </w:tc>
+        <w:tc>
+          <w:tcPr>
+            <w:tcW w:type="dxa" w:w="2880"/>
+          </w:tcPr>
+          <w:p>
+            <w:r>
+              <w:t>Animate SHELDRA avatar with speech, gesture, and facial expression.</w:t>
+            </w:r>
+          </w:p>
+        </w:tc>
+        <w:tc>
+          <w:tcPr>
+            <w:tcW w:type="dxa" w:w="2880"/>
+          </w:tcPr>
+          <w:p>
+            <w:r>
+              <w:t>R3F Avatar</w:t>
+            </w:r>
+          </w:p>
+        </w:tc>
+      </w:tr>
+    </w:tbl>
+    <w:p>
+      <w:pPr>
+        <w:pStyle w:val="Heading2"/>
+      </w:pPr>
+      <w:r>
+        <w:t>8.2 Guardrails &amp; Safety</w:t>
       </w:r>
     </w:p>
     <w:p>
       <w:r>
-        <w:t>The vision pipeline processes multiple camera streams concurrently. Each stream runs in its own processing thread with configurable FPS (default: 5 FPS for safety, 1 FPS for ambient monitoring).</w:t>
+        <w:rPr>
+          <w:b w:val="0"/>
+        </w:rPr>
+        <w:t>SHELDRA operates under strict behavioral constraints:</w:t>
+        <w:br/>
+        <w:t>- Never contradict a safety procedure directly (escalate to supervisor instead)</w:t>
+        <w:br/>
+        <w:t>- Always provide confidence level for uncertain guidance</w:t>
+        <w:br/>
+        <w:t>- Never dismiss a worker’s concern (redirect to supervisor if needed)</w:t>
+        <w:br/>
+        <w:t>- Always cite sources for procedural guidance</w:t>
+        <w:br/>
+        <w:t>- Switch to emergency mode (abbreviated, authoritative) when risk score &gt; 0.8</w:t>
+        <w:br/>
+        <w:t>- Log all interactions for audit</w:t>
+      </w:r>
+    </w:p>
+    <w:p>
+      <w:pPr>
+        <w:pStyle w:val="Heading1"/>
+      </w:pPr>
+      <w:r>
+        <w:t>9. Personalization Engine</w:t>
+      </w:r>
+    </w:p>
+    <w:p>
+      <w:r>
+        <w:rPr>
+          <w:b w:val="0"/>
+        </w:rPr>
+        <w:t>SHELDRA is not one AI — she is a different AI for every worker. The personalization engine ensures that each worker receives guidance tailored to their individual profile.</w:t>
       </w:r>
     </w:p>
     <w:p>
@@ -966,7 +1796,655 @@
         <w:pStyle w:val="Heading2"/>
       </w:pPr>
       <w:r>
-        <w:t>7.2 Detection Models</w:t>
+        <w:t>9.1 Worker Profile Schema</w:t>
+      </w:r>
+    </w:p>
+    <w:tbl>
+      <w:tblPr>
+        <w:tblStyle w:val="LightGrid-Accent1"/>
+        <w:tblW w:type="auto" w:w="0"/>
+        <w:jc w:val="center"/>
+        <w:tblLook w:firstColumn="1" w:firstRow="1" w:lastColumn="0" w:lastRow="0" w:noHBand="0" w:noVBand="1" w:val="04A0"/>
+      </w:tblPr>
+      <w:tblGrid>
+        <w:gridCol w:w="2880"/>
+        <w:gridCol w:w="2880"/>
+        <w:gridCol w:w="2880"/>
+      </w:tblGrid>
+      <w:tr>
+        <w:tc>
+          <w:tcPr>
+            <w:tcW w:type="dxa" w:w="2880"/>
+          </w:tcPr>
+          <w:p>
+            <w:r>
+              <w:t>Field</w:t>
+            </w:r>
+          </w:p>
+        </w:tc>
+        <w:tc>
+          <w:tcPr>
+            <w:tcW w:type="dxa" w:w="2880"/>
+          </w:tcPr>
+          <w:p>
+            <w:r>
+              <w:t>Type</w:t>
+            </w:r>
+          </w:p>
+        </w:tc>
+        <w:tc>
+          <w:tcPr>
+            <w:tcW w:type="dxa" w:w="2880"/>
+          </w:tcPr>
+          <w:p>
+            <w:r>
+              <w:t>Description</w:t>
+            </w:r>
+          </w:p>
+        </w:tc>
+      </w:tr>
+      <w:tr>
+        <w:tc>
+          <w:tcPr>
+            <w:tcW w:type="dxa" w:w="2880"/>
+          </w:tcPr>
+          <w:p>
+            <w:r>
+              <w:t>worker_id</w:t>
+            </w:r>
+          </w:p>
+        </w:tc>
+        <w:tc>
+          <w:tcPr>
+            <w:tcW w:type="dxa" w:w="2880"/>
+          </w:tcPr>
+          <w:p>
+            <w:r>
+              <w:t>string</w:t>
+            </w:r>
+          </w:p>
+        </w:tc>
+        <w:tc>
+          <w:tcPr>
+            <w:tcW w:type="dxa" w:w="2880"/>
+          </w:tcPr>
+          <w:p>
+            <w:r>
+              <w:t>Unique identifier</w:t>
+            </w:r>
+          </w:p>
+        </w:tc>
+      </w:tr>
+      <w:tr>
+        <w:tc>
+          <w:tcPr>
+            <w:tcW w:type="dxa" w:w="2880"/>
+          </w:tcPr>
+          <w:p>
+            <w:r>
+              <w:t>name</w:t>
+            </w:r>
+          </w:p>
+        </w:tc>
+        <w:tc>
+          <w:tcPr>
+            <w:tcW w:type="dxa" w:w="2880"/>
+          </w:tcPr>
+          <w:p>
+            <w:r>
+              <w:t>string</w:t>
+            </w:r>
+          </w:p>
+        </w:tc>
+        <w:tc>
+          <w:tcPr>
+            <w:tcW w:type="dxa" w:w="2880"/>
+          </w:tcPr>
+          <w:p>
+            <w:r>
+              <w:t>Worker display name</w:t>
+            </w:r>
+          </w:p>
+        </w:tc>
+      </w:tr>
+      <w:tr>
+        <w:tc>
+          <w:tcPr>
+            <w:tcW w:type="dxa" w:w="2880"/>
+          </w:tcPr>
+          <w:p>
+            <w:r>
+              <w:t>role</w:t>
+            </w:r>
+          </w:p>
+        </w:tc>
+        <w:tc>
+          <w:tcPr>
+            <w:tcW w:type="dxa" w:w="2880"/>
+          </w:tcPr>
+          <w:p>
+            <w:r>
+              <w:t>string</w:t>
+            </w:r>
+          </w:p>
+        </w:tc>
+        <w:tc>
+          <w:tcPr>
+            <w:tcW w:type="dxa" w:w="2880"/>
+          </w:tcPr>
+          <w:p>
+            <w:r>
+              <w:t>Job title / role</w:t>
+            </w:r>
+          </w:p>
+        </w:tc>
+      </w:tr>
+      <w:tr>
+        <w:tc>
+          <w:tcPr>
+            <w:tcW w:type="dxa" w:w="2880"/>
+          </w:tcPr>
+          <w:p>
+            <w:r>
+              <w:t>experience_level</w:t>
+            </w:r>
+          </w:p>
+        </w:tc>
+        <w:tc>
+          <w:tcPr>
+            <w:tcW w:type="dxa" w:w="2880"/>
+          </w:tcPr>
+          <w:p>
+            <w:r>
+              <w:t>enum</w:t>
+            </w:r>
+          </w:p>
+        </w:tc>
+        <w:tc>
+          <w:tcPr>
+            <w:tcW w:type="dxa" w:w="2880"/>
+          </w:tcPr>
+          <w:p>
+            <w:r>
+              <w:t>novice | experienced | expert</w:t>
+            </w:r>
+          </w:p>
+        </w:tc>
+      </w:tr>
+      <w:tr>
+        <w:tc>
+          <w:tcPr>
+            <w:tcW w:type="dxa" w:w="2880"/>
+          </w:tcPr>
+          <w:p>
+            <w:r>
+              <w:t>learning_speed</w:t>
+            </w:r>
+          </w:p>
+        </w:tc>
+        <w:tc>
+          <w:tcPr>
+            <w:tcW w:type="dxa" w:w="2880"/>
+          </w:tcPr>
+          <w:p>
+            <w:r>
+              <w:t>float</w:t>
+            </w:r>
+          </w:p>
+        </w:tc>
+        <w:tc>
+          <w:tcPr>
+            <w:tcW w:type="dxa" w:w="2880"/>
+          </w:tcPr>
+          <w:p>
+            <w:r>
+              <w:t>0.0 (slow) to 1.0 (fast). Inferred from interaction patterns.</w:t>
+            </w:r>
+          </w:p>
+        </w:tc>
+      </w:tr>
+      <w:tr>
+        <w:tc>
+          <w:tcPr>
+            <w:tcW w:type="dxa" w:w="2880"/>
+          </w:tcPr>
+          <w:p>
+            <w:r>
+              <w:t>language</w:t>
+            </w:r>
+          </w:p>
+        </w:tc>
+        <w:tc>
+          <w:tcPr>
+            <w:tcW w:type="dxa" w:w="2880"/>
+          </w:tcPr>
+          <w:p>
+            <w:r>
+              <w:t>string</w:t>
+            </w:r>
+          </w:p>
+        </w:tc>
+        <w:tc>
+          <w:tcPr>
+            <w:tcW w:type="dxa" w:w="2880"/>
+          </w:tcPr>
+          <w:p>
+            <w:r>
+              <w:t>en | es | zh (ISO code)</w:t>
+            </w:r>
+          </w:p>
+        </w:tc>
+      </w:tr>
+      <w:tr>
+        <w:tc>
+          <w:tcPr>
+            <w:tcW w:type="dxa" w:w="2880"/>
+          </w:tcPr>
+          <w:p>
+            <w:r>
+              <w:t>certifications</w:t>
+            </w:r>
+          </w:p>
+        </w:tc>
+        <w:tc>
+          <w:tcPr>
+            <w:tcW w:type="dxa" w:w="2880"/>
+          </w:tcPr>
+          <w:p>
+            <w:r>
+              <w:t>string[]</w:t>
+            </w:r>
+          </w:p>
+        </w:tc>
+        <w:tc>
+          <w:tcPr>
+            <w:tcW w:type="dxa" w:w="2880"/>
+          </w:tcPr>
+          <w:p>
+            <w:r>
+              <w:t>List of safety certifications</w:t>
+            </w:r>
+          </w:p>
+        </w:tc>
+      </w:tr>
+      <w:tr>
+        <w:tc>
+          <w:tcPr>
+            <w:tcW w:type="dxa" w:w="2880"/>
+          </w:tcPr>
+          <w:p>
+            <w:r>
+              <w:t>incident_history</w:t>
+            </w:r>
+          </w:p>
+        </w:tc>
+        <w:tc>
+          <w:tcPr>
+            <w:tcW w:type="dxa" w:w="2880"/>
+          </w:tcPr>
+          <w:p>
+            <w:r>
+              <w:t>object[]</w:t>
+            </w:r>
+          </w:p>
+        </w:tc>
+        <w:tc>
+          <w:tcPr>
+            <w:tcW w:type="dxa" w:w="2880"/>
+          </w:tcPr>
+          <w:p>
+            <w:r>
+              <w:t>Past incidents involved in</w:t>
+            </w:r>
+          </w:p>
+        </w:tc>
+      </w:tr>
+      <w:tr>
+        <w:tc>
+          <w:tcPr>
+            <w:tcW w:type="dxa" w:w="2880"/>
+          </w:tcPr>
+          <w:p>
+            <w:r>
+              <w:t>interaction_history</w:t>
+            </w:r>
+          </w:p>
+        </w:tc>
+        <w:tc>
+          <w:tcPr>
+            <w:tcW w:type="dxa" w:w="2880"/>
+          </w:tcPr>
+          <w:p>
+            <w:r>
+              <w:t>object[]</w:t>
+            </w:r>
+          </w:p>
+        </w:tc>
+        <w:tc>
+          <w:tcPr>
+            <w:tcW w:type="dxa" w:w="2880"/>
+          </w:tcPr>
+          <w:p>
+            <w:r>
+              <w:t>Past SHELDRA coaching moments</w:t>
+            </w:r>
+          </w:p>
+        </w:tc>
+      </w:tr>
+      <w:tr>
+        <w:tc>
+          <w:tcPr>
+            <w:tcW w:type="dxa" w:w="2880"/>
+          </w:tcPr>
+          <w:p>
+            <w:r>
+              <w:t>emotional_state</w:t>
+            </w:r>
+          </w:p>
+        </w:tc>
+        <w:tc>
+          <w:tcPr>
+            <w:tcW w:type="dxa" w:w="2880"/>
+          </w:tcPr>
+          <w:p>
+            <w:r>
+              <w:t>object</w:t>
+            </w:r>
+          </w:p>
+        </w:tc>
+        <w:tc>
+          <w:tcPr>
+            <w:tcW w:type="dxa" w:w="2880"/>
+          </w:tcPr>
+          <w:p>
+            <w:r>
+              <w:t>Current estimated stress/fatigue level</w:t>
+            </w:r>
+          </w:p>
+        </w:tc>
+      </w:tr>
+      <w:tr>
+        <w:tc>
+          <w:tcPr>
+            <w:tcW w:type="dxa" w:w="2880"/>
+          </w:tcPr>
+          <w:p>
+            <w:r>
+              <w:t>training_completed</w:t>
+            </w:r>
+          </w:p>
+        </w:tc>
+        <w:tc>
+          <w:tcPr>
+            <w:tcW w:type="dxa" w:w="2880"/>
+          </w:tcPr>
+          <w:p>
+            <w:r>
+              <w:t>object[]</w:t>
+            </w:r>
+          </w:p>
+        </w:tc>
+        <w:tc>
+          <w:tcPr>
+            <w:tcW w:type="dxa" w:w="2880"/>
+          </w:tcPr>
+          <w:p>
+            <w:r>
+              <w:t>VR training modules completed + scores</w:t>
+            </w:r>
+          </w:p>
+        </w:tc>
+      </w:tr>
+      <w:tr>
+        <w:tc>
+          <w:tcPr>
+            <w:tcW w:type="dxa" w:w="2880"/>
+          </w:tcPr>
+          <w:p>
+            <w:r>
+              <w:t>ppe_compliance_rate</w:t>
+            </w:r>
+          </w:p>
+        </w:tc>
+        <w:tc>
+          <w:tcPr>
+            <w:tcW w:type="dxa" w:w="2880"/>
+          </w:tcPr>
+          <w:p>
+            <w:r>
+              <w:t>float</w:t>
+            </w:r>
+          </w:p>
+        </w:tc>
+        <w:tc>
+          <w:tcPr>
+            <w:tcW w:type="dxa" w:w="2880"/>
+          </w:tcPr>
+          <w:p>
+            <w:r>
+              <w:t>0.0-1.0 rolling 30-day compliance</w:t>
+            </w:r>
+          </w:p>
+        </w:tc>
+      </w:tr>
+    </w:tbl>
+    <w:p>
+      <w:pPr>
+        <w:pStyle w:val="Heading2"/>
+      </w:pPr>
+      <w:r>
+        <w:t>9.2 Adaptation Dimensions</w:t>
+      </w:r>
+    </w:p>
+    <w:tbl>
+      <w:tblPr>
+        <w:tblStyle w:val="LightGrid-Accent1"/>
+        <w:tblW w:type="auto" w:w="0"/>
+        <w:jc w:val="center"/>
+        <w:tblLook w:firstColumn="1" w:firstRow="1" w:lastColumn="0" w:lastRow="0" w:noHBand="0" w:noVBand="1" w:val="04A0"/>
+      </w:tblPr>
+      <w:tblGrid>
+        <w:gridCol w:w="4320"/>
+        <w:gridCol w:w="4320"/>
+      </w:tblGrid>
+      <w:tr>
+        <w:tc>
+          <w:tcPr>
+            <w:tcW w:type="dxa" w:w="4320"/>
+          </w:tcPr>
+          <w:p>
+            <w:r>
+              <w:t>Dimension</w:t>
+            </w:r>
+          </w:p>
+        </w:tc>
+        <w:tc>
+          <w:tcPr>
+            <w:tcW w:type="dxa" w:w="4320"/>
+          </w:tcPr>
+          <w:p>
+            <w:r>
+              <w:t>Adaptation Logic</w:t>
+            </w:r>
+          </w:p>
+        </w:tc>
+      </w:tr>
+      <w:tr>
+        <w:tc>
+          <w:tcPr>
+            <w:tcW w:type="dxa" w:w="4320"/>
+          </w:tcPr>
+          <w:p>
+            <w:r>
+              <w:t>Content Depth</w:t>
+            </w:r>
+          </w:p>
+        </w:tc>
+        <w:tc>
+          <w:tcPr>
+            <w:tcW w:type="dxa" w:w="4320"/>
+          </w:tcPr>
+          <w:p>
+            <w:r>
+              <w:t>Novice: Step-by-step instructions with rationale. Experienced: Brief confirmation with key points. Expert: Acknowledgment + request for situation report.</w:t>
+            </w:r>
+          </w:p>
+        </w:tc>
+      </w:tr>
+      <w:tr>
+        <w:tc>
+          <w:tcPr>
+            <w:tcW w:type="dxa" w:w="4320"/>
+          </w:tcPr>
+          <w:p>
+            <w:r>
+              <w:t>Vocabulary Complexity</w:t>
+            </w:r>
+          </w:p>
+        </w:tc>
+        <w:tc>
+          <w:tcPr>
+            <w:tcW w:type="dxa" w:w="4320"/>
+          </w:tcPr>
+          <w:p>
+            <w:r>
+              <w:t>Adapt terminology to worker expertise. Novice: "Put on your helmet." Expert: "Verify your PPE before entering the restricted zone."</w:t>
+            </w:r>
+          </w:p>
+        </w:tc>
+      </w:tr>
+      <w:tr>
+        <w:tc>
+          <w:tcPr>
+            <w:tcW w:type="dxa" w:w="4320"/>
+          </w:tcPr>
+          <w:p>
+            <w:r>
+              <w:t>Speech Rate</w:t>
+            </w:r>
+          </w:p>
+        </w:tc>
+        <w:tc>
+          <w:tcPr>
+            <w:tcW w:type="dxa" w:w="4320"/>
+          </w:tcPr>
+          <w:p>
+            <w:r>
+              <w:t>Slower for novice/high-stress. Normal for experienced/calm.</w:t>
+            </w:r>
+          </w:p>
+        </w:tc>
+      </w:tr>
+      <w:tr>
+        <w:tc>
+          <w:tcPr>
+            <w:tcW w:type="dxa" w:w="4320"/>
+          </w:tcPr>
+          <w:p>
+            <w:r>
+              <w:t>Tone</w:t>
+            </w:r>
+          </w:p>
+        </w:tc>
+        <w:tc>
+          <w:tcPr>
+            <w:tcW w:type="dxa" w:w="4320"/>
+          </w:tcPr>
+          <w:p>
+            <w:r>
+              <w:t>Stressed: Calm, reassuring, simple sentences. Normal: Professional, encouraging. Urgent: Clear, direct, time-stamped.</w:t>
+            </w:r>
+          </w:p>
+        </w:tc>
+      </w:tr>
+      <w:tr>
+        <w:tc>
+          <w:tcPr>
+            <w:tcW w:type="dxa" w:w="4320"/>
+          </w:tcPr>
+          <w:p>
+            <w:r>
+              <w:t>Feedback Style</w:t>
+            </w:r>
+          </w:p>
+        </w:tc>
+        <w:tc>
+          <w:tcPr>
+            <w:tcW w:type="dxa" w:w="4320"/>
+          </w:tcPr>
+          <w:p>
+            <w:r>
+              <w:t>Novice: Gentle + educational. Experienced: Direct + corrective. Expert: Brief + respectful.</w:t>
+            </w:r>
+          </w:p>
+        </w:tc>
+      </w:tr>
+      <w:tr>
+        <w:tc>
+          <w:tcPr>
+            <w:tcW w:type="dxa" w:w="4320"/>
+          </w:tcPr>
+          <w:p>
+            <w:r>
+              <w:t>Language</w:t>
+            </w:r>
+          </w:p>
+        </w:tc>
+        <w:tc>
+          <w:tcPr>
+            <w:tcW w:type="dxa" w:w="4320"/>
+          </w:tcPr>
+          <w:p>
+            <w:r>
+              <w:t>Detect from profile. All responses in worker’s preferred language.</w:t>
+            </w:r>
+          </w:p>
+        </w:tc>
+      </w:tr>
+    </w:tbl>
+    <w:p>
+      <w:pPr>
+        <w:pStyle w:val="Heading2"/>
+      </w:pPr>
+      <w:r>
+        <w:t>9.3 Learning Speed Detection</w:t>
+      </w:r>
+    </w:p>
+    <w:p>
+      <w:r>
+        <w:rPr>
+          <w:b w:val="0"/>
+        </w:rPr>
+        <w:t>SHELDRA infers learning speed from:</w:t>
+        <w:br/>
+        <w:t>- Time to acknowledge/respond to instructions</w:t>
+        <w:br/>
+        <w:t>- Number of follow-up questions asked</w:t>
+        <w:br/>
+        <w:t>- Repetition of same safety violation</w:t>
+        <w:br/>
+        <w:t>- VR training performance (reaction time, error rate)</w:t>
+        <w:br/>
+        <w:t>- Supervisor feedback (manual rating)</w:t>
+        <w:br/>
+        <w:br/>
+        <w:t>Learning speed score (0-1) adjusts how much detail SHELDRA provides and how quickly she progresses through multi-step procedures.</w:t>
+      </w:r>
+    </w:p>
+    <w:p>
+      <w:pPr>
+        <w:pStyle w:val="Heading1"/>
+      </w:pPr>
+      <w:r>
+        <w:t>10. Computer Vision Pipeline (SHELDRA’s Eyes)</w:t>
+      </w:r>
+    </w:p>
+    <w:p>
+      <w:r>
+        <w:rPr>
+          <w:b w:val="0"/>
+        </w:rPr>
+        <w:t>The CV pipeline provides SHELDRA with visual awareness — the ability to see what workers are doing, what they are wearing, and what hazards are present.</w:t>
       </w:r>
     </w:p>
     <w:tbl>
@@ -1009,7 +2487,7 @@
           </w:tcPr>
           <w:p>
             <w:r>
-              <w:t>Latency</w:t>
+              <w:t>Approach</w:t>
             </w:r>
           </w:p>
         </w:tc>
@@ -1019,7 +2497,7 @@
           </w:tcPr>
           <w:p>
             <w:r>
-              <w:t>Details</w:t>
+              <w:t>SHELDRA Integration</w:t>
             </w:r>
           </w:p>
         </w:tc>
@@ -1041,7 +2519,7 @@
           </w:tcPr>
           <w:p>
             <w:r>
-              <w:t>YOLOv8n (nano)</w:t>
+              <w:t>YOLOv8n</w:t>
             </w:r>
           </w:p>
         </w:tc>
@@ -1051,7 +2529,7 @@
           </w:tcPr>
           <w:p>
             <w:r>
-              <w:t>Real-time on CPU</w:t>
+              <w:t>6 classes: helmet, vest, gloves, goggles, harness, safety shoes</w:t>
             </w:r>
           </w:p>
         </w:tc>
@@ -1061,7 +2539,7 @@
           </w:tcPr>
           <w:p>
             <w:r>
-              <w:t>Helmet, Vest, Gloves, Goggles, Harness, Safety Shoes — 6 classes with confidence &gt; 0.5</w:t>
+              <w:t>SHELDRA corrective feedback: "Your goggles are on your forehead, not your eyes."</w:t>
             </w:r>
           </w:p>
         </w:tc>
@@ -1083,7 +2561,7 @@
           </w:tcPr>
           <w:p>
             <w:r>
-              <w:t>YOLOv8s (small)</w:t>
+              <w:t>YOLOv8s + ByteTrack</w:t>
             </w:r>
           </w:p>
         </w:tc>
@@ -1093,7 +2571,7 @@
           </w:tcPr>
           <w:p>
             <w:r>
-              <w:t>2-3ms on T4 GPU</w:t>
+              <w:t>Track IDs for persistent worker identification</w:t>
             </w:r>
           </w:p>
         </w:tc>
@@ -1103,7 +2581,7 @@
           </w:tcPr>
           <w:p>
             <w:r>
-              <w:t>All persons in frame with bounding boxes + track IDs</w:t>
+              <w:t>SHELDRA addressing specific workers: "Worker #3124, please..."</w:t>
             </w:r>
           </w:p>
         </w:tc>
@@ -1135,7 +2613,7 @@
           </w:tcPr>
           <w:p>
             <w:r>
-              <w:t>No ML needed</w:t>
+              <w:t>Person bbox vs. restricted zone overlap</w:t>
             </w:r>
           </w:p>
         </w:tc>
@@ -1145,7 +2623,7 @@
           </w:tcPr>
           <w:p>
             <w:r>
-              <w:t>Pre-defined zone polygons; intersection of person bbox with restricted zone triggers event</w:t>
+              <w:t>SHELDRA redirection: "This area requires confined space certification."</w:t>
             </w:r>
           </w:p>
         </w:tc>
@@ -1157,7 +2635,7 @@
           </w:tcPr>
           <w:p>
             <w:r>
-              <w:t>Unsafe Behavior</w:t>
+              <w:t>Pose Estimation</w:t>
             </w:r>
           </w:p>
         </w:tc>
@@ -1167,7 +2645,7 @@
           </w:tcPr>
           <w:p>
             <w:r>
-              <w:t>Pose estimation (RTMPose) + rule engine</w:t>
+              <w:t>RTMPose</w:t>
             </w:r>
           </w:p>
         </w:tc>
@@ -1177,7 +2655,7 @@
           </w:tcPr>
           <w:p>
             <w:r>
-              <w:t>~5ms/person</w:t>
+              <w:t>17-keypoint pose for behavior analysis</w:t>
             </w:r>
           </w:p>
         </w:tc>
@@ -1187,53 +2665,68 @@
           </w:tcPr>
           <w:p>
             <w:r>
-              <w:t>Keypoint analysis: reaching angle &gt; threshold, climbing detection, fall detection</w:t>
+              <w:t>SHELDRA ergonomic coaching: "Bend your knees, not your back."</w:t>
+            </w:r>
+          </w:p>
+        </w:tc>
+      </w:tr>
+      <w:tr>
+        <w:tc>
+          <w:tcPr>
+            <w:tcW w:type="dxa" w:w="2160"/>
+          </w:tcPr>
+          <w:p>
+            <w:r>
+              <w:t>Fall Detection</w:t>
+            </w:r>
+          </w:p>
+        </w:tc>
+        <w:tc>
+          <w:tcPr>
+            <w:tcW w:type="dxa" w:w="2160"/>
+          </w:tcPr>
+          <w:p>
+            <w:r>
+              <w:t>Pose + velocity analysis</w:t>
+            </w:r>
+          </w:p>
+        </w:tc>
+        <w:tc>
+          <w:tcPr>
+            <w:tcW w:type="dxa" w:w="2160"/>
+          </w:tcPr>
+          <w:p>
+            <w:r>
+              <w:t>Sudden keypoint descent detection</w:t>
+            </w:r>
+          </w:p>
+        </w:tc>
+        <w:tc>
+          <w:tcPr>
+            <w:tcW w:type="dxa" w:w="2160"/>
+          </w:tcPr>
+          <w:p>
+            <w:r>
+              <w:t>SHELDRA emergency: "Worker down in Zone A3 — dispatching assistance."</w:t>
             </w:r>
           </w:p>
         </w:tc>
       </w:tr>
     </w:tbl>
-    <w:p>
-      <w:pPr>
-        <w:pStyle w:val="Heading2"/>
-      </w:pPr>
-      <w:r>
-        <w:t>7.3 Frame Pipeline</w:t>
-      </w:r>
-    </w:p>
-    <w:p>
-      <w:r>
-        <w:t>RTSP Stream → FFmpeg frame grabber → Frame queue (bounded, 100 frames) → Batch processor → Parallel inference (PPE + Person + Pose) → Post-processing → Event producer → Kafka topic "vision.events"</w:t>
-        <w:br/>
-        <w:br/>
-        <w:t>Key design decisions:</w:t>
-        <w:br/>
-        <w:t>- Frame queue prevents backpressure: if inference is slow, old frames are dropped, not queued indefinitely.</w:t>
-        <w:br/>
-        <w:t>- Track IDs persist across frames using simple IoU matching (SORT algorithm extension).</w:t>
-        <w:br/>
-        <w:t>- Camera calibration maps 2D bounding boxes to 3D zone coordinates for accurate encroachment detection.</w:t>
-      </w:r>
-    </w:p>
     <w:p>
       <w:pPr>
         <w:pStyle w:val="Heading1"/>
       </w:pPr>
       <w:r>
-        <w:t>8. Time-Series Prediction Models</w:t>
-      </w:r>
-    </w:p>
-    <w:p>
-      <w:pPr>
-        <w:pStyle w:val="Heading2"/>
-      </w:pPr>
-      <w:r>
-        <w:t>8.1 Model Selection</w:t>
+        <w:t>11. Time-Series Prediction Models</w:t>
       </w:r>
     </w:p>
     <w:p>
       <w:r>
-        <w:t>We use TimesNet as our primary time-series architecture, with PatchTST as a secondary backup. Both are state-of-the-art for multivariate anomaly detection.</w:t>
+        <w:rPr>
+          <w:b w:val="0"/>
+        </w:rPr>
+        <w:t>Time-series anomaly detection feeds the Decision Tree engine. When an anomaly is detected, the Decision Tree generates or selects a hazard resolution flow chart for SHELDRA to execute.</w:t>
       </w:r>
     </w:p>
     <w:tbl>
@@ -1265,17 +2758,17 @@
           </w:tcPr>
           <w:p>
             <w:r>
-              <w:t>Origin</w:t>
-            </w:r>
-          </w:p>
-        </w:tc>
-        <w:tc>
-          <w:tcPr>
-            <w:tcW w:type="dxa" w:w="2880"/>
-          </w:tcPr>
-          <w:p>
-            <w:r>
-              <w:t>Justification</w:t>
+              <w:t>Role</w:t>
+            </w:r>
+          </w:p>
+        </w:tc>
+        <w:tc>
+          <w:tcPr>
+            <w:tcW w:type="dxa" w:w="2880"/>
+          </w:tcPr>
+          <w:p>
+            <w:r>
+              <w:t>Details</w:t>
             </w:r>
           </w:p>
         </w:tc>
@@ -1287,27 +2780,27 @@
           </w:tcPr>
           <w:p>
             <w:r>
-              <w:t>TimesNet</w:t>
-            </w:r>
-          </w:p>
-        </w:tc>
-        <w:tc>
-          <w:tcPr>
-            <w:tcW w:type="dxa" w:w="2880"/>
-          </w:tcPr>
-          <w:p>
-            <w:r>
-              <w:t>Microsoft Research</w:t>
-            </w:r>
-          </w:p>
-        </w:tc>
-        <w:tc>
-          <w:tcPr>
-            <w:tcW w:type="dxa" w:w="2880"/>
-          </w:tcPr>
-          <w:p>
-            <w:r>
-              <w:t>Transforms 1D time-series into 2D tensors using FFT-based period detection. Captures both short-term and long-term patterns. Excellent for multi-periodic industrial data (shift patterns, machine cycles, seasonal variations).</w:t>
+              <w:t>TimesNet (Microsoft Research)</w:t>
+            </w:r>
+          </w:p>
+        </w:tc>
+        <w:tc>
+          <w:tcPr>
+            <w:tcW w:type="dxa" w:w="2880"/>
+          </w:tcPr>
+          <w:p>
+            <w:r>
+              <w:t>Primary anomaly detection</w:t>
+            </w:r>
+          </w:p>
+        </w:tc>
+        <w:tc>
+          <w:tcPr>
+            <w:tcW w:type="dxa" w:w="2880"/>
+          </w:tcPr>
+          <w:p>
+            <w:r>
+              <w:t>Transforms 1D time-series into 2D tensors via FFT period detection. Captures multi-periodic patterns (shift cycles, machine cycles, seasonal variations). ICLR 2023 Best Paper.</w:t>
             </w:r>
           </w:p>
         </w:tc>
@@ -1319,27 +2812,91 @@
           </w:tcPr>
           <w:p>
             <w:r>
-              <w:t>PatchTST</w:t>
-            </w:r>
-          </w:p>
-        </w:tc>
-        <w:tc>
-          <w:tcPr>
-            <w:tcW w:type="dxa" w:w="2880"/>
-          </w:tcPr>
-          <w:p>
-            <w:r>
-              <w:t xml:space="preserve"> Princeton/Google</w:t>
-            </w:r>
-          </w:p>
-        </w:tc>
-        <w:tc>
-          <w:tcPr>
-            <w:tcW w:type="dxa" w:w="2880"/>
-          </w:tcPr>
-          <w:p>
-            <w:r>
-              <w:t>Self-supervised pretraining on time-series patches. Handles missing data naturally. Strong on long-horizon anomaly detection.</w:t>
+              <w:t>PatchTST (Princeton/Google)</w:t>
+            </w:r>
+          </w:p>
+        </w:tc>
+        <w:tc>
+          <w:tcPr>
+            <w:tcW w:type="dxa" w:w="2880"/>
+          </w:tcPr>
+          <w:p>
+            <w:r>
+              <w:t>Secondary / backup</w:t>
+            </w:r>
+          </w:p>
+        </w:tc>
+        <w:tc>
+          <w:tcPr>
+            <w:tcW w:type="dxa" w:w="2880"/>
+          </w:tcPr>
+          <w:p>
+            <w:r>
+              <w:t>Self-supervised pretraining on time-series patches. Handles missing data. Strong on long-horizon anomaly forecasting.</w:t>
+            </w:r>
+          </w:p>
+        </w:tc>
+      </w:tr>
+      <w:tr>
+        <w:tc>
+          <w:tcPr>
+            <w:tcW w:type="dxa" w:w="2880"/>
+          </w:tcPr>
+          <w:p>
+            <w:r>
+              <w:t>Anomaly Scoring</w:t>
+            </w:r>
+          </w:p>
+        </w:tc>
+        <w:tc>
+          <w:tcPr>
+            <w:tcW w:type="dxa" w:w="2880"/>
+          </w:tcPr>
+          <w:p>
+            <w:r>
+              <w:t>Ensemble: TimesNet + Isolation Forest</w:t>
+            </w:r>
+          </w:p>
+        </w:tc>
+        <w:tc>
+          <w:tcPr>
+            <w:tcW w:type="dxa" w:w="2880"/>
+          </w:tcPr>
+          <w:p>
+            <w:r>
+              <w:t>TimesNet for complex patterns, Isolation Forest for fast baseline. Weights adjust based on recent precision/recall.</w:t>
+            </w:r>
+          </w:p>
+        </w:tc>
+      </w:tr>
+      <w:tr>
+        <w:tc>
+          <w:tcPr>
+            <w:tcW w:type="dxa" w:w="2880"/>
+          </w:tcPr>
+          <w:p>
+            <w:r>
+              <w:t>Sensor Fusion Strategy</w:t>
+            </w:r>
+          </w:p>
+        </w:tc>
+        <w:tc>
+          <w:tcPr>
+            <w:tcW w:type="dxa" w:w="2880"/>
+          </w:tcPr>
+          <w:p>
+            <w:r>
+              <w:t>Weighted compound anomaly index</w:t>
+            </w:r>
+          </w:p>
+        </w:tc>
+        <w:tc>
+          <w:tcPr>
+            <w:tcW w:type="dxa" w:w="2880"/>
+          </w:tcPr>
+          <w:p>
+            <w:r>
+              <w:t>Vibration (0.4) + Temperature (0.3) + Gas (0.3). Prevents single-sensor false positives from triggering unnecessary Decision Tree escalation.</w:t>
             </w:r>
           </w:p>
         </w:tc>
@@ -1347,27 +2904,18 @@
     </w:tbl>
     <w:p>
       <w:pPr>
-        <w:pStyle w:val="Heading2"/>
+        <w:pStyle w:val="Heading1"/>
       </w:pPr>
       <w:r>
-        <w:t>8.2 Anomaly Detection Pipeline</w:t>
+        <w:t>12. Knowledge Graph Design</w:t>
       </w:r>
     </w:p>
     <w:p>
       <w:r>
-        <w:t>- Window Size: 60 seconds (configurable per sensor type)</w:t>
-        <w:br/>
-        <w:t>- Sampling: 1 reading/second → 60-point window</w:t>
-        <w:br/>
-        <w:t>- Preprocessing: Z-score normalization per sensor. Missing value imputation (linear interpolation for &lt; 5s gaps).</w:t>
-        <w:br/>
-        <w:t>- Inference: TimesNet reconstructs the window; high reconstruction error = anomaly.</w:t>
-        <w:br/>
-        <w:t>- Multi-sensor correlation: Joint reconstruction error across (temp + vibration + gas) detects correlated anomalies that single-sensor analysis misses.</w:t>
-        <w:br/>
-        <w:t>- Adaptive threshold: Anomaly threshold adjusts based on time of day and shift pattern (night shift has different baseline).</w:t>
-        <w:br/>
-        <w:t>- Alert suppression: Debounce window of 30s prevents alert storms.</w:t>
+        <w:rPr>
+          <w:b w:val="0"/>
+        </w:rPr>
+        <w:t>The Knowledge Graph serves two primary purposes: (1) worker profile storage and personalization, and (2) hazard taxonomy for Decision Tree generation.</w:t>
       </w:r>
     </w:p>
     <w:p>
@@ -1375,251 +2923,7 @@
         <w:pStyle w:val="Heading2"/>
       </w:pPr>
       <w:r>
-        <w:t>8.3 Sensor Fusion Strategy</w:t>
-      </w:r>
-    </w:p>
-    <w:p>
-      <w:r>
-        <w:t>Individual anomaly scores are weighted by sensor reliability and fused into a compound anomaly index. For example: Vibration anomaly (weight 0.4) + Temperature anomaly (weight 0.3) + Gas anomaly (weight 0.3). If compound index &gt; 0.7, emit critical alert. This prevents any single sensor fault from triggering false positives.</w:t>
-      </w:r>
-    </w:p>
-    <w:p>
-      <w:pPr>
-        <w:pStyle w:val="Heading1"/>
-      </w:pPr>
-      <w:r>
-        <w:t>9. Knowledge Graph Design</w:t>
-      </w:r>
-    </w:p>
-    <w:p>
-      <w:r>
-        <w:t>The Knowledge Graph is the semantic backbone of the platform. It maintains a living map of every entity in the industrial environment and all relationships between them.</w:t>
-      </w:r>
-    </w:p>
-    <w:p>
-      <w:pPr>
-        <w:pStyle w:val="Heading2"/>
-      </w:pPr>
-      <w:r>
-        <w:t>9.1 Node Types</w:t>
-      </w:r>
-    </w:p>
-    <w:tbl>
-      <w:tblPr>
-        <w:tblStyle w:val="LightGrid-Accent1"/>
-        <w:tblW w:type="auto" w:w="0"/>
-        <w:jc w:val="center"/>
-        <w:tblLook w:firstColumn="1" w:firstRow="1" w:lastColumn="0" w:lastRow="0" w:noHBand="0" w:noVBand="1" w:val="04A0"/>
-      </w:tblPr>
-      <w:tblGrid>
-        <w:gridCol w:w="4320"/>
-        <w:gridCol w:w="4320"/>
-      </w:tblGrid>
-      <w:tr>
-        <w:tc>
-          <w:tcPr>
-            <w:tcW w:type="dxa" w:w="4320"/>
-          </w:tcPr>
-          <w:p>
-            <w:r>
-              <w:t>Node Label</w:t>
-            </w:r>
-          </w:p>
-        </w:tc>
-        <w:tc>
-          <w:tcPr>
-            <w:tcW w:type="dxa" w:w="4320"/>
-          </w:tcPr>
-          <w:p>
-            <w:r>
-              <w:t>Key Properties</w:t>
-            </w:r>
-          </w:p>
-        </w:tc>
-      </w:tr>
-      <w:tr>
-        <w:tc>
-          <w:tcPr>
-            <w:tcW w:type="dxa" w:w="4320"/>
-          </w:tcPr>
-          <w:p>
-            <w:r>
-              <w:t>Worker</w:t>
-            </w:r>
-          </w:p>
-        </w:tc>
-        <w:tc>
-          <w:tcPr>
-            <w:tcW w:type="dxa" w:w="4320"/>
-          </w:tcPr>
-          <w:p>
-            <w:r>
-              <w:t>id, name, role, certifications, shift, training_score, ppe_compliance_rate</w:t>
-            </w:r>
-          </w:p>
-        </w:tc>
-      </w:tr>
-      <w:tr>
-        <w:tc>
-          <w:tcPr>
-            <w:tcW w:type="dxa" w:w="4320"/>
-          </w:tcPr>
-          <w:p>
-            <w:r>
-              <w:t>Zone</w:t>
-            </w:r>
-          </w:p>
-        </w:tc>
-        <w:tc>
-          <w:tcPr>
-            <w:tcW w:type="dxa" w:w="4320"/>
-          </w:tcPr>
-          <w:p>
-            <w:r>
-              <w:t>id, name, type (restricted/general/confined), hazard_level, access_requirements</w:t>
-            </w:r>
-          </w:p>
-        </w:tc>
-      </w:tr>
-      <w:tr>
-        <w:tc>
-          <w:tcPr>
-            <w:tcW w:type="dxa" w:w="4320"/>
-          </w:tcPr>
-          <w:p>
-            <w:r>
-              <w:t>Equipment</w:t>
-            </w:r>
-          </w:p>
-        </w:tc>
-        <w:tc>
-          <w:tcPr>
-            <w:tcW w:type="dxa" w:w="4320"/>
-          </w:tcPr>
-          <w:p>
-            <w:r>
-              <w:t>id, name, type, maintenance_status, last_inspection, max_temp, max_vibration</w:t>
-            </w:r>
-          </w:p>
-        </w:tc>
-      </w:tr>
-      <w:tr>
-        <w:tc>
-          <w:tcPr>
-            <w:tcW w:type="dxa" w:w="4320"/>
-          </w:tcPr>
-          <w:p>
-            <w:r>
-              <w:t>Sensor</w:t>
-            </w:r>
-          </w:p>
-        </w:tc>
-        <w:tc>
-          <w:tcPr>
-            <w:tcW w:type="dxa" w:w="4320"/>
-          </w:tcPr>
-          <w:p>
-            <w:r>
-              <w:t>id, type, unit, location_ref, current_value, status (online/offline/fault)</w:t>
-            </w:r>
-          </w:p>
-        </w:tc>
-      </w:tr>
-      <w:tr>
-        <w:tc>
-          <w:tcPr>
-            <w:tcW w:type="dxa" w:w="4320"/>
-          </w:tcPr>
-          <w:p>
-            <w:r>
-              <w:t>Incident</w:t>
-            </w:r>
-          </w:p>
-        </w:tc>
-        <w:tc>
-          <w:tcPr>
-            <w:tcW w:type="dxa" w:w="4320"/>
-          </w:tcPr>
-          <w:p>
-            <w:r>
-              <w:t>id, type, severity, status, timestamp, resolved_at, root_cause</w:t>
-            </w:r>
-          </w:p>
-        </w:tc>
-      </w:tr>
-      <w:tr>
-        <w:tc>
-          <w:tcPr>
-            <w:tcW w:type="dxa" w:w="4320"/>
-          </w:tcPr>
-          <w:p>
-            <w:r>
-              <w:t>SafetyRule</w:t>
-            </w:r>
-          </w:p>
-        </w:tc>
-        <w:tc>
-          <w:tcPr>
-            <w:tcW w:type="dxa" w:w="4320"/>
-          </w:tcPr>
-          <w:p>
-            <w:r>
-              <w:t>id, description, regulation_ref, violation_conditions, severity, action</w:t>
-            </w:r>
-          </w:p>
-        </w:tc>
-      </w:tr>
-      <w:tr>
-        <w:tc>
-          <w:tcPr>
-            <w:tcW w:type="dxa" w:w="4320"/>
-          </w:tcPr>
-          <w:p>
-            <w:r>
-              <w:t>Procedure</w:t>
-            </w:r>
-          </w:p>
-        </w:tc>
-        <w:tc>
-          <w:tcPr>
-            <w:tcW w:type="dxa" w:w="4320"/>
-          </w:tcPr>
-          <w:p>
-            <w:r>
-              <w:t>id, title, steps, applicable_zones, required_ppe, version</w:t>
-            </w:r>
-          </w:p>
-        </w:tc>
-      </w:tr>
-      <w:tr>
-        <w:tc>
-          <w:tcPr>
-            <w:tcW w:type="dxa" w:w="4320"/>
-          </w:tcPr>
-          <w:p>
-            <w:r>
-              <w:t>Shift</w:t>
-            </w:r>
-          </w:p>
-        </w:tc>
-        <w:tc>
-          <w:tcPr>
-            <w:tcW w:type="dxa" w:w="4320"/>
-          </w:tcPr>
-          <w:p>
-            <w:r>
-              <w:t>id, name, start_time, end_time, supervisor_id, active_workers</w:t>
-            </w:r>
-          </w:p>
-        </w:tc>
-      </w:tr>
-    </w:tbl>
-    <w:p>
-      <w:pPr>
-        <w:pStyle w:val="Heading2"/>
-      </w:pPr>
-      <w:r>
-        <w:t>9.2 Edge Types</w:t>
+        <w:t>12.1 Node Types</w:t>
       </w:r>
     </w:p>
     <w:tbl>
@@ -1641,27 +2945,27 @@
           </w:tcPr>
           <w:p>
             <w:r>
-              <w:t>Edge Type</w:t>
-            </w:r>
-          </w:p>
-        </w:tc>
-        <w:tc>
-          <w:tcPr>
-            <w:tcW w:type="dxa" w:w="2880"/>
-          </w:tcPr>
-          <w:p>
-            <w:r>
-              <w:t>Source → Target</w:t>
-            </w:r>
-          </w:p>
-        </w:tc>
-        <w:tc>
-          <w:tcPr>
-            <w:tcW w:type="dxa" w:w="2880"/>
-          </w:tcPr>
-          <w:p>
-            <w:r>
-              <w:t>Semantics</w:t>
+              <w:t>Node</w:t>
+            </w:r>
+          </w:p>
+        </w:tc>
+        <w:tc>
+          <w:tcPr>
+            <w:tcW w:type="dxa" w:w="2880"/>
+          </w:tcPr>
+          <w:p>
+            <w:r>
+              <w:t>Content</w:t>
+            </w:r>
+          </w:p>
+        </w:tc>
+        <w:tc>
+          <w:tcPr>
+            <w:tcW w:type="dxa" w:w="2880"/>
+          </w:tcPr>
+          <w:p>
+            <w:r>
+              <w:t>Used By</w:t>
             </w:r>
           </w:p>
         </w:tc>
@@ -1673,27 +2977,27 @@
           </w:tcPr>
           <w:p>
             <w:r>
-              <w:t>OPERATES_IN</w:t>
-            </w:r>
-          </w:p>
-        </w:tc>
-        <w:tc>
-          <w:tcPr>
-            <w:tcW w:type="dxa" w:w="2880"/>
-          </w:tcPr>
-          <w:p>
-            <w:r>
-              <w:t>Worker → Zone</w:t>
-            </w:r>
-          </w:p>
-        </w:tc>
-        <w:tc>
-          <w:tcPr>
-            <w:tcW w:type="dxa" w:w="2880"/>
-          </w:tcPr>
-          <w:p>
-            <w:r>
-              <w:t>Current location of worker</w:t>
+              <w:t>Worker</w:t>
+            </w:r>
+          </w:p>
+        </w:tc>
+        <w:tc>
+          <w:tcPr>
+            <w:tcW w:type="dxa" w:w="2880"/>
+          </w:tcPr>
+          <w:p>
+            <w:r>
+              <w:t>Core profile + preferences + learning state</w:t>
+            </w:r>
+          </w:p>
+        </w:tc>
+        <w:tc>
+          <w:tcPr>
+            <w:tcW w:type="dxa" w:w="2880"/>
+          </w:tcPr>
+          <w:p>
+            <w:r>
+              <w:t>Personalization engine</w:t>
             </w:r>
           </w:p>
         </w:tc>
@@ -1705,27 +3009,27 @@
           </w:tcPr>
           <w:p>
             <w:r>
-              <w:t>ASSIGNED_TO</w:t>
-            </w:r>
-          </w:p>
-        </w:tc>
-        <w:tc>
-          <w:tcPr>
-            <w:tcW w:type="dxa" w:w="2880"/>
-          </w:tcPr>
-          <w:p>
-            <w:r>
-              <w:t>Worker → Shift</w:t>
-            </w:r>
-          </w:p>
-        </w:tc>
-        <w:tc>
-          <w:tcPr>
-            <w:tcW w:type="dxa" w:w="2880"/>
-          </w:tcPr>
-          <w:p>
-            <w:r>
-              <w:t>Shift assignment</w:t>
+              <w:t>Hazard</w:t>
+            </w:r>
+          </w:p>
+        </w:tc>
+        <w:tc>
+          <w:tcPr>
+            <w:tcW w:type="dxa" w:w="2880"/>
+          </w:tcPr>
+          <w:p>
+            <w:r>
+              <w:t>Hazard type, severity, frequency, related trees</w:t>
+            </w:r>
+          </w:p>
+        </w:tc>
+        <w:tc>
+          <w:tcPr>
+            <w:tcW w:type="dxa" w:w="2880"/>
+          </w:tcPr>
+          <w:p>
+            <w:r>
+              <w:t>Decision Tree generation</w:t>
             </w:r>
           </w:p>
         </w:tc>
@@ -1737,27 +3041,27 @@
           </w:tcPr>
           <w:p>
             <w:r>
-              <w:t>LOCATED_IN</w:t>
-            </w:r>
-          </w:p>
-        </w:tc>
-        <w:tc>
-          <w:tcPr>
-            <w:tcW w:type="dxa" w:w="2880"/>
-          </w:tcPr>
-          <w:p>
-            <w:r>
-              <w:t>Equipment/Sensor → Zone</w:t>
-            </w:r>
-          </w:p>
-        </w:tc>
-        <w:tc>
-          <w:tcPr>
-            <w:tcW w:type="dxa" w:w="2880"/>
-          </w:tcPr>
-          <w:p>
-            <w:r>
-              <w:t>Physical location</w:t>
+              <w:t>DecisionTree</w:t>
+            </w:r>
+          </w:p>
+        </w:tc>
+        <w:tc>
+          <w:tcPr>
+            <w:tcW w:type="dxa" w:w="2880"/>
+          </w:tcPr>
+          <w:p>
+            <w:r>
+              <w:t>Tree ID, version, accuracy, last_updated</w:t>
+            </w:r>
+          </w:p>
+        </w:tc>
+        <w:tc>
+          <w:tcPr>
+            <w:tcW w:type="dxa" w:w="2880"/>
+          </w:tcPr>
+          <w:p>
+            <w:r>
+              <w:t>Decision Tree Engine</w:t>
             </w:r>
           </w:p>
         </w:tc>
@@ -1769,27 +3073,27 @@
           </w:tcPr>
           <w:p>
             <w:r>
-              <w:t>MONITORED_BY</w:t>
-            </w:r>
-          </w:p>
-        </w:tc>
-        <w:tc>
-          <w:tcPr>
-            <w:tcW w:type="dxa" w:w="2880"/>
-          </w:tcPr>
-          <w:p>
-            <w:r>
-              <w:t>Zone → Sensor/Camera</w:t>
-            </w:r>
-          </w:p>
-        </w:tc>
-        <w:tc>
-          <w:tcPr>
-            <w:tcW w:type="dxa" w:w="2880"/>
-          </w:tcPr>
-          <w:p>
-            <w:r>
-              <w:t>Surveillance coverage</w:t>
+              <w:t>SafetyRule</w:t>
+            </w:r>
+          </w:p>
+        </w:tc>
+        <w:tc>
+          <w:tcPr>
+            <w:tcW w:type="dxa" w:w="2880"/>
+          </w:tcPr>
+          <w:p>
+            <w:r>
+              <w:t>Rule description, regulation reference, conditions</w:t>
+            </w:r>
+          </w:p>
+        </w:tc>
+        <w:tc>
+          <w:tcPr>
+            <w:tcW w:type="dxa" w:w="2880"/>
+          </w:tcPr>
+          <w:p>
+            <w:r>
+              <w:t>Compliance Agent</w:t>
             </w:r>
           </w:p>
         </w:tc>
@@ -1801,27 +3105,27 @@
           </w:tcPr>
           <w:p>
             <w:r>
-              <w:t>TRIGGERED_BY</w:t>
-            </w:r>
-          </w:p>
-        </w:tc>
-        <w:tc>
-          <w:tcPr>
-            <w:tcW w:type="dxa" w:w="2880"/>
-          </w:tcPr>
-          <w:p>
-            <w:r>
-              <w:t>Incident → Sensor/Observation</w:t>
-            </w:r>
-          </w:p>
-        </w:tc>
-        <w:tc>
-          <w:tcPr>
-            <w:tcW w:type="dxa" w:w="2880"/>
-          </w:tcPr>
-          <w:p>
-            <w:r>
-              <w:t>Root cause link</w:t>
+              <w:t>Procedure</w:t>
+            </w:r>
+          </w:p>
+        </w:tc>
+        <w:tc>
+          <w:tcPr>
+            <w:tcW w:type="dxa" w:w="2880"/>
+          </w:tcPr>
+          <w:p>
+            <w:r>
+              <w:t>Steps, applicable hazards, required PPE</w:t>
+            </w:r>
+          </w:p>
+        </w:tc>
+        <w:tc>
+          <w:tcPr>
+            <w:tcW w:type="dxa" w:w="2880"/>
+          </w:tcPr>
+          <w:p>
+            <w:r>
+              <w:t>RAG grounding</w:t>
             </w:r>
           </w:p>
         </w:tc>
@@ -1833,27 +3137,27 @@
           </w:tcPr>
           <w:p>
             <w:r>
-              <w:t>VIOLATES</w:t>
-            </w:r>
-          </w:p>
-        </w:tc>
-        <w:tc>
-          <w:tcPr>
-            <w:tcW w:type="dxa" w:w="2880"/>
-          </w:tcPr>
-          <w:p>
-            <w:r>
-              <w:t>Observation → SafetyRule</w:t>
-            </w:r>
-          </w:p>
-        </w:tc>
-        <w:tc>
-          <w:tcPr>
-            <w:tcW w:type="dxa" w:w="2880"/>
-          </w:tcPr>
-          <w:p>
-            <w:r>
-              <w:t>Which rule was broken</w:t>
+              <w:t>Incident</w:t>
+            </w:r>
+          </w:p>
+        </w:tc>
+        <w:tc>
+          <w:tcPr>
+            <w:tcW w:type="dxa" w:w="2880"/>
+          </w:tcPr>
+          <w:p>
+            <w:r>
+              <w:t>Timeline, resolution path, outcome, accuracy score</w:t>
+            </w:r>
+          </w:p>
+        </w:tc>
+        <w:tc>
+          <w:tcPr>
+            <w:tcW w:type="dxa" w:w="2880"/>
+          </w:tcPr>
+          <w:p>
+            <w:r>
+              <w:t>Tree improvement</w:t>
             </w:r>
           </w:p>
         </w:tc>
@@ -1865,27 +3169,27 @@
           </w:tcPr>
           <w:p>
             <w:r>
-              <w:t>MITIGATES</w:t>
-            </w:r>
-          </w:p>
-        </w:tc>
-        <w:tc>
-          <w:tcPr>
-            <w:tcW w:type="dxa" w:w="2880"/>
-          </w:tcPr>
-          <w:p>
-            <w:r>
-              <w:t>Procedure → SafetyRule</w:t>
-            </w:r>
-          </w:p>
-        </w:tc>
-        <w:tc>
-          <w:tcPr>
-            <w:tcW w:type="dxa" w:w="2880"/>
-          </w:tcPr>
-          <w:p>
-            <w:r>
-              <w:t>Procedure that prevents violation</w:t>
+              <w:t>SHELDRASession</w:t>
+            </w:r>
+          </w:p>
+        </w:tc>
+        <w:tc>
+          <w:tcPr>
+            <w:tcW w:type="dxa" w:w="2880"/>
+          </w:tcPr>
+          <w:p>
+            <w:r>
+              <w:t>Interaction log: query, response, worker state, outcome</w:t>
+            </w:r>
+          </w:p>
+        </w:tc>
+        <w:tc>
+          <w:tcPr>
+            <w:tcW w:type="dxa" w:w="2880"/>
+          </w:tcPr>
+          <w:p>
+            <w:r>
+              <w:t>Audit + learning</w:t>
             </w:r>
           </w:p>
         </w:tc>
@@ -1897,27 +3201,27 @@
           </w:tcPr>
           <w:p>
             <w:r>
-              <w:t>REQUIRES</w:t>
-            </w:r>
-          </w:p>
-        </w:tc>
-        <w:tc>
-          <w:tcPr>
-            <w:tcW w:type="dxa" w:w="2880"/>
-          </w:tcPr>
-          <w:p>
-            <w:r>
-              <w:t>Zone → SafetyRule</w:t>
-            </w:r>
-          </w:p>
-        </w:tc>
-        <w:tc>
-          <w:tcPr>
-            <w:tcW w:type="dxa" w:w="2880"/>
-          </w:tcPr>
-          <w:p>
-            <w:r>
-              <w:t>Rules applicable to zone</w:t>
+              <w:t>Zone</w:t>
+            </w:r>
+          </w:p>
+        </w:tc>
+        <w:tc>
+          <w:tcPr>
+            <w:tcW w:type="dxa" w:w="2880"/>
+          </w:tcPr>
+          <w:p>
+            <w:r>
+              <w:t>Type, hazard level, required PPE, active hazards</w:t>
+            </w:r>
+          </w:p>
+        </w:tc>
+        <w:tc>
+          <w:tcPr>
+            <w:tcW w:type="dxa" w:w="2880"/>
+          </w:tcPr>
+          <w:p>
+            <w:r>
+              <w:t>Context awareness</w:t>
             </w:r>
           </w:p>
         </w:tc>
@@ -1929,59 +3233,27 @@
           </w:tcPr>
           <w:p>
             <w:r>
-              <w:t>REVIEWED_BY</w:t>
-            </w:r>
-          </w:p>
-        </w:tc>
-        <w:tc>
-          <w:tcPr>
-            <w:tcW w:type="dxa" w:w="2880"/>
-          </w:tcPr>
-          <w:p>
-            <w:r>
-              <w:t>Alert → Supervisor</w:t>
-            </w:r>
-          </w:p>
-        </w:tc>
-        <w:tc>
-          <w:tcPr>
-            <w:tcW w:type="dxa" w:w="2880"/>
-          </w:tcPr>
-          <w:p>
-            <w:r>
-              <w:t>HITL action trail</w:t>
-            </w:r>
-          </w:p>
-        </w:tc>
-      </w:tr>
-      <w:tr>
-        <w:tc>
-          <w:tcPr>
-            <w:tcW w:type="dxa" w:w="2880"/>
-          </w:tcPr>
-          <w:p>
-            <w:r>
-              <w:t>SIMILAR_TO</w:t>
-            </w:r>
-          </w:p>
-        </w:tc>
-        <w:tc>
-          <w:tcPr>
-            <w:tcW w:type="dxa" w:w="2880"/>
-          </w:tcPr>
-          <w:p>
-            <w:r>
-              <w:t>Incident → Incident</w:t>
-            </w:r>
-          </w:p>
-        </w:tc>
-        <w:tc>
-          <w:tcPr>
-            <w:tcW w:type="dxa" w:w="2880"/>
-          </w:tcPr>
-          <w:p>
-            <w:r>
-              <w:t>Temporal pattern match</w:t>
+              <w:t>Equipment</w:t>
+            </w:r>
+          </w:p>
+        </w:tc>
+        <w:tc>
+          <w:tcPr>
+            <w:tcW w:type="dxa" w:w="2880"/>
+          </w:tcPr>
+          <w:p>
+            <w:r>
+              <w:t>Status, maintenance, last inspection, associated hazards</w:t>
+            </w:r>
+          </w:p>
+        </w:tc>
+        <w:tc>
+          <w:tcPr>
+            <w:tcW w:type="dxa" w:w="2880"/>
+          </w:tcPr>
+          <w:p>
+            <w:r>
+              <w:t>Context awareness</w:t>
             </w:r>
           </w:p>
         </w:tc>
@@ -1992,203 +3264,7 @@
         <w:pStyle w:val="Heading2"/>
       </w:pPr>
       <w:r>
-        <w:t>9.3 Key Design Decisions</w:t>
-      </w:r>
-    </w:p>
-    <w:p>
-      <w:r>
-        <w:t>- Temporal Edges: All edges have valid_from and valid_to properties. This enables "point-in-time" graph queries: "Show me all workers in Zone A at 14:30."</w:t>
-        <w:br/>
-        <w:t>- Weighted Edges: VIOLATES edges carry a severity weight. This enables graph traversal algorithms to find the most critical violation paths.</w:t>
-        <w:br/>
-        <w:t>- Property Graph, not RDF: We use Neo4j's property graph model because industrial data is inherently attribute-rich. Every node and edge carries context.</w:t>
-        <w:br/>
-        <w:t>- Graph Updates: Agents update the graph in real-time via Cypher queries. Each observation creates or updates edges. The graph is never stale by more than ~100ms.</w:t>
-      </w:r>
-    </w:p>
-    <w:p>
-      <w:pPr>
-        <w:pStyle w:val="Heading1"/>
-      </w:pPr>
-      <w:r>
-        <w:t>10. RAG Architecture</w:t>
-      </w:r>
-    </w:p>
-    <w:p>
-      <w:r>
-        <w:t>The RAG pipeline grounds all AI decisions in actual safety documentation, preventing hallucination and enabling regulatory compliance.</w:t>
-      </w:r>
-    </w:p>
-    <w:p>
-      <w:pPr>
-        <w:pStyle w:val="Heading2"/>
-      </w:pPr>
-      <w:r>
-        <w:t>10.1 Document Sources</w:t>
-      </w:r>
-    </w:p>
-    <w:p>
-      <w:r>
-        <w:t>- Safety manuals (PDF): Step-by-step procedures for equipment operation</w:t>
-        <w:br/>
-        <w:t>- SOP documents: Standard operating procedures per zone</w:t>
-        <w:br/>
-        <w:t>- Incident reports: Historical incidents with root cause + resolution</w:t>
-        <w:br/>
-        <w:t>- Regulatory documents: OSHA/ISO guidelines (synthetic for hackathon)</w:t>
-        <w:br/>
-        <w:t>- Equipment datasheets: Manufacturer safety specifications</w:t>
-      </w:r>
-    </w:p>
-    <w:p>
-      <w:pPr>
-        <w:pStyle w:val="Heading2"/>
-      </w:pPr>
-      <w:r>
-        <w:t>10.2 Ingestion Pipeline</w:t>
-      </w:r>
-    </w:p>
-    <w:p>
-      <w:r>
-        <w:t>PDF → OCR (pypdf2/pdfplumber) → Text Chunking (recursive character split, chunk_size=512, overlap=50) → Embedding (E5-mistral-7b) → Vector Store (Qdrant) + BM25 Index (hybrid search)</w:t>
-      </w:r>
-    </w:p>
-    <w:p>
-      <w:pPr>
-        <w:pStyle w:val="Heading2"/>
-      </w:pPr>
-      <w:r>
-        <w:t>10.3 Retrieval Strategy</w:t>
-      </w:r>
-    </w:p>
-    <w:p>
-      <w:r>
-        <w:t>Query → Query Rewriting (LLM expands query with context) → Hybrid Search (dense + sparse) → Re-ranking (cross-encoder, top-3 chunks) → Context Assembly → LLM Generation</w:t>
-        <w:br/>
-        <w:br/>
-        <w:t>Hybrid search: Combines semantic search (dense embeddings) with keyword matching (sparse BM25). This ensures that both conceptual queries ("what is the procedure for chemical spill?") and exact queries ("OSHA 1910.134") work correctly.</w:t>
-      </w:r>
-    </w:p>
-    <w:p>
-      <w:pPr>
-        <w:pStyle w:val="Heading2"/>
-      </w:pPr>
-      <w:r>
-        <w:t>10.4 Response Format</w:t>
-      </w:r>
-    </w:p>
-    <w:p>
-      <w:r>
-        <w:t>Every RAG response includes:</w:t>
-        <w:br/>
-        <w:t>1. Answer in natural language</w:t>
-        <w:br/>
-        <w:t>2. Confidence score (based on retrieval relevance + generation likelihood)</w:t>
-        <w:br/>
-        <w:t>3. Source citations (document name, section, page)</w:t>
-        <w:br/>
-        <w:t>4. "I don't know" fallback if retrieval score &lt; 0.5</w:t>
-        <w:br/>
-        <w:t>This enables the dashboard to show grounded, verifiable safety advice.</w:t>
-      </w:r>
-    </w:p>
-    <w:p>
-      <w:pPr>
-        <w:pStyle w:val="Heading1"/>
-      </w:pPr>
-      <w:r>
-        <w:t>11. Digital Twin Architecture</w:t>
-      </w:r>
-    </w:p>
-    <w:p>
-      <w:r>
-        <w:t>The Digital Twin provides a real-time 3D visualization of the factory floor that mirrors the physical state as reflected in the Knowledge Graph.</w:t>
-      </w:r>
-    </w:p>
-    <w:p>
-      <w:pPr>
-        <w:pStyle w:val="Heading2"/>
-      </w:pPr>
-      <w:r>
-        <w:t>11.1 Architecture</w:t>
-      </w:r>
-    </w:p>
-    <w:p>
-      <w:r>
-        <w:t>Three.js / React Three Fiber frontend ← WebSocket (state sync) ← Digital Twin Engine (Node.js) ← Knowledge Graph + Agent Events</w:t>
-        <w:br/>
-        <w:br/>
-        <w:t>The Digital Twin Engine subscribes to:</w:t>
-        <w:br/>
-        <w:t>- Kafka topic "system.state" for all state changes</w:t>
-        <w:br/>
-        <w:t>- Neo4j change data capture for graph updates</w:t>
-        <w:br/>
-        <w:t>- Agent message stream for active incidents</w:t>
-        <w:br/>
-        <w:br/>
-        <w:t>It maintains a lightweight in-memory state tree that is pushed to all connected clients via WebSocket at 10Hz.</w:t>
-      </w:r>
-    </w:p>
-    <w:p>
-      <w:pPr>
-        <w:pStyle w:val="Heading2"/>
-      </w:pPr>
-      <w:r>
-        <w:t>11.2 Visual Elements</w:t>
-      </w:r>
-    </w:p>
-    <w:p>
-      <w:r>
-        <w:t>- Factory floor plan with equipment 3D models (simplified geometry)</w:t>
-        <w:br/>
-        <w:t>- Worker position indicators (colored by PPE compliance: green/yellow/red)</w:t>
-        <w:br/>
-        <w:t>- Equipment status overlays (normal=blue, warning=yellow, critical=red, pulsing)</w:t>
-        <w:br/>
-        <w:t>- Zone heatmap overlay (risk intensity gradient)</w:t>
-        <w:br/>
-        <w:t>- Camera frustum visualization (field of view cones)</w:t>
-        <w:br/>
-        <w:t>- Active incident markers (animated pulsing indicators)</w:t>
-        <w:br/>
-        <w:t>- Alert propagation animation (ripple from incident source)</w:t>
-        <w:br/>
-        <w:t>- Time scrubbing: slider to rewind and replay incident timeline</w:t>
-      </w:r>
-    </w:p>
-    <w:p>
-      <w:pPr>
-        <w:pStyle w:val="Heading2"/>
-      </w:pPr>
-      <w:r>
-        <w:t>11.3 Why Digital Twin Matters for Judges</w:t>
-      </w:r>
-    </w:p>
-    <w:p>
-      <w:r>
-        <w:t>The Digital Twin is not a gimmick. It solves the real problem of situational awareness in large facilities. A control room operator can immediately see WHERE an incident is happening, WHAT resources are nearby, WHO is affected, and HOW the situation is evolving — all in one glance. Traditional dashboards require switching between 5+ screens to achieve the same understanding.</w:t>
-      </w:r>
-    </w:p>
-    <w:p>
-      <w:pPr>
-        <w:pStyle w:val="Heading1"/>
-      </w:pPr>
-      <w:r>
-        <w:t>12. Data Ingestion Pipeline</w:t>
-      </w:r>
-    </w:p>
-    <w:p>
-      <w:pPr>
-        <w:pStyle w:val="Heading2"/>
-      </w:pPr>
-      <w:r>
-        <w:t>12.1 Architecture</w:t>
-      </w:r>
-    </w:p>
-    <w:p>
-      <w:r>
-        <w:t>All data flows through Apache Kafka, providing a unified, durable, replayable log of every event in the system.</w:t>
+        <w:t>12.2 Edge Types</w:t>
       </w:r>
     </w:p>
     <w:tbl>
@@ -2210,27 +3286,27 @@
           </w:tcPr>
           <w:p>
             <w:r>
-              <w:t>Component</w:t>
-            </w:r>
-          </w:p>
-        </w:tc>
-        <w:tc>
-          <w:tcPr>
-            <w:tcW w:type="dxa" w:w="2880"/>
-          </w:tcPr>
-          <w:p>
-            <w:r>
-              <w:t>Role</w:t>
-            </w:r>
-          </w:p>
-        </w:tc>
-        <w:tc>
-          <w:tcPr>
-            <w:tcW w:type="dxa" w:w="2880"/>
-          </w:tcPr>
-          <w:p>
-            <w:r>
-              <w:t>Details</w:t>
+              <w:t>Edge</w:t>
+            </w:r>
+          </w:p>
+        </w:tc>
+        <w:tc>
+          <w:tcPr>
+            <w:tcW w:type="dxa" w:w="2880"/>
+          </w:tcPr>
+          <w:p>
+            <w:r>
+              <w:t>Source → Target</w:t>
+            </w:r>
+          </w:p>
+        </w:tc>
+        <w:tc>
+          <w:tcPr>
+            <w:tcW w:type="dxa" w:w="2880"/>
+          </w:tcPr>
+          <w:p>
+            <w:r>
+              <w:t>Purpose</w:t>
             </w:r>
           </w:p>
         </w:tc>
@@ -2242,27 +3318,27 @@
           </w:tcPr>
           <w:p>
             <w:r>
-              <w:t>Kafka Broker</w:t>
-            </w:r>
-          </w:p>
-        </w:tc>
-        <w:tc>
-          <w:tcPr>
-            <w:tcW w:type="dxa" w:w="2880"/>
-          </w:tcPr>
-          <w:p>
-            <w:r>
-              <w:t>Message backbone</w:t>
-            </w:r>
-          </w:p>
-        </w:tc>
-        <w:tc>
-          <w:tcPr>
-            <w:tcW w:type="dxa" w:w="2880"/>
-          </w:tcPr>
-          <w:p>
-            <w:r>
-              <w:t>3 topics: sensor.readings, vision.events, agent.messages, system.alerts</w:t>
+              <w:t>HAS_PROFILE</w:t>
+            </w:r>
+          </w:p>
+        </w:tc>
+        <w:tc>
+          <w:tcPr>
+            <w:tcW w:type="dxa" w:w="2880"/>
+          </w:tcPr>
+          <w:p>
+            <w:r>
+              <w:t>Worker → Profile</w:t>
+            </w:r>
+          </w:p>
+        </w:tc>
+        <w:tc>
+          <w:tcPr>
+            <w:tcW w:type="dxa" w:w="2880"/>
+          </w:tcPr>
+          <w:p>
+            <w:r>
+              <w:t>Links worker to their personalization data</w:t>
             </w:r>
           </w:p>
         </w:tc>
@@ -2274,27 +3350,27 @@
           </w:tcPr>
           <w:p>
             <w:r>
-              <w:t>Schema Registry</w:t>
-            </w:r>
-          </w:p>
-        </w:tc>
-        <w:tc>
-          <w:tcPr>
-            <w:tcW w:type="dxa" w:w="2880"/>
-          </w:tcPr>
-          <w:p>
-            <w:r>
-              <w:t>Schema enforcement</w:t>
-            </w:r>
-          </w:p>
-        </w:tc>
-        <w:tc>
-          <w:tcPr>
-            <w:tcW w:type="dxa" w:w="2880"/>
-          </w:tcPr>
-          <w:p>
-            <w:r>
-              <w:t>Avro schemas per topic. Backward-compatible evolution.</w:t>
+              <w:t>GUIDED_BY</w:t>
+            </w:r>
+          </w:p>
+        </w:tc>
+        <w:tc>
+          <w:tcPr>
+            <w:tcW w:type="dxa" w:w="2880"/>
+          </w:tcPr>
+          <w:p>
+            <w:r>
+              <w:t>Worker → SHELDRASession</w:t>
+            </w:r>
+          </w:p>
+        </w:tc>
+        <w:tc>
+          <w:tcPr>
+            <w:tcW w:type="dxa" w:w="2880"/>
+          </w:tcPr>
+          <w:p>
+            <w:r>
+              <w:t>Records every coaching interaction</w:t>
             </w:r>
           </w:p>
         </w:tc>
@@ -2306,27 +3382,27 @@
           </w:tcPr>
           <w:p>
             <w:r>
-              <w:t>IoT Simulator</w:t>
-            </w:r>
-          </w:p>
-        </w:tc>
-        <w:tc>
-          <w:tcPr>
-            <w:tcW w:type="dxa" w:w="2880"/>
-          </w:tcPr>
-          <w:p>
-            <w:r>
-              <w:t>Synthetic data source</w:t>
-            </w:r>
-          </w:p>
-        </w:tc>
-        <w:tc>
-          <w:tcPr>
-            <w:tcW w:type="dxa" w:w="2880"/>
-          </w:tcPr>
-          <w:p>
-            <w:r>
-              <w:t>Python script generating realistic sensor patterns with injected anomalies every 5-10 minutes</w:t>
+              <w:t>ABOUT</w:t>
+            </w:r>
+          </w:p>
+        </w:tc>
+        <w:tc>
+          <w:tcPr>
+            <w:tcW w:type="dxa" w:w="2880"/>
+          </w:tcPr>
+          <w:p>
+            <w:r>
+              <w:t>SHELDRASession → Hazard</w:t>
+            </w:r>
+          </w:p>
+        </w:tc>
+        <w:tc>
+          <w:tcPr>
+            <w:tcW w:type="dxa" w:w="2880"/>
+          </w:tcPr>
+          <w:p>
+            <w:r>
+              <w:t>What hazard was the coaching about</w:t>
             </w:r>
           </w:p>
         </w:tc>
@@ -2338,27 +3414,27 @@
           </w:tcPr>
           <w:p>
             <w:r>
-              <w:t>Video Frame Producer</w:t>
-            </w:r>
-          </w:p>
-        </w:tc>
-        <w:tc>
-          <w:tcPr>
-            <w:tcW w:type="dxa" w:w="2880"/>
-          </w:tcPr>
-          <w:p>
-            <w:r>
-              <w:t>Camera -&gt; Kafka</w:t>
-            </w:r>
-          </w:p>
-        </w:tc>
-        <w:tc>
-          <w:tcPr>
-            <w:tcW w:type="dxa" w:w="2880"/>
-          </w:tcPr>
-          <w:p>
-            <w:r>
-              <w:t>FFmpeg-based frame capture at configurable FPS. Frame metadata includes camera_id, timestamp, zone mapping.</w:t>
+              <w:t>RESOLVED_VIA</w:t>
+            </w:r>
+          </w:p>
+        </w:tc>
+        <w:tc>
+          <w:tcPr>
+            <w:tcW w:type="dxa" w:w="2880"/>
+          </w:tcPr>
+          <w:p>
+            <w:r>
+              <w:t>Incident → DecisionTree</w:t>
+            </w:r>
+          </w:p>
+        </w:tc>
+        <w:tc>
+          <w:tcPr>
+            <w:tcW w:type="dxa" w:w="2880"/>
+          </w:tcPr>
+          <w:p>
+            <w:r>
+              <w:t>Which tree was used for resolution</w:t>
             </w:r>
           </w:p>
         </w:tc>
@@ -2370,27 +3446,27 @@
           </w:tcPr>
           <w:p>
             <w:r>
-              <w:t>KSQL / Flink</w:t>
-            </w:r>
-          </w:p>
-        </w:tc>
-        <w:tc>
-          <w:tcPr>
-            <w:tcW w:type="dxa" w:w="2880"/>
-          </w:tcPr>
-          <w:p>
-            <w:r>
-              <w:t>Stream processing</w:t>
-            </w:r>
-          </w:p>
-        </w:tc>
-        <w:tc>
-          <w:tcPr>
-            <w:tcW w:type="dxa" w:w="2880"/>
-          </w:tcPr>
-          <w:p>
-            <w:r>
-              <w:t>Windowed aggregations (5min avg, min, max). Dead-simple alert rules (sensor &gt; threshold for 30s).</w:t>
+              <w:t>REQUIRES</w:t>
+            </w:r>
+          </w:p>
+        </w:tc>
+        <w:tc>
+          <w:tcPr>
+            <w:tcW w:type="dxa" w:w="2880"/>
+          </w:tcPr>
+          <w:p>
+            <w:r>
+              <w:t>Zone → SafetyRule</w:t>
+            </w:r>
+          </w:p>
+        </w:tc>
+        <w:tc>
+          <w:tcPr>
+            <w:tcW w:type="dxa" w:w="2880"/>
+          </w:tcPr>
+          <w:p>
+            <w:r>
+              <w:t>Rules applicable to a zone</w:t>
             </w:r>
           </w:p>
         </w:tc>
@@ -2402,27 +3478,59 @@
           </w:tcPr>
           <w:p>
             <w:r>
-              <w:t>MinIO</w:t>
-            </w:r>
-          </w:p>
-        </w:tc>
-        <w:tc>
-          <w:tcPr>
-            <w:tcW w:type="dxa" w:w="2880"/>
-          </w:tcPr>
-          <w:p>
-            <w:r>
-              <w:t>Object storage</w:t>
-            </w:r>
-          </w:p>
-        </w:tc>
-        <w:tc>
-          <w:tcPr>
-            <w:tcW w:type="dxa" w:w="2880"/>
-          </w:tcPr>
-          <w:p>
-            <w:r>
-              <w:t>Stores frames, model artifacts, incident report PDFs. S3-compatible API.</w:t>
+              <w:t>TRIGGERED_BY</w:t>
+            </w:r>
+          </w:p>
+        </w:tc>
+        <w:tc>
+          <w:tcPr>
+            <w:tcW w:type="dxa" w:w="2880"/>
+          </w:tcPr>
+          <w:p>
+            <w:r>
+              <w:t>Incident → Sensor/Observation</w:t>
+            </w:r>
+          </w:p>
+        </w:tc>
+        <w:tc>
+          <w:tcPr>
+            <w:tcW w:type="dxa" w:w="2880"/>
+          </w:tcPr>
+          <w:p>
+            <w:r>
+              <w:t>Root cause link</w:t>
+            </w:r>
+          </w:p>
+        </w:tc>
+      </w:tr>
+      <w:tr>
+        <w:tc>
+          <w:tcPr>
+            <w:tcW w:type="dxa" w:w="2880"/>
+          </w:tcPr>
+          <w:p>
+            <w:r>
+              <w:t>HAS_VERSION</w:t>
+            </w:r>
+          </w:p>
+        </w:tc>
+        <w:tc>
+          <w:tcPr>
+            <w:tcW w:type="dxa" w:w="2880"/>
+          </w:tcPr>
+          <w:p>
+            <w:r>
+              <w:t>DecisionTree → TreeVersion</w:t>
+            </w:r>
+          </w:p>
+        </w:tc>
+        <w:tc>
+          <w:tcPr>
+            <w:tcW w:type="dxa" w:w="2880"/>
+          </w:tcPr>
+          <w:p>
+            <w:r>
+              <w:t>Version history with accuracy scores</w:t>
             </w:r>
           </w:p>
         </w:tc>
@@ -2430,25 +3538,45 @@
     </w:tbl>
     <w:p>
       <w:pPr>
-        <w:pStyle w:val="Heading2"/>
+        <w:pStyle w:val="Heading1"/>
       </w:pPr>
       <w:r>
-        <w:t>12.2 Data Flow</w:t>
+        <w:t>13. RAG Architecture</w:t>
       </w:r>
     </w:p>
     <w:p>
       <w:r>
-        <w:t>Physical/Virtual Sensors → Producer SDK → Kafka Topic → Consumer Groups</w:t>
+        <w:rPr>
+          <w:b w:val="0"/>
+        </w:rPr>
+        <w:t>The RAG pipeline grounds everything SHELDRA says in verifiable safety documentation. When SHELDRA gives procedural guidance, she cites her sources.</w:t>
+      </w:r>
+    </w:p>
+    <w:p>
+      <w:r>
+        <w:rPr>
+          <w:b w:val="0"/>
+        </w:rPr>
+        <w:t>Document Sources:</w:t>
         <w:br/>
-        <w:t xml:space="preserve">  ├── Stream Processor (KSQL) → Alerts topic</w:t>
+        <w:t>- Safety manuals (PDF): Step-by-step equipment procedures</w:t>
         <w:br/>
-        <w:t xml:space="preserve">  ├── ML Inference Service → Predictions topic</w:t>
+        <w:t>- SOP documents: Standard operating procedures per zone</w:t>
         <w:br/>
-        <w:t xml:space="preserve">  ├── Agent System → Agent messages topic</w:t>
+        <w:t>- Incident reports: Historical incidents with root cause + resolution</w:t>
         <w:br/>
-        <w:t xml:space="preserve">  ├── Digital Twin Engine → WebSocket → Frontend</w:t>
+        <w:t>- Regulatory documents: OSHA/ISO guidelines</w:t>
         <w:br/>
-        <w:t xml:space="preserve">  └── Object Store (MinIO) → Long-term storage</w:t>
+        <w:t>- Equipment datasheets: Manufacturer safety specifications</w:t>
+        <w:br/>
+        <w:br/>
+        <w:t>Pipeline: PDF → Chunking (512 chars, 50 overlap) → Embedding (E5-mistral-7b) → Qdrant (hybrid search: dense + BM25)</w:t>
+        <w:br/>
+        <w:br/>
+        <w:t>Retrieval: Query → Query expansion → Hybrid search → Cross-encoder re-ranking (top 3) → Context assembly → LLM generation</w:t>
+        <w:br/>
+        <w:br/>
+        <w:t>Every response includes: answer text, confidence score, source citations (document, section, page). If retrieval confidence &lt; 0.5, SHELDRA says "I am not sure. Let me connect you with a supervisor."</w:t>
       </w:r>
     </w:p>
     <w:p>
@@ -2456,12 +3584,269 @@
         <w:pStyle w:val="Heading1"/>
       </w:pPr>
       <w:r>
-        <w:t>13. Graph AI Opportunities</w:t>
+        <w:t>14. Digital Twin Architecture</w:t>
       </w:r>
     </w:p>
     <w:p>
       <w:r>
-        <w:t>The Knowledge Graph enables several graph-native AI capabilities beyond simple querying:</w:t>
+        <w:rPr>
+          <w:b w:val="0"/>
+        </w:rPr>
+        <w:t>The Digital Twin provides spatial context for SHELDRA and a visual representation of the factory floor for supervisors. SHELDRA appears as a floating avatar marker in the 3D scene, showing her current position and focus.</w:t>
+      </w:r>
+    </w:p>
+    <w:p>
+      <w:r>
+        <w:rPr>
+          <w:b w:val="0"/>
+        </w:rPr>
+        <w:t>Three.js / React Three Fiber ← WebSocket (state sync) ← Digital Twin Engine (Node.js) ← Knowledge Graph + Agent Events</w:t>
+        <w:br/>
+        <w:br/>
+        <w:t>Visual elements:</w:t>
+        <w:br/>
+        <w:t>- Factory floor plan with equipment 3D models</w:t>
+        <w:br/>
+        <w:t>- SHELDRA avatar marker (floating indicator showing her current focus area)</w:t>
+        <w:br/>
+        <w:t>- Worker position indicators (colored by PPE compliance)</w:t>
+        <w:br/>
+        <w:t>- Active hazard overlays (pulsing red zones)</w:t>
+        <w:br/>
+        <w:t>- Decision Tree overlay (current tree path highlighted on the scene)</w:t>
+        <w:br/>
+        <w:t>- Camera frustum visualization (what SHELDRA is currently "seeing")</w:t>
+        <w:br/>
+        <w:t>- Time scrubber: rewind and replay SHELDRA interactions</w:t>
+      </w:r>
+    </w:p>
+    <w:p>
+      <w:pPr>
+        <w:pStyle w:val="Heading1"/>
+      </w:pPr>
+      <w:r>
+        <w:t>15. Data Ingestion Pipeline</w:t>
+      </w:r>
+    </w:p>
+    <w:tbl>
+      <w:tblPr>
+        <w:tblStyle w:val="LightGrid-Accent1"/>
+        <w:tblW w:type="auto" w:w="0"/>
+        <w:jc w:val="center"/>
+        <w:tblLook w:firstColumn="1" w:firstRow="1" w:lastColumn="0" w:lastRow="0" w:noHBand="0" w:noVBand="1" w:val="04A0"/>
+      </w:tblPr>
+      <w:tblGrid>
+        <w:gridCol w:w="2880"/>
+        <w:gridCol w:w="2880"/>
+        <w:gridCol w:w="2880"/>
+      </w:tblGrid>
+      <w:tr>
+        <w:tc>
+          <w:tcPr>
+            <w:tcW w:type="dxa" w:w="2880"/>
+          </w:tcPr>
+          <w:p>
+            <w:r>
+              <w:t>Component</w:t>
+            </w:r>
+          </w:p>
+        </w:tc>
+        <w:tc>
+          <w:tcPr>
+            <w:tcW w:type="dxa" w:w="2880"/>
+          </w:tcPr>
+          <w:p>
+            <w:r>
+              <w:t>Description</w:t>
+            </w:r>
+          </w:p>
+        </w:tc>
+        <w:tc>
+          <w:tcPr>
+            <w:tcW w:type="dxa" w:w="2880"/>
+          </w:tcPr>
+          <w:p>
+            <w:r>
+              <w:t>Details</w:t>
+            </w:r>
+          </w:p>
+        </w:tc>
+      </w:tr>
+      <w:tr>
+        <w:tc>
+          <w:tcPr>
+            <w:tcW w:type="dxa" w:w="2880"/>
+          </w:tcPr>
+          <w:p>
+            <w:r>
+              <w:t>Kafka Topics</w:t>
+            </w:r>
+          </w:p>
+        </w:tc>
+        <w:tc>
+          <w:tcPr>
+            <w:tcW w:type="dxa" w:w="2880"/>
+          </w:tcPr>
+          <w:p>
+            <w:r>
+              <w:t>sheldra.interactions, decision.trees, sensor.readings, vision.events, worker.profiles, system.alerts</w:t>
+            </w:r>
+          </w:p>
+        </w:tc>
+        <w:tc>
+          <w:tcPr>
+            <w:tcW w:type="dxa" w:w="2880"/>
+          </w:tcPr>
+          <w:p>
+            <w:r>
+              <w:t>Typed topics with Schema Registry (Avro).</w:t>
+            </w:r>
+          </w:p>
+        </w:tc>
+      </w:tr>
+      <w:tr>
+        <w:tc>
+          <w:tcPr>
+            <w:tcW w:type="dxa" w:w="2880"/>
+          </w:tcPr>
+          <w:p>
+            <w:r>
+              <w:t>IoT Simulator</w:t>
+            </w:r>
+          </w:p>
+        </w:tc>
+        <w:tc>
+          <w:tcPr>
+            <w:tcW w:type="dxa" w:w="2880"/>
+          </w:tcPr>
+          <w:p>
+            <w:r>
+              <w:t>Python script generating realistic sensor patterns with injected anomalies every 5-10 min</w:t>
+            </w:r>
+          </w:p>
+        </w:tc>
+        <w:tc>
+          <w:tcPr>
+            <w:tcW w:type="dxa" w:w="2880"/>
+          </w:tcPr>
+          <w:p>
+            <w:r>
+              <w:t>Synthetic data for demo with controllable anomaly injection.</w:t>
+            </w:r>
+          </w:p>
+        </w:tc>
+      </w:tr>
+      <w:tr>
+        <w:tc>
+          <w:tcPr>
+            <w:tcW w:type="dxa" w:w="2880"/>
+          </w:tcPr>
+          <w:p>
+            <w:r>
+              <w:t>Video Frame Producer</w:t>
+            </w:r>
+          </w:p>
+        </w:tc>
+        <w:tc>
+          <w:tcPr>
+            <w:tcW w:type="dxa" w:w="2880"/>
+          </w:tcPr>
+          <w:p>
+            <w:r>
+              <w:t>FFmpeg-based RTSP frame capture at configurable FPS</w:t>
+            </w:r>
+          </w:p>
+        </w:tc>
+        <w:tc>
+          <w:tcPr>
+            <w:tcW w:type="dxa" w:w="2880"/>
+          </w:tcPr>
+          <w:p>
+            <w:r>
+              <w:t>Frame metadata: camera_id, timestamp, zone mapping.</w:t>
+            </w:r>
+          </w:p>
+        </w:tc>
+      </w:tr>
+      <w:tr>
+        <w:tc>
+          <w:tcPr>
+            <w:tcW w:type="dxa" w:w="2880"/>
+          </w:tcPr>
+          <w:p>
+            <w:r>
+              <w:t>Stream Processing</w:t>
+            </w:r>
+          </w:p>
+        </w:tc>
+        <w:tc>
+          <w:tcPr>
+            <w:tcW w:type="dxa" w:w="2880"/>
+          </w:tcPr>
+          <w:p>
+            <w:r>
+              <w:t>KSQL for windowed aggregates, Flink for CEP (complex event processing)</w:t>
+            </w:r>
+          </w:p>
+        </w:tc>
+        <w:tc>
+          <w:tcPr>
+            <w:tcW w:type="dxa" w:w="2880"/>
+          </w:tcPr>
+          <w:p>
+            <w:r>
+              <w:t>5-min rolling windows for Decision Tree update feed.</w:t>
+            </w:r>
+          </w:p>
+        </w:tc>
+      </w:tr>
+      <w:tr>
+        <w:tc>
+          <w:tcPr>
+            <w:tcW w:type="dxa" w:w="2880"/>
+          </w:tcPr>
+          <w:p>
+            <w:r>
+              <w:t>Object Storage</w:t>
+            </w:r>
+          </w:p>
+        </w:tc>
+        <w:tc>
+          <w:tcPr>
+            <w:tcW w:type="dxa" w:w="2880"/>
+          </w:tcPr>
+          <w:p>
+            <w:r>
+              <w:t>MinIO for frames, model artifacts, incident report PDFs</w:t>
+            </w:r>
+          </w:p>
+        </w:tc>
+        <w:tc>
+          <w:tcPr>
+            <w:tcW w:type="dxa" w:w="2880"/>
+          </w:tcPr>
+          <w:p>
+            <w:r>
+              <w:t>S3-compatible API for easy cloud migration.</w:t>
+            </w:r>
+          </w:p>
+        </w:tc>
+      </w:tr>
+    </w:tbl>
+    <w:p>
+      <w:pPr>
+        <w:pStyle w:val="Heading1"/>
+      </w:pPr>
+      <w:r>
+        <w:t>16. Graph AI Opportunities</w:t>
+      </w:r>
+    </w:p>
+    <w:p>
+      <w:r>
+        <w:rPr>
+          <w:b w:val="0"/>
+        </w:rPr>
+        <w:t>The Knowledge Graph enables several AI capabilities that directly enhance SHELDRA and the Decision Tree:</w:t>
       </w:r>
     </w:p>
     <w:p>
@@ -2469,10 +3854,10 @@
         <w:rPr>
           <w:b/>
         </w:rPr>
-        <w:t xml:space="preserve">Graph Neural Networks (GNNs): </w:t>
+        <w:t xml:space="preserve">Worker Similarity Clustering: </w:t>
       </w:r>
       <w:r>
-        <w:t>Train a GNN (e.g., GraphSAGE, GAT) on the incident graph to predict the most likely next incident location based on current graph state. Node features + edge weights + temporal patterns feed into a message-passing network that learns risk propagation patterns.</w:t>
+        <w:t>Find workers with similar profiles and incident patterns. SHELDRA can say: "Workers with your profile have most often struggled with confined space procedure. May I walk you through it?"</w:t>
       </w:r>
     </w:p>
     <w:p>
@@ -2480,10 +3865,10 @@
         <w:rPr>
           <w:b/>
         </w:rPr>
-        <w:t xml:space="preserve">Root Cause Analysis: </w:t>
+        <w:t xml:space="preserve">Hazard Propagation Prediction: </w:t>
       </w:r>
       <w:r>
-        <w:t>Given an incident node, perform backward graph traversal along TRIGGERED_BY edges weighted by temporal proximity. Multiple paths converge at the most likely root cause. This is more powerful than rule-based RCA because it discovers non-obvious causal chains.</w:t>
+        <w:t>Graph traversal predicts which zones are at highest risk of incident propagation. Decision Tree pre-positions response plans.</w:t>
       </w:r>
     </w:p>
     <w:p>
@@ -2491,10 +3876,10 @@
         <w:rPr>
           <w:b/>
         </w:rPr>
-        <w:t xml:space="preserve">Community Detection: </w:t>
+        <w:t xml:space="preserve">Personalized Training Recommendations: </w:t>
       </w:r>
       <w:r>
-        <w:t>Louvain or Leiden algorithm on the Worker-Equipment-Zone graph identifies operational communities. An incident in one community should trigger alerts to adjacent communities (risk propagation).</w:t>
+        <w:t>Based on incident graph + worker profile, recommend specific VR training modules. "Your last three near-misses involved lockout/tagout. Would you like to run the LOTO VR simulation?"</w:t>
       </w:r>
     </w:p>
     <w:p>
@@ -2502,27 +3887,10 @@
         <w:rPr>
           <w:b/>
         </w:rPr>
-        <w:t xml:space="preserve">Graph-based Similarity Matching: </w:t>
+        <w:t xml:space="preserve">Decision Tree Cross-Pollination: </w:t>
       </w:r>
       <w:r>
-        <w:t>Find SIMILAR_TO edges between incidents based on graph edit distance. When a new incident occurs, immediately retrieve the most similar past incident and its resolution steps.</w:t>
-      </w:r>
-    </w:p>
-    <w:p>
-      <w:r>
-        <w:rPr>
-          <w:b/>
-        </w:rPr>
-        <w:t xml:space="preserve">Temporal Graph Evolution: </w:t>
-      </w:r>
-      <w:r>
-        <w:t>Track how the graph changes over time. Accelerating rate of VIOLATES edge creation in a zone is a leading indicator of systemic safety degradation before any major incident occurs.</w:t>
-      </w:r>
-    </w:p>
-    <w:p/>
-    <w:p>
-      <w:r>
-        <w:t>For the hackathon MVP, we implement Root Cause Analysis (graph traversal) and Similarity Matching (graph edit distance). GNN and Community Detection are architected but deferred to post-MVP.</w:t>
+        <w:t>Similar hazards share tree branches. When a tree improves for Gas Leak, related trees (Chemical Spill, Fume Release) inherit updates.</w:t>
       </w:r>
     </w:p>
     <w:p>
@@ -2530,20 +3898,15 @@
         <w:pStyle w:val="Heading1"/>
       </w:pPr>
       <w:r>
-        <w:t>14. Explainable AI Layer</w:t>
+        <w:t>17. Explainable AI Layer</w:t>
       </w:r>
     </w:p>
     <w:p>
       <w:r>
-        <w:t>In industrial safety, "because the AI said so" is unacceptable. Every decision must be transparent, auditable, and grounded in verifiable evidence.</w:t>
-      </w:r>
-    </w:p>
-    <w:p>
-      <w:pPr>
-        <w:pStyle w:val="Heading2"/>
-      </w:pPr>
-      <w:r>
-        <w:t>14.1 Explanation Types</w:t>
+        <w:rPr>
+          <w:b w:val="0"/>
+        </w:rPr>
+        <w:t>SHELDRA can explain every decision she makes. This is critical for trust, audit, and regulatory compliance.</w:t>
       </w:r>
     </w:p>
     <w:tbl>
@@ -2574,7 +3937,7 @@
           </w:tcPr>
           <w:p>
             <w:r>
-              <w:t>Description</w:t>
+              <w:t>How It Works</w:t>
             </w:r>
           </w:p>
         </w:tc>
@@ -2586,7 +3949,7 @@
           </w:tcPr>
           <w:p>
             <w:r>
-              <w:t>Decision Trace</w:t>
+              <w:t>SHELDRA Decision Trace</w:t>
             </w:r>
           </w:p>
         </w:tc>
@@ -2596,7 +3959,7 @@
           </w:tcPr>
           <w:p>
             <w:r>
-              <w:t>Timeline showing which agents contributed, what they observed, what rules were matched. Visualized as a directed acyclic graph.</w:t>
+              <w:t>Timeline: what SHELDRA observed, what she considered, what she decided. Displayed as a DAG in the SHELDRA info panel.</w:t>
             </w:r>
           </w:p>
         </w:tc>
@@ -2608,7 +3971,7 @@
           </w:tcPr>
           <w:p>
             <w:r>
-              <w:t>Feature Attribution</w:t>
+              <w:t>Natural Language Explanation</w:t>
             </w:r>
           </w:p>
         </w:tc>
@@ -2618,7 +3981,7 @@
           </w:tcPr>
           <w:p>
             <w:r>
-              <w:t>SHAP values for vision model: which pixels contributed to "no helmet" classification? Highlighted as heatmap overlay on original frame.</w:t>
+              <w:t>SHELDRA answers: "Why did you tell me to evacuate?" "I detected gas levels at 85ppm in Zone B. The procedure for &gt;50ppm requires immediate evacuation per OSHA 1910.120."</w:t>
             </w:r>
           </w:p>
         </w:tc>
@@ -2630,7 +3993,7 @@
           </w:tcPr>
           <w:p>
             <w:r>
-              <w:t>Counterfactual</w:t>
+              <w:t>Confidence Provenance</w:t>
             </w:r>
           </w:p>
         </w:tc>
@@ -2640,7 +4003,7 @@
           </w:tcPr>
           <w:p>
             <w:r>
-              <w:t>"If worker was wearing a helmet, this alert would not have fired." Shows what would need to change for a different outcome.</w:t>
+              <w:t>Breakdown: model confidence (0.87) + context relevance (0.92) + tree branch accuracy (0.89) = composite confidence (0.89).</w:t>
             </w:r>
           </w:p>
         </w:tc>
@@ -2652,7 +4015,7 @@
           </w:tcPr>
           <w:p>
             <w:r>
-              <w:t>Confidence Provenance</w:t>
+              <w:t>Counterfactual</w:t>
             </w:r>
           </w:p>
         </w:tc>
@@ -2662,7 +4025,7 @@
           </w:tcPr>
           <w:p>
             <w:r>
-              <w:t>Breakdown of confidence score: model confidence (0.87) + context relevance (0.92) + historical accuracy of similar decisions (0.78) = composite confidence (0.86).</w:t>
+              <w:t>"If you had been wearing your safety glasses, I would not have interrupted. The rule was triggered by the violation, not by you specifically."</w:t>
             </w:r>
           </w:p>
         </w:tc>
@@ -2674,7 +4037,7 @@
           </w:tcPr>
           <w:p>
             <w:r>
-              <w:t>Natural Language Summary</w:t>
+              <w:t>Decision Tree Path Highlight</w:t>
             </w:r>
           </w:p>
         </w:tc>
@@ -2684,7 +4047,7 @@
           </w:tcPr>
           <w:p>
             <w:r>
-              <w:t>Explanation Agent generates plain English: "Vision Agent detected missing helmet on Worker #3124 in Zone A3. Compliance Agent identified this violates Safety Rule #17. This zone requires full PPE due to overhead crane operations. Recommended action: alert worker and supervisor."</w:t>
+              <w:t>In the flow chart, highlight the path taken and alternative paths that were considered but deprioritized.</w:t>
             </w:r>
           </w:p>
         </w:tc>
@@ -2692,19 +4055,47 @@
     </w:tbl>
     <w:p>
       <w:pPr>
-        <w:pStyle w:val="Heading2"/>
+        <w:pStyle w:val="Heading1"/>
       </w:pPr>
       <w:r>
-        <w:t>14.2 Implementation</w:t>
+        <w:t>18. Human-in-the-Loop Workflow</w:t>
       </w:r>
     </w:p>
     <w:p>
       <w:r>
-        <w:t>- SHAP integration: KernelExplainer for vision model, sampled on 100 frames to calibrate. Pre-computed SHAP values cached per detection class.</w:t>
+        <w:rPr>
+          <w:b w:val="0"/>
+        </w:rPr>
+        <w:t>SHELDRA proposes actions. Supervisors approve, modify, or reject. All decisions are logged and fed into the Decision Tree accuracy engine.</w:t>
+      </w:r>
+    </w:p>
+    <w:p>
+      <w:r>
+        <w:rPr>
+          <w:b w:val="0"/>
+        </w:rPr>
+        <w:t>Alert Generated by SHELDRA → Queued for Supervisor Review</w:t>
         <w:br/>
-        <w:t>- Decision traces: Each agent appends to a shared trace object (Redis). Trace is finalized by Orchestrator when decision is made.</w:t>
+        <w:t>├─ Supervisor Acknowledges → SHELDRA action executes</w:t>
         <w:br/>
-        <w:t>- Natural language: Template-based generation with slot filling from structured evidence. No LLM call for explanations (too slow, too expensive, too unpredictable).</w:t>
+        <w:t>│   ├─ Auto-response after N seconds of inactivity (configurable)</w:t>
+        <w:br/>
+        <w:t>│   └─ Supervisor Override (modify or cancel)</w:t>
+        <w:br/>
+        <w:t>└─ SHELDRA Escalates (if no response in 60s, alert next supervisor)</w:t>
+        <w:br/>
+        <w:br/>
+        <w:t>Supervisor Console includes:</w:t>
+        <w:br/>
+        <w:t>- Live SHELDRA interaction feed (every coaching moment)</w:t>
+        <w:br/>
+        <w:t>- Ability to override SHELDRA recommendations with reason</w:t>
+        <w:br/>
+        <w:t>- Audit log: searchable, filterable, exportable</w:t>
+        <w:br/>
+        <w:t>- Shift handover: SHELDRA generates summary for incoming team</w:t>
+        <w:br/>
+        <w:t>- Performance metrics: SHELDRA accuracy, response times, escalation rates</w:t>
       </w:r>
     </w:p>
     <w:p>
@@ -2712,96 +4103,15 @@
         <w:pStyle w:val="Heading1"/>
       </w:pPr>
       <w:r>
-        <w:t>15. Human-in-the-Loop Workflow</w:t>
+        <w:t>19. Emergency Response Workflow</w:t>
       </w:r>
     </w:p>
     <w:p>
       <w:r>
-        <w:t>The platform is designed on the principle that AI augments, never replaces, human judgment in safety-critical decisions.</w:t>
-      </w:r>
-    </w:p>
-    <w:p>
-      <w:pPr>
-        <w:pStyle w:val="Heading2"/>
-      </w:pPr>
-      <w:r>
-        <w:t>15.1 Workflow States</w:t>
-      </w:r>
-    </w:p>
-    <w:p>
-      <w:r>
-        <w:t xml:space="preserve">Alert Generated → Queued for Review → </w:t>
-        <w:br/>
-        <w:t xml:space="preserve">  ├── Acknowledged (supervisor sees it, monitoring)</w:t>
-        <w:br/>
-        <w:t xml:space="preserve">  │     ├── Auto-Response Executes (evacuation, shutdown) after N seconds of inactivity</w:t>
-        <w:br/>
-        <w:t xml:space="preserve">  │     └── Supervisor Override (dismiss, or take manual action)</w:t>
-        <w:br/>
-        <w:t xml:space="preserve">  ├── Escalated (auto-escalate to next level if unacknowledged for &gt;60s)</w:t>
-        <w:br/>
-        <w:t xml:space="preserve">  └── Dismissed (with reason, recorded for model retraining)</w:t>
-        <w:br/>
-        <w:br/>
-        <w:t>Every action is logged with timestamp, supervisor ID, and context state (what was on screen, what evidence was shown).</w:t>
-      </w:r>
-    </w:p>
-    <w:p>
-      <w:pPr>
-        <w:pStyle w:val="Heading2"/>
-      </w:pPr>
-      <w:r>
-        <w:t>15.2 Supervisor Console</w:t>
-      </w:r>
-    </w:p>
-    <w:p>
-      <w:r>
-        <w:t>- Alert queue sorted by severity + time-in-queue</w:t>
-        <w:br/>
-        <w:t>- Each alert card shows: incident type, location (linked to Digital Twin), confidence, key evidence snippet, time since detection</w:t>
-        <w:br/>
-        <w:t>- Quick actions: Acknowledge, Dismiss (with reason), Escalate</w:t>
-        <w:br/>
-        <w:t>- "Explain this alert" panel drawer with full decision trace</w:t>
-        <w:br/>
-        <w:t>- Shift handover: summary of all unresolved alerts, trends, and supervisor notes</w:t>
-      </w:r>
-    </w:p>
-    <w:p>
-      <w:pPr>
-        <w:pStyle w:val="Heading1"/>
-      </w:pPr>
-      <w:r>
-        <w:t>16. Emergency Response Workflow</w:t>
-      </w:r>
-    </w:p>
-    <w:p>
-      <w:pPr>
-        <w:pStyle w:val="Heading2"/>
-      </w:pPr>
-      <w:r>
-        <w:t>16.1 Trigger Conditions</w:t>
-      </w:r>
-    </w:p>
-    <w:p>
-      <w:r>
-        <w:t>- Compound risk score &gt; 0.8 (vision + IoT + compliance fusion)</w:t>
-        <w:br/>
-        <w:t>- Gas leak detection (threshold + rate of change)</w:t>
-        <w:br/>
-        <w:t>- Fire/smoke detection (vision model)</w:t>
-        <w:br/>
-        <w:t>- Worker distress detection (pose model: fallen worker)</w:t>
-        <w:br/>
-        <w:t>- Equipment catastrophic failure prediction (variance anomaly)</w:t>
-      </w:r>
-    </w:p>
-    <w:p>
-      <w:pPr>
-        <w:pStyle w:val="Heading2"/>
-      </w:pPr>
-      <w:r>
-        <w:t>16.2 Automated Response Actions</w:t>
+        <w:rPr>
+          <w:b w:val="0"/>
+        </w:rPr>
+        <w:t>When the compound risk score exceeds 0.8, SHELDRA switches to Emergency Mode:</w:t>
       </w:r>
     </w:p>
     <w:tbl>
@@ -2844,7 +4154,7 @@
           </w:tcPr>
           <w:p>
             <w:r>
-              <w:t>Evacuate Zone</w:t>
+              <w:t>SHELDRA Tone Shift</w:t>
             </w:r>
           </w:p>
         </w:tc>
@@ -2854,7 +4164,7 @@
           </w:tcPr>
           <w:p>
             <w:r>
-              <w:t>Trigger zone evacuation alert. Update Digital Twin with evacuation status. Open all zone exits.</w:t>
+              <w:t>Voice becomes clear, authoritative, time-stamped. "ATTENTION: Gas leak detected in Zone B. Evacuate immediately via Exit 4."</w:t>
             </w:r>
           </w:p>
         </w:tc>
@@ -2866,7 +4176,7 @@
           </w:tcPr>
           <w:p>
             <w:r>
-              <w:t>Equipment Shutdown</w:t>
+              <w:t>Decision Tree Activation</w:t>
             </w:r>
           </w:p>
         </w:tc>
@@ -2876,7 +4186,7 @@
           </w:tcPr>
           <w:p>
             <w:r>
-              <w:t>Send PLC command to safely power-down machinery. Verify shutdown via sensor feedback loop.</w:t>
+              <w:t>Emergency tree loads automatically. SHELDRA guides step-by-step. Each step is confirmed before proceeding.</w:t>
             </w:r>
           </w:p>
         </w:tc>
@@ -2888,7 +4198,7 @@
           </w:tcPr>
           <w:p>
             <w:r>
-              <w:t>Alert Dispatch</w:t>
+              <w:t>Multi-Channel Alert</w:t>
             </w:r>
           </w:p>
         </w:tc>
@@ -2898,7 +4208,7 @@
           </w:tcPr>
           <w:p>
             <w:r>
-              <w:t>Multi-channel: WebSocket push → Email (SendGrid) → SMS (Twilio/Vonage). Message includes incident summary, location (with map link), severity, and ETA for required action.</w:t>
+              <w:t>WebSocket push to dashboard + email alert + SMS to all supervisors. Message includes: hazard type, location, severity, recommended action.</w:t>
             </w:r>
           </w:p>
         </w:tc>
@@ -2920,7 +4230,7 @@
           </w:tcPr>
           <w:p>
             <w:r>
-              <w:t>If supervisor does not acknowledge in 60s: escalate to shift manager. If no response in 120s: escalate to plant director. Log every step.</w:t>
+              <w:t>Supervisor: 60s to acknowledge. Shift manager: 120s. Plant director: 180s. SHELDRA logs every step.</w:t>
             </w:r>
           </w:p>
         </w:tc>
@@ -2942,7 +4252,7 @@
           </w:tcPr>
           <w:p>
             <w:r>
-              <w:t>Auto-generated PDF: incident timeline (every event from first alert to resolution), evidence (frames, sensor readings), actions taken, human responses, root cause analysis, recommendations.</w:t>
+              <w:t>Auto-generated PDF: incident timeline, SHELDRA actions, Decision Tree path taken, human responses, outcome, accuracy score.</w:t>
             </w:r>
           </w:p>
         </w:tc>
@@ -2950,26 +4260,52 @@
     </w:tbl>
     <w:p>
       <w:pPr>
-        <w:pStyle w:val="Heading2"/>
+        <w:pStyle w:val="Heading1"/>
       </w:pPr>
       <w:r>
-        <w:t>16.3 Playbook System</w:t>
+        <w:t>20. VR Training Integration</w:t>
       </w:r>
     </w:p>
     <w:p>
       <w:r>
-        <w:t>Response actions are defined in YAML playbooks. Each playbook specifies:</w:t>
+        <w:rPr>
+          <w:b w:val="0"/>
+        </w:rPr>
+        <w:t>SHELDRA exists in VR. The same AI coach that guides workers on the factory floor trains them in simulated scenarios — creating continuity between training and reality.</w:t>
+      </w:r>
+    </w:p>
+    <w:p>
+      <w:r>
+        <w:rPr>
+          <w:b w:val="0"/>
+        </w:rPr>
+        <w:t>VR Scene (A-Frame / Three.js XR):</w:t>
         <w:br/>
-        <w:t>- Trigger conditions (Cypher query or threshold expression)</w:t>
+        <w:t>- Full 3D factory environment with interactive hazards</w:t>
         <w:br/>
-        <w:t>- Action sequence (parallel or sequential steps)</w:t>
+        <w:t>- SHELDRA avatar rendered inside VR scene</w:t>
         <w:br/>
-        <w:t>- Rollback procedure for each action</w:t>
+        <w:t>- Hazard simulations: gas leak (visual + audio cues), fire, equipment failure, falling objects</w:t>
         <w:br/>
-        <w:t>- Required approvals (automatic vs. supervisor-required)</w:t>
+        <w:t>- Worker interacts via voice + hand controllers (if available)</w:t>
         <w:br/>
         <w:br/>
-        <w:t>This makes the response system configurable without code changes. Safety engineers can author playbooks for their specific facility.</w:t>
+        <w:t>Training Flow:</w:t>
+        <w:br/>
+        <w:t>1. SHELDRA introduces the scenario</w:t>
+        <w:br/>
+        <w:t>2. Hazard triggers (SHELDRA can trigger manually or automated)</w:t>
+        <w:br/>
+        <w:t>3. Worker responds — SHELDRA observes, provides real-time feedback</w:t>
+        <w:br/>
+        <w:t>4. Scenario ends — SHELDRA scores performance: reaction time, decision accuracy, procedure adherence</w:t>
+        <w:br/>
+        <w:t>5. Score → Worker Profile update</w:t>
+        <w:br/>
+        <w:t>6. Adaptive training: SHELDRA adjusts future scenarios based on weak areas</w:t>
+        <w:br/>
+        <w:br/>
+        <w:t>For hackathon: desktop VR mode (mouse/keyboard navigation) with WebXR upgrade path.</w:t>
       </w:r>
     </w:p>
     <w:p>
@@ -2977,12 +4313,7 @@
         <w:pStyle w:val="Heading1"/>
       </w:pPr>
       <w:r>
-        <w:t>17. Database Schema &amp; Data Model</w:t>
-      </w:r>
-    </w:p>
-    <w:p>
-      <w:r>
-        <w:t>The platform uses a polyglot persistence model: different data types stored in the optimal database for their access pattern.</w:t>
+        <w:t>21. Database Schema &amp; Data Model</w:t>
       </w:r>
     </w:p>
     <w:tbl>
@@ -3015,7 +4346,7 @@
           </w:tcPr>
           <w:p>
             <w:r>
-              <w:t>Technology</w:t>
+              <w:t>Tech</w:t>
             </w:r>
           </w:p>
         </w:tc>
@@ -3067,7 +4398,7 @@
           </w:tcPr>
           <w:p>
             <w:r>
-              <w:t>Entity relationships, safety rules, incident graph</w:t>
+              <w:t>Worker profiles, hazard taxonomy, SHELDRA interaction logs, decision tree metadata</w:t>
             </w:r>
           </w:p>
         </w:tc>
@@ -3077,7 +4408,7 @@
           </w:tcPr>
           <w:p>
             <w:r>
-              <w:t>Graph traversals, root cause analysis, pattern matching</w:t>
+              <w:t>Graph queries, personalization, root cause analysis</w:t>
             </w:r>
           </w:p>
         </w:tc>
@@ -3109,7 +4440,7 @@
           </w:tcPr>
           <w:p>
             <w:r>
-              <w:t>Document embeddings, model feature vectors</w:t>
+              <w:t>Document embeddings for RAG, feature vectors for similarity</w:t>
             </w:r>
           </w:p>
         </w:tc>
@@ -3119,7 +4450,7 @@
           </w:tcPr>
           <w:p>
             <w:r>
-              <w:t>Semantic search, similarity matching, RAG retrieval</w:t>
+              <w:t>Semantic search, procedure retrieval, grounding</w:t>
             </w:r>
           </w:p>
         </w:tc>
@@ -3141,7 +4472,7 @@
           </w:tcPr>
           <w:p>
             <w:r>
-              <w:t>InfluxDB / TimescaleDB</w:t>
+              <w:t>InfluxDB</w:t>
             </w:r>
           </w:p>
         </w:tc>
@@ -3151,7 +4482,7 @@
           </w:tcPr>
           <w:p>
             <w:r>
-              <w:t>IoT sensor readings, model metrics</w:t>
+              <w:t>IoT sensor readings, model performance metrics</w:t>
             </w:r>
           </w:p>
         </w:tc>
@@ -3161,7 +4492,7 @@
           </w:tcPr>
           <w:p>
             <w:r>
-              <w:t>Windowed aggregates, trend analysis, anomaly detection</w:t>
+              <w:t>Windowed aggregates, anomaly detection feed</w:t>
             </w:r>
           </w:p>
         </w:tc>
@@ -3183,7 +4514,7 @@
           </w:tcPr>
           <w:p>
             <w:r>
-              <w:t>Kafka (retention: 7d)</w:t>
+              <w:t>Kafka (retention 7d)</w:t>
             </w:r>
           </w:p>
         </w:tc>
@@ -3193,7 +4524,7 @@
           </w:tcPr>
           <w:p>
             <w:r>
-              <w:t>All events, agent messages, alerts</w:t>
+              <w:t>All events: sheldra.interactions, decision.trees, sensor data</w:t>
             </w:r>
           </w:p>
         </w:tc>
@@ -3203,7 +4534,7 @@
           </w:tcPr>
           <w:p>
             <w:r>
-              <w:t>Stream processing, replay, audit trail</w:t>
+              <w:t>Stream processing, audit trail, replay</w:t>
             </w:r>
           </w:p>
         </w:tc>
@@ -3235,7 +4566,7 @@
           </w:tcPr>
           <w:p>
             <w:r>
-              <w:t>Frames, report PDFs, model artifacts</w:t>
+              <w:t>Camera frames, SHELDRA interaction recordings, report PDFs</w:t>
             </w:r>
           </w:p>
         </w:tc>
@@ -3245,7 +4576,7 @@
           </w:tcPr>
           <w:p>
             <w:r>
-              <w:t>Long-term storage, batch processing</w:t>
+              <w:t>Long-term storage, compliance evidence</w:t>
             </w:r>
           </w:p>
         </w:tc>
@@ -3277,7 +4608,7 @@
           </w:tcPr>
           <w:p>
             <w:r>
-              <w:t>Agent state, session data, Digital Twin state</w:t>
+              <w:t>SHELDRA session state, context cache, WebSocket state</w:t>
             </w:r>
           </w:p>
         </w:tc>
@@ -3287,7 +4618,7 @@
           </w:tcPr>
           <w:p>
             <w:r>
-              <w:t>Sub-millisecond reads, Pub/Sub for agent communication</w:t>
+              <w:t>Sub-millisecond reads, Pub/Sub for real-time</w:t>
             </w:r>
           </w:p>
         </w:tc>
@@ -3329,7 +4660,7 @@
           </w:tcPr>
           <w:p>
             <w:r>
-              <w:t>Transactional data, reporting, auth</w:t>
+              <w:t>Transactional data, auth, reporting</w:t>
             </w:r>
           </w:p>
         </w:tc>
@@ -3340,36 +4671,15 @@
         <w:pStyle w:val="Heading1"/>
       </w:pPr>
       <w:r>
-        <w:t>18. API Architecture</w:t>
-      </w:r>
-    </w:p>
-    <w:p>
-      <w:pPr>
-        <w:pStyle w:val="Heading2"/>
-      </w:pPr>
-      <w:r>
-        <w:t>18.1 API Design Principles</w:t>
+        <w:t>22. API Architecture</w:t>
       </w:r>
     </w:p>
     <w:p>
       <w:r>
-        <w:t>- REST for CRUD operations on persistent entities</w:t>
-        <w:br/>
-        <w:t>- WebSocket for real-time state push (Digital Twin, alert feed)</w:t>
-        <w:br/>
-        <w:t>- gRPC for inter-service communication (low-latency, typed contracts)</w:t>
-        <w:br/>
-        <w:t>- GraphQL for flexible frontend queries (Knowledge Graph explorer)</w:t>
-        <w:br/>
-        <w:t>- OpenAPI 3.0 specification, generated TypeScript client</w:t>
-      </w:r>
-    </w:p>
-    <w:p>
-      <w:pPr>
-        <w:pStyle w:val="Heading2"/>
-      </w:pPr>
-      <w:r>
-        <w:t>18.2 Core Endpoints</w:t>
+        <w:rPr>
+          <w:b w:val="0"/>
+        </w:rPr>
+        <w:t>SHELDRA-first API design. Every endpoint exists to serve SHELDRA or the Decision Tree.</w:t>
       </w:r>
     </w:p>
     <w:tbl>
@@ -3423,27 +4733,27 @@
           </w:tcPr>
           <w:p>
             <w:r>
-              <w:t>GET /api/v1/incidents</w:t>
-            </w:r>
-          </w:p>
-        </w:tc>
-        <w:tc>
-          <w:tcPr>
-            <w:tcW w:type="dxa" w:w="2880"/>
-          </w:tcPr>
-          <w:p>
-            <w:r>
-              <w:t>List incidents with filters (severity, zone, time)</w:t>
-            </w:r>
-          </w:p>
-        </w:tc>
-        <w:tc>
-          <w:tcPr>
-            <w:tcW w:type="dxa" w:w="2880"/>
-          </w:tcPr>
-          <w:p>
-            <w:r>
-              <w:t>Dashboard</w:t>
+              <w:t>POST /api/v1/sheldra/chat</w:t>
+            </w:r>
+          </w:p>
+        </w:tc>
+        <w:tc>
+          <w:tcPr>
+            <w:tcW w:type="dxa" w:w="2880"/>
+          </w:tcPr>
+          <w:p>
+            <w:r>
+              <w:t>Send message to SHELDRA with context</w:t>
+            </w:r>
+          </w:p>
+        </w:tc>
+        <w:tc>
+          <w:tcPr>
+            <w:tcW w:type="dxa" w:w="2880"/>
+          </w:tcPr>
+          <w:p>
+            <w:r>
+              <w:t>SHELDRA interaction</w:t>
             </w:r>
           </w:p>
         </w:tc>
@@ -3455,27 +4765,27 @@
           </w:tcPr>
           <w:p>
             <w:r>
-              <w:t>GET /api/v1/incidents/{id}/trace</w:t>
-            </w:r>
-          </w:p>
-        </w:tc>
-        <w:tc>
-          <w:tcPr>
-            <w:tcW w:type="dxa" w:w="2880"/>
-          </w:tcPr>
-          <w:p>
-            <w:r>
-              <w:t>Full decision trace for an incident</w:t>
-            </w:r>
-          </w:p>
-        </w:tc>
-        <w:tc>
-          <w:tcPr>
-            <w:tcW w:type="dxa" w:w="2880"/>
-          </w:tcPr>
-          <w:p>
-            <w:r>
-              <w:t>XAI Panel</w:t>
+              <w:t>WS /ws/sheldra/stream</w:t>
+            </w:r>
+          </w:p>
+        </w:tc>
+        <w:tc>
+          <w:tcPr>
+            <w:tcW w:type="dxa" w:w="2880"/>
+          </w:tcPr>
+          <w:p>
+            <w:r>
+              <w:t>Streaming SHELDRA responses (SSE fallback)</w:t>
+            </w:r>
+          </w:p>
+        </w:tc>
+        <w:tc>
+          <w:tcPr>
+            <w:tcW w:type="dxa" w:w="2880"/>
+          </w:tcPr>
+          <w:p>
+            <w:r>
+              <w:t>Real-time chat</w:t>
             </w:r>
           </w:p>
         </w:tc>
@@ -3487,27 +4797,27 @@
           </w:tcPr>
           <w:p>
             <w:r>
-              <w:t>POST /api/v1/alerts/{id}/acknowledge</w:t>
-            </w:r>
-          </w:p>
-        </w:tc>
-        <w:tc>
-          <w:tcPr>
-            <w:tcW w:type="dxa" w:w="2880"/>
-          </w:tcPr>
-          <w:p>
-            <w:r>
-              <w:t>Acknowledge alert</w:t>
-            </w:r>
-          </w:p>
-        </w:tc>
-        <w:tc>
-          <w:tcPr>
-            <w:tcW w:type="dxa" w:w="2880"/>
-          </w:tcPr>
-          <w:p>
-            <w:r>
-              <w:t>HITL Console</w:t>
+              <w:t>GET /api/v1/sheldra/state</w:t>
+            </w:r>
+          </w:p>
+        </w:tc>
+        <w:tc>
+          <w:tcPr>
+            <w:tcW w:type="dxa" w:w="2880"/>
+          </w:tcPr>
+          <w:p>
+            <w:r>
+              <w:t>Current SHELDRA awareness state</w:t>
+            </w:r>
+          </w:p>
+        </w:tc>
+        <w:tc>
+          <w:tcPr>
+            <w:tcW w:type="dxa" w:w="2880"/>
+          </w:tcPr>
+          <w:p>
+            <w:r>
+              <w:t>Dashboard context panel</w:t>
             </w:r>
           </w:p>
         </w:tc>
@@ -3519,27 +4829,27 @@
           </w:tcPr>
           <w:p>
             <w:r>
-              <w:t>POST /api/v1/alerts/{id}/dismiss</w:t>
-            </w:r>
-          </w:p>
-        </w:tc>
-        <w:tc>
-          <w:tcPr>
-            <w:tcW w:type="dxa" w:w="2880"/>
-          </w:tcPr>
-          <w:p>
-            <w:r>
-              <w:t>Dismiss alert with reason</w:t>
-            </w:r>
-          </w:p>
-        </w:tc>
-        <w:tc>
-          <w:tcPr>
-            <w:tcW w:type="dxa" w:w="2880"/>
-          </w:tcPr>
-          <w:p>
-            <w:r>
-              <w:t>HITL Console</w:t>
+              <w:t>GET /api/v1/decision-trees/{hazard_id}</w:t>
+            </w:r>
+          </w:p>
+        </w:tc>
+        <w:tc>
+          <w:tcPr>
+            <w:tcW w:type="dxa" w:w="2880"/>
+          </w:tcPr>
+          <w:p>
+            <w:r>
+              <w:t>Current tree for a hazard</w:t>
+            </w:r>
+          </w:p>
+        </w:tc>
+        <w:tc>
+          <w:tcPr>
+            <w:tcW w:type="dxa" w:w="2880"/>
+          </w:tcPr>
+          <w:p>
+            <w:r>
+              <w:t>Flow chart viz</w:t>
             </w:r>
           </w:p>
         </w:tc>
@@ -3551,27 +4861,27 @@
           </w:tcPr>
           <w:p>
             <w:r>
-              <w:t>GET /api/v1/digital-twin/state</w:t>
-            </w:r>
-          </w:p>
-        </w:tc>
-        <w:tc>
-          <w:tcPr>
-            <w:tcW w:type="dxa" w:w="2880"/>
-          </w:tcPr>
-          <w:p>
-            <w:r>
-              <w:t>Full current state tree</w:t>
-            </w:r>
-          </w:p>
-        </w:tc>
-        <w:tc>
-          <w:tcPr>
-            <w:tcW w:type="dxa" w:w="2880"/>
-          </w:tcPr>
-          <w:p>
-            <w:r>
-              <w:t>Digital Twin</w:t>
+              <w:t>GET /api/v1/decision-trees/{id}/history</w:t>
+            </w:r>
+          </w:p>
+        </w:tc>
+        <w:tc>
+          <w:tcPr>
+            <w:tcW w:type="dxa" w:w="2880"/>
+          </w:tcPr>
+          <w:p>
+            <w:r>
+              <w:t>Version history + accuracy deltas</w:t>
+            </w:r>
+          </w:p>
+        </w:tc>
+        <w:tc>
+          <w:tcPr>
+            <w:tcW w:type="dxa" w:w="2880"/>
+          </w:tcPr>
+          <w:p>
+            <w:r>
+              <w:t>Accuracy dashboard</w:t>
             </w:r>
           </w:p>
         </w:tc>
@@ -3583,27 +4893,27 @@
           </w:tcPr>
           <w:p>
             <w:r>
-              <w:t>WS /ws/state</w:t>
-            </w:r>
-          </w:p>
-        </w:tc>
-        <w:tc>
-          <w:tcPr>
-            <w:tcW w:type="dxa" w:w="2880"/>
-          </w:tcPr>
-          <w:p>
-            <w:r>
-              <w:t>Real-time state delta stream</w:t>
-            </w:r>
-          </w:p>
-        </w:tc>
-        <w:tc>
-          <w:tcPr>
-            <w:tcW w:type="dxa" w:w="2880"/>
-          </w:tcPr>
-          <w:p>
-            <w:r>
-              <w:t>Digital Twin + Alerts</w:t>
+              <w:t>POST /api/v1/decision-trees/evaluate</w:t>
+            </w:r>
+          </w:p>
+        </w:tc>
+        <w:tc>
+          <w:tcPr>
+            <w:tcW w:type="dxa" w:w="2880"/>
+          </w:tcPr>
+          <w:p>
+            <w:r>
+              <w:t>Score a resolution outcome</w:t>
+            </w:r>
+          </w:p>
+        </w:tc>
+        <w:tc>
+          <w:tcPr>
+            <w:tcW w:type="dxa" w:w="2880"/>
+          </w:tcPr>
+          <w:p>
+            <w:r>
+              <w:t>5-min update cycle</w:t>
             </w:r>
           </w:p>
         </w:tc>
@@ -3615,27 +4925,27 @@
           </w:tcPr>
           <w:p>
             <w:r>
-              <w:t>GET /api/v1/rag/query?q=...</w:t>
-            </w:r>
-          </w:p>
-        </w:tc>
-        <w:tc>
-          <w:tcPr>
-            <w:tcW w:type="dxa" w:w="2880"/>
-          </w:tcPr>
-          <w:p>
-            <w:r>
-              <w:t>Query safety procedures</w:t>
-            </w:r>
-          </w:p>
-        </w:tc>
-        <w:tc>
-          <w:tcPr>
-            <w:tcW w:type="dxa" w:w="2880"/>
-          </w:tcPr>
-          <w:p>
-            <w:r>
-              <w:t>Compliance Agent + UI</w:t>
+              <w:t>GET /api/v1/workers/{id}/profile</w:t>
+            </w:r>
+          </w:p>
+        </w:tc>
+        <w:tc>
+          <w:tcPr>
+            <w:tcW w:type="dxa" w:w="2880"/>
+          </w:tcPr>
+          <w:p>
+            <w:r>
+              <w:t>Worker profile with learning state</w:t>
+            </w:r>
+          </w:p>
+        </w:tc>
+        <w:tc>
+          <w:tcPr>
+            <w:tcW w:type="dxa" w:w="2880"/>
+          </w:tcPr>
+          <w:p>
+            <w:r>
+              <w:t>Personalization</w:t>
             </w:r>
           </w:p>
         </w:tc>
@@ -3647,27 +4957,27 @@
           </w:tcPr>
           <w:p>
             <w:r>
-              <w:t>GET /api/v1/kg/query</w:t>
-            </w:r>
-          </w:p>
-        </w:tc>
-        <w:tc>
-          <w:tcPr>
-            <w:tcW w:type="dxa" w:w="2880"/>
-          </w:tcPr>
-          <w:p>
-            <w:r>
-              <w:t>Flexible graph query (Cypher or GraphQL)</w:t>
-            </w:r>
-          </w:p>
-        </w:tc>
-        <w:tc>
-          <w:tcPr>
-            <w:tcW w:type="dxa" w:w="2880"/>
-          </w:tcPr>
-          <w:p>
-            <w:r>
-              <w:t>KG Explorer</w:t>
+              <w:t>PUT /api/v1/workers/{id}/profile</w:t>
+            </w:r>
+          </w:p>
+        </w:tc>
+        <w:tc>
+          <w:tcPr>
+            <w:tcW w:type="dxa" w:w="2880"/>
+          </w:tcPr>
+          <w:p>
+            <w:r>
+              <w:t>Update profile (supervisor)</w:t>
+            </w:r>
+          </w:p>
+        </w:tc>
+        <w:tc>
+          <w:tcPr>
+            <w:tcW w:type="dxa" w:w="2880"/>
+          </w:tcPr>
+          <w:p>
+            <w:r>
+              <w:t>Profile management</w:t>
             </w:r>
           </w:p>
         </w:tc>
@@ -3679,27 +4989,27 @@
           </w:tcPr>
           <w:p>
             <w:r>
-              <w:t>GET /api/v1/analytics/risk-heatmap</w:t>
-            </w:r>
-          </w:p>
-        </w:tc>
-        <w:tc>
-          <w:tcPr>
-            <w:tcW w:type="dxa" w:w="2880"/>
-          </w:tcPr>
-          <w:p>
-            <w:r>
-              <w:t>Risk score by zone</w:t>
-            </w:r>
-          </w:p>
-        </w:tc>
-        <w:tc>
-          <w:tcPr>
-            <w:tcW w:type="dxa" w:w="2880"/>
-          </w:tcPr>
-          <w:p>
-            <w:r>
-              <w:t>Dashboard</w:t>
+              <w:t>GET /api/v1/workers/{id}/interactions</w:t>
+            </w:r>
+          </w:p>
+        </w:tc>
+        <w:tc>
+          <w:tcPr>
+            <w:tcW w:type="dxa" w:w="2880"/>
+          </w:tcPr>
+          <w:p>
+            <w:r>
+              <w:t>SHELDRA interaction history for worker</w:t>
+            </w:r>
+          </w:p>
+        </w:tc>
+        <w:tc>
+          <w:tcPr>
+            <w:tcW w:type="dxa" w:w="2880"/>
+          </w:tcPr>
+          <w:p>
+            <w:r>
+              <w:t>Audit + learning</w:t>
             </w:r>
           </w:p>
         </w:tc>
@@ -3711,27 +5021,91 @@
           </w:tcPr>
           <w:p>
             <w:r>
-              <w:t>POST /api/v1/playbooks</w:t>
-            </w:r>
-          </w:p>
-        </w:tc>
-        <w:tc>
-          <w:tcPr>
-            <w:tcW w:type="dxa" w:w="2880"/>
-          </w:tcPr>
-          <w:p>
-            <w:r>
-              <w:t>CRUD for response playbooks</w:t>
-            </w:r>
-          </w:p>
-        </w:tc>
-        <w:tc>
-          <w:tcPr>
-            <w:tcW w:type="dxa" w:w="2880"/>
-          </w:tcPr>
-          <w:p>
-            <w:r>
-              <w:t>Configuration</w:t>
+              <w:t>POST /api/v1/alerts/{id}/acknowledge</w:t>
+            </w:r>
+          </w:p>
+        </w:tc>
+        <w:tc>
+          <w:tcPr>
+            <w:tcW w:type="dxa" w:w="2880"/>
+          </w:tcPr>
+          <w:p>
+            <w:r>
+              <w:t>Supervisor acknowledges alert</w:t>
+            </w:r>
+          </w:p>
+        </w:tc>
+        <w:tc>
+          <w:tcPr>
+            <w:tcW w:type="dxa" w:w="2880"/>
+          </w:tcPr>
+          <w:p>
+            <w:r>
+              <w:t>HITL workflow</w:t>
+            </w:r>
+          </w:p>
+        </w:tc>
+      </w:tr>
+      <w:tr>
+        <w:tc>
+          <w:tcPr>
+            <w:tcW w:type="dxa" w:w="2880"/>
+          </w:tcPr>
+          <w:p>
+            <w:r>
+              <w:t>POST /api/v1/alerts/{id}/override</w:t>
+            </w:r>
+          </w:p>
+        </w:tc>
+        <w:tc>
+          <w:tcPr>
+            <w:tcW w:type="dxa" w:w="2880"/>
+          </w:tcPr>
+          <w:p>
+            <w:r>
+              <w:t>Override SHELDRA recommendation</w:t>
+            </w:r>
+          </w:p>
+        </w:tc>
+        <w:tc>
+          <w:tcPr>
+            <w:tcW w:type="dxa" w:w="2880"/>
+          </w:tcPr>
+          <w:p>
+            <w:r>
+              <w:t>HITL workflow</w:t>
+            </w:r>
+          </w:p>
+        </w:tc>
+      </w:tr>
+      <w:tr>
+        <w:tc>
+          <w:tcPr>
+            <w:tcW w:type="dxa" w:w="2880"/>
+          </w:tcPr>
+          <w:p>
+            <w:r>
+              <w:t>GET /api/v1/analytics/accuracy</w:t>
+            </w:r>
+          </w:p>
+        </w:tc>
+        <w:tc>
+          <w:tcPr>
+            <w:tcW w:type="dxa" w:w="2880"/>
+          </w:tcPr>
+          <w:p>
+            <w:r>
+              <w:t>Decision Tree accuracy dashboard</w:t>
+            </w:r>
+          </w:p>
+        </w:tc>
+        <w:tc>
+          <w:tcPr>
+            <w:tcW w:type="dxa" w:w="2880"/>
+          </w:tcPr>
+          <w:p>
+            <w:r>
+              <w:t>Analytics view</w:t>
             </w:r>
           </w:p>
         </w:tc>
@@ -3742,42 +5116,15 @@
         <w:pStyle w:val="Heading1"/>
       </w:pPr>
       <w:r>
-        <w:t>19. Frontend Dashboard Design</w:t>
-      </w:r>
-    </w:p>
-    <w:p>
-      <w:pPr>
-        <w:pStyle w:val="Heading2"/>
-      </w:pPr>
-      <w:r>
-        <w:t>19.1 Technology Stack</w:t>
+        <w:t>23. Frontend Dashboard Design</w:t>
       </w:r>
     </w:p>
     <w:p>
       <w:r>
-        <w:t>- Next.js 14 (App Router) for SSR/SSG hybrid rendering</w:t>
-        <w:br/>
-        <w:t>- React Three Fiber (Three.js wrapper) for Digital Twin 3D scene</w:t>
-        <w:br/>
-        <w:t>- Tailwind CSS + shadcn/ui for component library</w:t>
-        <w:br/>
-        <w:t>- Recharts for time-series charts</w:t>
-        <w:br/>
-        <w:t>- React Flow for agent decision trace visualization</w:t>
-        <w:br/>
-        <w:t>- D3.js force-directed graph for Knowledge Graph explorer</w:t>
-        <w:br/>
-        <w:t>- Socket.io client for real-time updates</w:t>
-        <w:br/>
-        <w:t>- TypeScript throughout</w:t>
-      </w:r>
-    </w:p>
-    <w:p>
-      <w:pPr>
-        <w:pStyle w:val="Heading2"/>
-      </w:pPr>
-      <w:r>
-        <w:t>19.2 Dashboard Views</w:t>
+        <w:rPr>
+          <w:b w:val="0"/>
+        </w:rPr>
+        <w:t>The dashboard is SHELDRA-centric. The primary view puts the SHELDRA avatar and conversation at the center, with the Decision Tree flow chart alongside.</w:t>
       </w:r>
     </w:p>
     <w:tbl>
@@ -3820,7 +5167,7 @@
           </w:tcPr>
           <w:p>
             <w:r>
-              <w:t>Command Center (Default)</w:t>
+              <w:t>SHELDRA Command Center (Default)</w:t>
             </w:r>
           </w:p>
         </w:tc>
@@ -3830,7 +5177,7 @@
           </w:tcPr>
           <w:p>
             <w:r>
-              <w:t>Live safety score (0-100), active alerts feed (top 5), Digital Twin viewport (50% width), recent incidents timeline, agent activity stream, zone risk heatmap mini-chart</w:t>
+              <w:t>SHELDRA 3D avatar (left panel, 40% width), conversation panel (center, 40%), context sidebar (right, 20%). Context shows: current worker, current hazard, environment state, recent interactions.</w:t>
             </w:r>
           </w:p>
         </w:tc>
@@ -3842,7 +5189,7 @@
           </w:tcPr>
           <w:p>
             <w:r>
-              <w:t>Alert Detail</w:t>
+              <w:t>Decision Tree View</w:t>
             </w:r>
           </w:p>
         </w:tc>
@@ -3852,7 +5199,7 @@
           </w:tcPr>
           <w:p>
             <w:r>
-              <w:t>Full incident details, decision trace graph, evidence frames with bounding boxes and SHAP heatmap, counterfactual panel, action history, source citations from safety manuals</w:t>
+              <w:t>Full-screen interactive flow chart for current hazard. Highlighted path shows recommended resolution. Color-coded nodes. Version badge.Accuracy score prominent in header.</w:t>
             </w:r>
           </w:p>
         </w:tc>
@@ -3864,7 +5211,7 @@
           </w:tcPr>
           <w:p>
             <w:r>
-              <w:t>Knowledge Graph Explorer</w:t>
+              <w:t>Worker Profile Panel</w:t>
             </w:r>
           </w:p>
         </w:tc>
@@ -3874,7 +5221,7 @@
           </w:tcPr>
           <w:p>
             <w:r>
-              <w:t>Full-screen force-directed graph. Filter by entity type, search by name, click to expand. Color-coded by risk level. Temporal slider to scrub graph state through time.</w:t>
+              <w:t>SHELDRA’s view of a specific worker: profile, interaction history, learning speed indicator, incident history, training scores, emotion timeline.</w:t>
             </w:r>
           </w:p>
         </w:tc>
@@ -3886,7 +5233,7 @@
           </w:tcPr>
           <w:p>
             <w:r>
-              <w:t>Analytics</w:t>
+              <w:t>VR Training View</w:t>
             </w:r>
           </w:p>
         </w:tc>
@@ -3896,7 +5243,7 @@
           </w:tcPr>
           <w:p>
             <w:r>
-              <w:t>Safety trends (daily/weekly/monthly), top violation types, worst-performing zones, worker compliance rankings, incident frequency heatmap, model performance metrics (precision, recall, latency).</w:t>
+              <w:t>Embedded VR scene with SHELDRA avatar. Works in desktop mode (mouse/keyboard) with WebXR upgrade for VR headsets.</w:t>
             </w:r>
           </w:p>
         </w:tc>
@@ -3908,7 +5255,7 @@
           </w:tcPr>
           <w:p>
             <w:r>
-              <w:t>Configuration</w:t>
+              <w:t>Accuracy Dashboard</w:t>
             </w:r>
           </w:p>
         </w:tc>
@@ -3918,7 +5265,7 @@
           </w:tcPr>
           <w:p>
             <w:r>
-              <w:t>Zone definitions, camera mappings, response playbooks, user management, integration settings (email, SMS).</w:t>
+              <w:t>Decision Tree accuracy trends over time. Branch-level breakdown. Version history graph. Update frequency indicator. "Tree updated 5 min ago" badge.</w:t>
             </w:r>
           </w:p>
         </w:tc>
@@ -3930,7 +5277,7 @@
           </w:tcPr>
           <w:p>
             <w:r>
-              <w:t>Audit Log</w:t>
+              <w:t>Supervisor Console</w:t>
             </w:r>
           </w:p>
         </w:tc>
@@ -3940,39 +5287,18 @@
           </w:tcPr>
           <w:p>
             <w:r>
-              <w:t>Searchable, filterable log of every system event, human action, and model decision. Exportable to CSV/PDF for compliance reporting.</w:t>
+              <w:t>Live SHELDRA interaction feed. Alert queue. Override controls. Shift handover summary. Audit log.</w:t>
             </w:r>
           </w:p>
         </w:tc>
       </w:tr>
     </w:tbl>
-    <w:p>
-      <w:pPr>
-        <w:pStyle w:val="Heading2"/>
-      </w:pPr>
-      <w:r>
-        <w:t>19.3 UX Principles</w:t>
-      </w:r>
-    </w:p>
-    <w:p>
-      <w:r>
-        <w:t>- Glanceable: Critical information (active alerts, safety score) available in &lt; 1 second</w:t>
-        <w:br/>
-        <w:t>- Progressive disclosure: Surface level shows summary; drill-down reveals evidence and explanation</w:t>
-        <w:br/>
-        <w:t>- Color-safe: No red-green dependency for accessibility; shapes + patterns + text labels</w:t>
-        <w:br/>
-        <w:t>- Motion design: Smooth transitions between states; alerts animate in; no jarring jumps</w:t>
-        <w:br/>
-        <w:t>- Dark mode first: Designed for 24/7 control room environments</w:t>
-      </w:r>
-    </w:p>
     <w:p>
       <w:pPr>
         <w:pStyle w:val="Heading1"/>
       </w:pPr>
       <w:r>
-        <w:t>20. Live Demo Flow</w:t>
+        <w:t>24. Live Demo Flow</w:t>
       </w:r>
     </w:p>
     <w:p>
@@ -3980,7 +5306,7 @@
         <w:pStyle w:val="Heading2"/>
       </w:pPr>
       <w:r>
-        <w:t>20.1 Demo Script (5 minutes)</w:t>
+        <w:t>24.1 Demo Script (5 minutes)</w:t>
       </w:r>
     </w:p>
     <w:tbl>
@@ -4022,7 +5348,7 @@
           </w:tcPr>
           <w:p>
             <w:r>
-              <w:t>Narrative</w:t>
+              <w:t>Content</w:t>
             </w:r>
           </w:p>
         </w:tc>
@@ -4034,27 +5360,27 @@
           </w:tcPr>
           <w:p>
             <w:r>
-              <w:t>0:00-0:30</w:t>
-            </w:r>
-          </w:p>
-        </w:tc>
-        <w:tc>
-          <w:tcPr>
-            <w:tcW w:type="dxa" w:w="2880"/>
-          </w:tcPr>
-          <w:p>
-            <w:r>
-              <w:t>Setup</w:t>
-            </w:r>
-          </w:p>
-        </w:tc>
-        <w:tc>
-          <w:tcPr>
-            <w:tcW w:type="dxa" w:w="2880"/>
-          </w:tcPr>
-          <w:p>
-            <w:r>
-              <w:t>Show empty factory scene in Digital Twin. Normal operation: workers moving, equipment running, safety score at 92. "This is a typical shift at our factory — everything looks normal, but danger often hides in plain sight."</w:t>
+              <w:t>0:00-0:45</w:t>
+            </w:r>
+          </w:p>
+        </w:tc>
+        <w:tc>
+          <w:tcPr>
+            <w:tcW w:type="dxa" w:w="2880"/>
+          </w:tcPr>
+          <w:p>
+            <w:r>
+              <w:t>Meet SHELDRA</w:t>
+            </w:r>
+          </w:p>
+        </w:tc>
+        <w:tc>
+          <w:tcPr>
+            <w:tcW w:type="dxa" w:w="2880"/>
+          </w:tcPr>
+          <w:p>
+            <w:r>
+              <w:t>Dashboard loads with SHELDRA avatar. SHELDRA introduces herself: "Welcome to Shift 3. I am SHELDRA, your safety coach. I will be monitoring Zone A today." Show normal operation: workers moving, SHELDRA observing calmly.</w:t>
             </w:r>
           </w:p>
         </w:tc>
@@ -4066,27 +5392,27 @@
           </w:tcPr>
           <w:p>
             <w:r>
-              <w:t>0:30-1:00</w:t>
-            </w:r>
-          </w:p>
-        </w:tc>
-        <w:tc>
-          <w:tcPr>
-            <w:tcW w:type="dxa" w:w="2880"/>
-          </w:tcPr>
-          <w:p>
-            <w:r>
-              <w:t>Trigger Incident</w:t>
-            </w:r>
-          </w:p>
-        </w:tc>
-        <w:tc>
-          <w:tcPr>
-            <w:tcW w:type="dxa" w:w="2880"/>
-          </w:tcPr>
-          <w:p>
-            <w:r>
-              <w:t>IoT simulator injects anomaly: temperature spike on machine #7 + vibration anomaly. Simultaneously, Vision Agent detects a worker entering Zone A3 without a helmet. Both observations flow into the Orchestrator.</w:t>
+              <w:t>0:45-1:30</w:t>
+            </w:r>
+          </w:p>
+        </w:tc>
+        <w:tc>
+          <w:tcPr>
+            <w:tcW w:type="dxa" w:w="2880"/>
+          </w:tcPr>
+          <w:p>
+            <w:r>
+              <w:t>PPE Violation + Corrective Feedback</w:t>
+            </w:r>
+          </w:p>
+        </w:tc>
+        <w:tc>
+          <w:tcPr>
+            <w:tcW w:type="dxa" w:w="2880"/>
+          </w:tcPr>
+          <w:p>
+            <w:r>
+              <w:t>Worker enters frame without safety glasses. Vision Agent detects. SHELDRA activates: "Worker #3124, your safety glasses are on your helmet. Please adjust them before entering Zone A." Show the Decision Tree generating the PPE resolution flow chart in the side panel.</w:t>
             </w:r>
           </w:p>
         </w:tc>
@@ -4098,27 +5424,27 @@
           </w:tcPr>
           <w:p>
             <w:r>
-              <w:t>1:00-1:30</w:t>
-            </w:r>
-          </w:p>
-        </w:tc>
-        <w:tc>
-          <w:tcPr>
-            <w:tcW w:type="dxa" w:w="2880"/>
-          </w:tcPr>
-          <w:p>
-            <w:r>
-              <w:t>Agent Reasoning</w:t>
-            </w:r>
-          </w:p>
-        </w:tc>
-        <w:tc>
-          <w:tcPr>
-            <w:tcW w:type="dxa" w:w="2880"/>
-          </w:tcPr>
-          <w:p>
-            <w:r>
-              <w:t>Show the agent activity feed: Vision Agent → "Worker #3124 missing helmet in Zone A3 (conf: 0.94)". Monitoring Agent → "Machine #7 anomaly index: 0.87". Compliance Agent → "Zone A3 requires full PPE. Violation of SR-17. Machine #7 due for inspection in 2 days." Orchestrator fuses: compound risk = 0.88.</w:t>
+              <w:t>1:30-2:15</w:t>
+            </w:r>
+          </w:p>
+        </w:tc>
+        <w:tc>
+          <w:tcPr>
+            <w:tcW w:type="dxa" w:w="2880"/>
+          </w:tcPr>
+          <w:p>
+            <w:r>
+              <w:t>Personalization Demo</w:t>
+            </w:r>
+          </w:p>
+        </w:tc>
+        <w:tc>
+          <w:tcPr>
+            <w:tcW w:type="dxa" w:w="2880"/>
+          </w:tcPr>
+          <w:p>
+            <w:r>
+              <w:t>Switch to a novice worker profile. Same hazard — SHELDRA gives step-by-step guidance with rationale. Switch to an expert profile — SHELDRA gives quick confirmation. "Same hazard, three different SHELDRAs."</w:t>
             </w:r>
           </w:p>
         </w:tc>
@@ -4130,27 +5456,27 @@
           </w:tcPr>
           <w:p>
             <w:r>
-              <w:t>1:30-2:00</w:t>
-            </w:r>
-          </w:p>
-        </w:tc>
-        <w:tc>
-          <w:tcPr>
-            <w:tcW w:type="dxa" w:w="2880"/>
-          </w:tcPr>
-          <w:p>
-            <w:r>
-              <w:t>Alert + Explanation</w:t>
-            </w:r>
-          </w:p>
-        </w:tc>
-        <w:tc>
-          <w:tcPr>
-            <w:tcW w:type="dxa" w:w="2880"/>
-          </w:tcPr>
-          <w:p>
-            <w:r>
-              <w:t>Alert appears on dashboard. Show explanation panel: decision trace graph, SHAP heatmap on the frame (highlighting the missing helmet area), confidence provenance. "This is not a black box — every decision is fully explainable."</w:t>
+              <w:t>2:15-3:00</w:t>
+            </w:r>
+          </w:p>
+        </w:tc>
+        <w:tc>
+          <w:tcPr>
+            <w:tcW w:type="dxa" w:w="2880"/>
+          </w:tcPr>
+          <w:p>
+            <w:r>
+              <w:t>Gas Leak + Decision Tree Update</w:t>
+            </w:r>
+          </w:p>
+        </w:tc>
+        <w:tc>
+          <w:tcPr>
+            <w:tcW w:type="dxa" w:w="2880"/>
+          </w:tcPr>
+          <w:p>
+            <w:r>
+              <w:t>IoT simulator injects gas anomaly. SHELDRA switches to emergency mode: "Gas leak detected in Zone B. Evacuate via Exit 4 immediately." Decision Tree loads Gas Leak response tree. Show tree path highlight. After resolution, show the tree update: "Decision Tree updated to version 8 — accuracy: 94%."</w:t>
             </w:r>
           </w:p>
         </w:tc>
@@ -4162,27 +5488,27 @@
           </w:tcPr>
           <w:p>
             <w:r>
-              <w:t>2:00-2:30</w:t>
-            </w:r>
-          </w:p>
-        </w:tc>
-        <w:tc>
-          <w:tcPr>
-            <w:tcW w:type="dxa" w:w="2880"/>
-          </w:tcPr>
-          <w:p>
-            <w:r>
-              <w:t>Digital Twin Response</w:t>
-            </w:r>
-          </w:p>
-        </w:tc>
-        <w:tc>
-          <w:tcPr>
-            <w:tcW w:type="dxa" w:w="2880"/>
-          </w:tcPr>
-          <w:p>
-            <w:r>
-              <w:t>Digital Twin zooms to Zone A3. Machine #7 overlay pulses red. Worker indicator turns red. Zone heatmap intensifies. Camera frustum highlights which camera captured the event. "Our Digital Twin provides complete situational awareness in a single view."</w:t>
+              <w:t>3:00-3:30</w:t>
+            </w:r>
+          </w:p>
+        </w:tc>
+        <w:tc>
+          <w:tcPr>
+            <w:tcW w:type="dxa" w:w="2880"/>
+          </w:tcPr>
+          <w:p>
+            <w:r>
+              <w:t>VR Training</w:t>
+            </w:r>
+          </w:p>
+        </w:tc>
+        <w:tc>
+          <w:tcPr>
+            <w:tcW w:type="dxa" w:w="2880"/>
+          </w:tcPr>
+          <w:p>
+            <w:r>
+              <w:t>Switch to VR training scene. SHELDRA appears in VR. Run a confined space training scenario. SHELDRA guides, scores performance, updates worker profile. Show profile panel update.</w:t>
             </w:r>
           </w:p>
         </w:tc>
@@ -4194,27 +5520,27 @@
           </w:tcPr>
           <w:p>
             <w:r>
-              <w:t>2:30-3:00</w:t>
-            </w:r>
-          </w:p>
-        </w:tc>
-        <w:tc>
-          <w:tcPr>
-            <w:tcW w:type="dxa" w:w="2880"/>
-          </w:tcPr>
-          <w:p>
-            <w:r>
-              <w:t>Human-in-the-Loop</w:t>
-            </w:r>
-          </w:p>
-        </w:tc>
-        <w:tc>
-          <w:tcPr>
-            <w:tcW w:type="dxa" w:w="2880"/>
-          </w:tcPr>
-          <w:p>
-            <w:r>
-              <w:t>Supervisor acknowledges the alert, overrides the auto-shutdown decision (deems it a drill). System logs the override. "AI proposes, humans dispose. Every action is tracked for audit."</w:t>
+              <w:t>3:30-4:00</w:t>
+            </w:r>
+          </w:p>
+        </w:tc>
+        <w:tc>
+          <w:tcPr>
+            <w:tcW w:type="dxa" w:w="2880"/>
+          </w:tcPr>
+          <w:p>
+            <w:r>
+              <w:t>Accuracy Loop</w:t>
+            </w:r>
+          </w:p>
+        </w:tc>
+        <w:tc>
+          <w:tcPr>
+            <w:tcW w:type="dxa" w:w="2880"/>
+          </w:tcPr>
+          <w:p>
+            <w:r>
+              <w:t>Show the Accuracy Dashboard. Decision Tree accuracy trend over 24 hours (simulated). Show a branch being pruned. Show a new branch being generated. "This tree is alive — it learns from every interaction."</w:t>
             </w:r>
           </w:p>
         </w:tc>
@@ -4226,27 +5552,27 @@
           </w:tcPr>
           <w:p>
             <w:r>
-              <w:t>3:00-3:30</w:t>
-            </w:r>
-          </w:p>
-        </w:tc>
-        <w:tc>
-          <w:tcPr>
-            <w:tcW w:type="dxa" w:w="2880"/>
-          </w:tcPr>
-          <w:p>
-            <w:r>
-              <w:t>RAG Query</w:t>
-            </w:r>
-          </w:p>
-        </w:tc>
-        <w:tc>
-          <w:tcPr>
-            <w:tcW w:type="dxa" w:w="2880"/>
-          </w:tcPr>
-          <w:p>
-            <w:r>
-              <w:t>Show the safety procedure query: "What is the procedure for Zone A3 PPE violation?" RAG returns the exact SOP section with citations. "All AI decisions are grounded in actual safety documentation."</w:t>
+              <w:t>4:00-4:30</w:t>
+            </w:r>
+          </w:p>
+        </w:tc>
+        <w:tc>
+          <w:tcPr>
+            <w:tcW w:type="dxa" w:w="2880"/>
+          </w:tcPr>
+          <w:p>
+            <w:r>
+              <w:t>Architecture Reveal</w:t>
+            </w:r>
+          </w:p>
+        </w:tc>
+        <w:tc>
+          <w:tcPr>
+            <w:tcW w:type="dxa" w:w="2880"/>
+          </w:tcPr>
+          <w:p>
+            <w:r>
+              <w:t>Flash the system architecture diagram. "Everything you saw — the avatar, the voice, the trees, the personalization — is powered by a unified intelligence layer: multi-agent system, knowledge graph, RAG pipeline, all working together to make SHELDRA real."</w:t>
             </w:r>
           </w:p>
         </w:tc>
@@ -4258,70 +5584,6 @@
           </w:tcPr>
           <w:p>
             <w:r>
-              <w:t>3:30-4:00</w:t>
-            </w:r>
-          </w:p>
-        </w:tc>
-        <w:tc>
-          <w:tcPr>
-            <w:tcW w:type="dxa" w:w="2880"/>
-          </w:tcPr>
-          <w:p>
-            <w:r>
-              <w:t>Post-Incident Report</w:t>
-            </w:r>
-          </w:p>
-        </w:tc>
-        <w:tc>
-          <w:tcPr>
-            <w:tcW w:type="dxa" w:w="2880"/>
-          </w:tcPr>
-          <w:p>
-            <w:r>
-              <w:t>One-click generate incident report (PDF). Shows timeline, evidence, actions, root cause. "Full compliance documentation in seconds, not hours."</w:t>
-            </w:r>
-          </w:p>
-        </w:tc>
-      </w:tr>
-      <w:tr>
-        <w:tc>
-          <w:tcPr>
-            <w:tcW w:type="dxa" w:w="2880"/>
-          </w:tcPr>
-          <w:p>
-            <w:r>
-              <w:t>4:00-4:30</w:t>
-            </w:r>
-          </w:p>
-        </w:tc>
-        <w:tc>
-          <w:tcPr>
-            <w:tcW w:type="dxa" w:w="2880"/>
-          </w:tcPr>
-          <w:p>
-            <w:r>
-              <w:t>The Bigger Picture</w:t>
-            </w:r>
-          </w:p>
-        </w:tc>
-        <w:tc>
-          <w:tcPr>
-            <w:tcW w:type="dxa" w:w="2880"/>
-          </w:tcPr>
-          <w:p>
-            <w:r>
-              <w:t>Show architecture diagram overlay. ‘This is not a dashboard with AI features — this is a new category: an Industrial Immune System that fuses vision, IoT, documents, and human expertise into a unified intelligence layer.</w:t>
-            </w:r>
-          </w:p>
-        </w:tc>
-      </w:tr>
-      <w:tr>
-        <w:tc>
-          <w:tcPr>
-            <w:tcW w:type="dxa" w:w="2880"/>
-          </w:tcPr>
-          <w:p>
-            <w:r>
               <w:t>4:30-5:00</w:t>
             </w:r>
           </w:p>
@@ -4342,45 +5604,18 @@
           </w:tcPr>
           <w:p>
             <w:r>
-              <w:t>"We've shown you the MVP built in 72 hours. The architecture is designed to scale from a single factory floor to a global enterprise. We'd love to discuss how this becomes the standard for industrial safety intelligence."</w:t>
+              <w:t>"SHELDRA is not a dashboard with AI features. SHELDRA is a teammate — one that never blinks, never forgets, and always puts the worker first. We would love to discuss how this becomes the standard for industrial safety."</w:t>
             </w:r>
           </w:p>
         </w:tc>
       </w:tr>
     </w:tbl>
-    <w:p>
-      <w:pPr>
-        <w:pStyle w:val="Heading2"/>
-      </w:pPr>
-      <w:r>
-        <w:t>20.2 Demo Day Checklist</w:t>
-      </w:r>
-    </w:p>
-    <w:p>
-      <w:r>
-        <w:t>- [ ] Pre-heat: Ensure all services are running (docker-compose)</w:t>
-        <w:br/>
-        <w:t>- [ ] Pre-heat: Load synthetic data in Neo4j and Qdrant</w:t>
-        <w:br/>
-        <w:t>- [ ] Pre-heat: Start IoT simulator with anomaly injection script</w:t>
-        <w:br/>
-        <w:t>- [ ] Fallback: Record demo video (OBS) in case of network issues</w:t>
-        <w:br/>
-        <w:t>- [ ] Fallback: Kill switch to reset all state for second run</w:t>
-        <w:br/>
-        <w:t>- [ ] Disaster: Local-only mode (no cloud dependencies) running on a single laptop</w:t>
-        <w:br/>
-        <w:t>- [ ] Audio: Wireless mic paired and charged</w:t>
-        <w:br/>
-        <w:t>- [ ] Screen: 1920x1080 projector-friendly layout (large fonts, high contrast)</w:t>
-      </w:r>
-    </w:p>
     <w:p>
       <w:pPr>
         <w:pStyle w:val="Heading1"/>
       </w:pPr>
       <w:r>
-        <w:t>21. Tech Stack with Justification</w:t>
+        <w:t>25. Tech Stack with Justification</w:t>
       </w:r>
     </w:p>
     <w:tbl>
@@ -4434,27 +5669,27 @@
           </w:tcPr>
           <w:p>
             <w:r>
-              <w:t>Frontend</w:t>
-            </w:r>
-          </w:p>
-        </w:tc>
-        <w:tc>
-          <w:tcPr>
-            <w:tcW w:type="dxa" w:w="2880"/>
-          </w:tcPr>
-          <w:p>
-            <w:r>
-              <w:t>Next.js 14 + TypeScript</w:t>
-            </w:r>
-          </w:p>
-        </w:tc>
-        <w:tc>
-          <w:tcPr>
-            <w:tcW w:type="dxa" w:w="2880"/>
-          </w:tcPr>
-          <w:p>
-            <w:r>
-              <w:t>SSR for SEO (public compliance reports), SSG for dashboard (static shell + dynamic data), React Server Components for zero-bundle-size pages. Industry standard with excellent DX.</w:t>
+              <w:t>SHELDRA Avatar</w:t>
+            </w:r>
+          </w:p>
+        </w:tc>
+        <w:tc>
+          <w:tcPr>
+            <w:tcW w:type="dxa" w:w="2880"/>
+          </w:tcPr>
+          <w:p>
+            <w:r>
+              <w:t>React Three Fiber + Three.js</w:t>
+            </w:r>
+          </w:p>
+        </w:tc>
+        <w:tc>
+          <w:tcPr>
+            <w:tcW w:type="dxa" w:w="2880"/>
+          </w:tcPr>
+          <w:p>
+            <w:r>
+              <w:t>Declarative 3D in React. WebGL native. Full control over shaders, animations, and lip-sync.</w:t>
             </w:r>
           </w:p>
         </w:tc>
@@ -4466,27 +5701,27 @@
           </w:tcPr>
           <w:p>
             <w:r>
-              <w:t>3D Visualization</w:t>
-            </w:r>
-          </w:p>
-        </w:tc>
-        <w:tc>
-          <w:tcPr>
-            <w:tcW w:type="dxa" w:w="2880"/>
-          </w:tcPr>
-          <w:p>
-            <w:r>
-              <w:t>React Three Fiber + Three.js</w:t>
-            </w:r>
-          </w:p>
-        </w:tc>
-        <w:tc>
-          <w:tcPr>
-            <w:tcW w:type="dxa" w:w="2880"/>
-          </w:tcPr>
-          <w:p>
-            <w:r>
-              <w:t>Declarative 3D scene composition. React-native integration. WebGL-based, no plugin required. Lightweight compared to Unity WebGL builds.</w:t>
+              <w:t>SHELDRA Voice I/O</w:t>
+            </w:r>
+          </w:p>
+        </w:tc>
+        <w:tc>
+          <w:tcPr>
+            <w:tcW w:type="dxa" w:w="2880"/>
+          </w:tcPr>
+          <w:p>
+            <w:r>
+              <w:t>Whisper (STT) + ElevenLabs/Coqui (TTS)</w:t>
+            </w:r>
+          </w:p>
+        </w:tc>
+        <w:tc>
+          <w:tcPr>
+            <w:tcW w:type="dxa" w:w="2880"/>
+          </w:tcPr>
+          <w:p>
+            <w:r>
+              <w:t>Best-in-class speech recognition + natural TTS. Coqui for local/offline fallback.</w:t>
             </w:r>
           </w:p>
         </w:tc>
@@ -4498,27 +5733,27 @@
           </w:tcPr>
           <w:p>
             <w:r>
-              <w:t>Backend API</w:t>
-            </w:r>
-          </w:p>
-        </w:tc>
-        <w:tc>
-          <w:tcPr>
-            <w:tcW w:type="dxa" w:w="2880"/>
-          </w:tcPr>
-          <w:p>
-            <w:r>
-              <w:t>FastAPI (Python)</w:t>
-            </w:r>
-          </w:p>
-        </w:tc>
-        <w:tc>
-          <w:tcPr>
-            <w:tcW w:type="dxa" w:w="2880"/>
-          </w:tcPr>
-          <w:p>
-            <w:r>
-              <w:t>Async-native, automatic OpenAPI docs, Pydantic validation, excellent performance. Python ecosystem for AI integration.</w:t>
+              <w:t>SHELDRA LLM</w:t>
+            </w:r>
+          </w:p>
+        </w:tc>
+        <w:tc>
+          <w:tcPr>
+            <w:tcW w:type="dxa" w:w="2880"/>
+          </w:tcPr>
+          <w:p>
+            <w:r>
+              <w:t>Llama 3 8B (via Ollama/Together)</w:t>
+            </w:r>
+          </w:p>
+        </w:tc>
+        <w:tc>
+          <w:tcPr>
+            <w:tcW w:type="dxa" w:w="2880"/>
+          </w:tcPr>
+          <w:p>
+            <w:r>
+              <w:t>Open-weight, capable of safety reasoning. 8B fits consumer GPUs. Can run locally. Fine-tunable.</w:t>
             </w:r>
           </w:p>
         </w:tc>
@@ -4530,27 +5765,27 @@
           </w:tcPr>
           <w:p>
             <w:r>
-              <w:t>Agent System</w:t>
-            </w:r>
-          </w:p>
-        </w:tc>
-        <w:tc>
-          <w:tcPr>
-            <w:tcW w:type="dxa" w:w="2880"/>
-          </w:tcPr>
-          <w:p>
-            <w:r>
-              <w:t>Python asyncio + Redis Pub/Sub</w:t>
-            </w:r>
-          </w:p>
-        </w:tc>
-        <w:tc>
-          <w:tcPr>
-            <w:tcW w:type="dxa" w:w="2880"/>
-          </w:tcPr>
-          <w:p>
-            <w:r>
-              <w:t>Lightweight, no framework overhead. Redis provides reliable message broker without Kafka complexity for inter-agent messages. Kafka reserved for external data streams.</w:t>
+              <w:t>Decision Tree Engine</w:t>
+            </w:r>
+          </w:p>
+        </w:tc>
+        <w:tc>
+          <w:tcPr>
+            <w:tcW w:type="dxa" w:w="2880"/>
+          </w:tcPr>
+          <w:p>
+            <w:r>
+              <w:t>Custom Python (asyncio)</w:t>
+            </w:r>
+          </w:p>
+        </w:tc>
+        <w:tc>
+          <w:tcPr>
+            <w:tcW w:type="dxa" w:w="2880"/>
+          </w:tcPr>
+          <w:p>
+            <w:r>
+              <w:t>No framework overhead. Full control over tree data model, update cycle, accuracy scoring.</w:t>
             </w:r>
           </w:p>
         </w:tc>
@@ -4562,27 +5797,27 @@
           </w:tcPr>
           <w:p>
             <w:r>
-              <w:t>Message Broker</w:t>
-            </w:r>
-          </w:p>
-        </w:tc>
-        <w:tc>
-          <w:tcPr>
-            <w:tcW w:type="dxa" w:w="2880"/>
-          </w:tcPr>
-          <w:p>
-            <w:r>
-              <w:t>Apache Kafka + Schema Registry</w:t>
-            </w:r>
-          </w:p>
-        </w:tc>
-        <w:tc>
-          <w:tcPr>
-            <w:tcW w:type="dxa" w:w="2880"/>
-          </w:tcPr>
-          <w:p>
-            <w:r>
-              <w:t>Industry standard for streaming data. Durable, replayable, partitionable. Schema Registry ensures backward compatibility. Operated by every major industrial enterprise.</w:t>
+              <w:t>Backend API</w:t>
+            </w:r>
+          </w:p>
+        </w:tc>
+        <w:tc>
+          <w:tcPr>
+            <w:tcW w:type="dxa" w:w="2880"/>
+          </w:tcPr>
+          <w:p>
+            <w:r>
+              <w:t>FastAPI (Python)</w:t>
+            </w:r>
+          </w:p>
+        </w:tc>
+        <w:tc>
+          <w:tcPr>
+            <w:tcW w:type="dxa" w:w="2880"/>
+          </w:tcPr>
+          <w:p>
+            <w:r>
+              <w:t>Async-native, auto OpenAPI docs, Pydantic validation. Python ecosystem for AI integration.</w:t>
             </w:r>
           </w:p>
         </w:tc>
@@ -4594,27 +5829,27 @@
           </w:tcPr>
           <w:p>
             <w:r>
-              <w:t>Stream Processing</w:t>
-            </w:r>
-          </w:p>
-        </w:tc>
-        <w:tc>
-          <w:tcPr>
-            <w:tcW w:type="dxa" w:w="2880"/>
-          </w:tcPr>
-          <w:p>
-            <w:r>
-              <w:t>KSQL / Flink</w:t>
-            </w:r>
-          </w:p>
-        </w:tc>
-        <w:tc>
-          <w:tcPr>
-            <w:tcW w:type="dxa" w:w="2880"/>
-          </w:tcPr>
-          <w:p>
-            <w:r>
-              <w:t>SQL-level stream processing (KSQL) for simple aggregations. Flink for complex event processing (CEP: "if temp spike followed by vibration within 30s").</w:t>
+              <w:t>Message Broker</w:t>
+            </w:r>
+          </w:p>
+        </w:tc>
+        <w:tc>
+          <w:tcPr>
+            <w:tcW w:type="dxa" w:w="2880"/>
+          </w:tcPr>
+          <w:p>
+            <w:r>
+              <w:t>Apache Kafka + Schema Registry</w:t>
+            </w:r>
+          </w:p>
+        </w:tc>
+        <w:tc>
+          <w:tcPr>
+            <w:tcW w:type="dxa" w:w="2880"/>
+          </w:tcPr>
+          <w:p>
+            <w:r>
+              <w:t>Industry standard. Durable, replayable, partitioned. Typed schemas with Avro.</w:t>
             </w:r>
           </w:p>
         </w:tc>
@@ -4626,27 +5861,27 @@
           </w:tcPr>
           <w:p>
             <w:r>
-              <w:t>Knowledge Graph</w:t>
-            </w:r>
-          </w:p>
-        </w:tc>
-        <w:tc>
-          <w:tcPr>
-            <w:tcW w:type="dxa" w:w="2880"/>
-          </w:tcPr>
-          <w:p>
-            <w:r>
-              <w:t>Neo4j + Cypher</w:t>
-            </w:r>
-          </w:p>
-        </w:tc>
-        <w:tc>
-          <w:tcPr>
-            <w:tcW w:type="dxa" w:w="2880"/>
-          </w:tcPr>
-          <w:p>
-            <w:r>
-              <w:t>The most mature graph database. Cypher is intuitive for graph queries. ACID compliant. Enterprise-grade clustering. Bloom visualization for KG explorer.</w:t>
+              <w:t>Stream Processing</w:t>
+            </w:r>
+          </w:p>
+        </w:tc>
+        <w:tc>
+          <w:tcPr>
+            <w:tcW w:type="dxa" w:w="2880"/>
+          </w:tcPr>
+          <w:p>
+            <w:r>
+              <w:t>KSQL / Apache Flink</w:t>
+            </w:r>
+          </w:p>
+        </w:tc>
+        <w:tc>
+          <w:tcPr>
+            <w:tcW w:type="dxa" w:w="2880"/>
+          </w:tcPr>
+          <w:p>
+            <w:r>
+              <w:t>SQL-level for simple aggregations. Flink for CEP in later phases.</w:t>
             </w:r>
           </w:p>
         </w:tc>
@@ -4658,27 +5893,27 @@
           </w:tcPr>
           <w:p>
             <w:r>
-              <w:t>Vector Store</w:t>
-            </w:r>
-          </w:p>
-        </w:tc>
-        <w:tc>
-          <w:tcPr>
-            <w:tcW w:type="dxa" w:w="2880"/>
-          </w:tcPr>
-          <w:p>
-            <w:r>
-              <w:t>Qdrant</w:t>
-            </w:r>
-          </w:p>
-        </w:tc>
-        <w:tc>
-          <w:tcPr>
-            <w:tcW w:type="dxa" w:w="2880"/>
-          </w:tcPr>
-          <w:p>
-            <w:r>
-              <w:t>Written in Rust — fastest vector search. Built-in hybrid search (dense + sparse). Payload filtering for structured metadata filters. Lightweight compared to Weaviate.</w:t>
+              <w:t>Knowledge Graph</w:t>
+            </w:r>
+          </w:p>
+        </w:tc>
+        <w:tc>
+          <w:tcPr>
+            <w:tcW w:type="dxa" w:w="2880"/>
+          </w:tcPr>
+          <w:p>
+            <w:r>
+              <w:t>Neo4j + Cypher</w:t>
+            </w:r>
+          </w:p>
+        </w:tc>
+        <w:tc>
+          <w:tcPr>
+            <w:tcW w:type="dxa" w:w="2880"/>
+          </w:tcPr>
+          <w:p>
+            <w:r>
+              <w:t>Most mature graph database. ACID. Cypher is intuitive. Bloom for graph visualization.</w:t>
             </w:r>
           </w:p>
         </w:tc>
@@ -4690,27 +5925,27 @@
           </w:tcPr>
           <w:p>
             <w:r>
-              <w:t>Time-Series DB</w:t>
-            </w:r>
-          </w:p>
-        </w:tc>
-        <w:tc>
-          <w:tcPr>
-            <w:tcW w:type="dxa" w:w="2880"/>
-          </w:tcPr>
-          <w:p>
-            <w:r>
-              <w:t>InfluxDB OSS v2</w:t>
-            </w:r>
-          </w:p>
-        </w:tc>
-        <w:tc>
-          <w:tcPr>
-            <w:tcW w:type="dxa" w:w="2880"/>
-          </w:tcPr>
-          <w:p>
-            <w:r>
-              <w:t>Purpose-built for time-series. Downsampling, continuous queries, retention policies. Flux query language for analytical queries.</w:t>
+              <w:t>Vector Store</w:t>
+            </w:r>
+          </w:p>
+        </w:tc>
+        <w:tc>
+          <w:tcPr>
+            <w:tcW w:type="dxa" w:w="2880"/>
+          </w:tcPr>
+          <w:p>
+            <w:r>
+              <w:t>Qdrant</w:t>
+            </w:r>
+          </w:p>
+        </w:tc>
+        <w:tc>
+          <w:tcPr>
+            <w:tcW w:type="dxa" w:w="2880"/>
+          </w:tcPr>
+          <w:p>
+            <w:r>
+              <w:t>Fastest vector search (Rust). Built-in hybrid. Payload filtering. Lightweight.</w:t>
             </w:r>
           </w:p>
         </w:tc>
@@ -4722,27 +5957,27 @@
           </w:tcPr>
           <w:p>
             <w:r>
-              <w:t>Cache / State</w:t>
-            </w:r>
-          </w:p>
-        </w:tc>
-        <w:tc>
-          <w:tcPr>
-            <w:tcW w:type="dxa" w:w="2880"/>
-          </w:tcPr>
-          <w:p>
-            <w:r>
-              <w:t>Redis</w:t>
-            </w:r>
-          </w:p>
-        </w:tc>
-        <w:tc>
-          <w:tcPr>
-            <w:tcW w:type="dxa" w:w="2880"/>
-          </w:tcPr>
-          <w:p>
-            <w:r>
-              <w:t>Sub-millisecond reads. Pub/Sub for agent communication. Streams for Digital Twin state distribution. TTL-based expiry for session data.</w:t>
+              <w:t>Time-Series DB</w:t>
+            </w:r>
+          </w:p>
+        </w:tc>
+        <w:tc>
+          <w:tcPr>
+            <w:tcW w:type="dxa" w:w="2880"/>
+          </w:tcPr>
+          <w:p>
+            <w:r>
+              <w:t>InfluxDB OSS v2</w:t>
+            </w:r>
+          </w:p>
+        </w:tc>
+        <w:tc>
+          <w:tcPr>
+            <w:tcW w:type="dxa" w:w="2880"/>
+          </w:tcPr>
+          <w:p>
+            <w:r>
+              <w:t>Purpose-built. Downsampling, continuous queries.</w:t>
             </w:r>
           </w:p>
         </w:tc>
@@ -4754,27 +5989,27 @@
           </w:tcPr>
           <w:p>
             <w:r>
-              <w:t>Object Storage</w:t>
-            </w:r>
-          </w:p>
-        </w:tc>
-        <w:tc>
-          <w:tcPr>
-            <w:tcW w:type="dxa" w:w="2880"/>
-          </w:tcPr>
-          <w:p>
-            <w:r>
-              <w:t>MinIO</w:t>
-            </w:r>
-          </w:p>
-        </w:tc>
-        <w:tc>
-          <w:tcPr>
-            <w:tcW w:type="dxa" w:w="2880"/>
-          </w:tcPr>
-          <w:p>
-            <w:r>
-              <w:t>S3-compatible. Self-hosted for hackathon (no cloud costs). Easy migration to AWS S3 or GCP Cloud Storage for production.</w:t>
+              <w:t>Cache/State</w:t>
+            </w:r>
+          </w:p>
+        </w:tc>
+        <w:tc>
+          <w:tcPr>
+            <w:tcW w:type="dxa" w:w="2880"/>
+          </w:tcPr>
+          <w:p>
+            <w:r>
+              <w:t>Redis</w:t>
+            </w:r>
+          </w:p>
+        </w:tc>
+        <w:tc>
+          <w:tcPr>
+            <w:tcW w:type="dxa" w:w="2880"/>
+          </w:tcPr>
+          <w:p>
+            <w:r>
+              <w:t>Sub-ms reads. Pub/Sub for SHELDRA streaming. Session state.</w:t>
             </w:r>
           </w:p>
         </w:tc>
@@ -4786,27 +6021,27 @@
           </w:tcPr>
           <w:p>
             <w:r>
-              <w:t>LLM Inference</w:t>
-            </w:r>
-          </w:p>
-        </w:tc>
-        <w:tc>
-          <w:tcPr>
-            <w:tcW w:type="dxa" w:w="2880"/>
-          </w:tcPr>
-          <w:p>
-            <w:r>
-              <w:t>Llama 3 8B (together.ai / Replicate)</w:t>
-            </w:r>
-          </w:p>
-        </w:tc>
-        <w:tc>
-          <w:tcPr>
-            <w:tcW w:type="dxa" w:w="2880"/>
-          </w:tcPr>
-          <w:p>
-            <w:r>
-              <w:t>Small enough for real-time, capable enough for safety reasoning. Can run locally via Ollama for hackathon. Avoids OpenAI dependency for production.</w:t>
+              <w:t>Frontend</w:t>
+            </w:r>
+          </w:p>
+        </w:tc>
+        <w:tc>
+          <w:tcPr>
+            <w:tcW w:type="dxa" w:w="2880"/>
+          </w:tcPr>
+          <w:p>
+            <w:r>
+              <w:t>Next.js 14 + TypeScript</w:t>
+            </w:r>
+          </w:p>
+        </w:tc>
+        <w:tc>
+          <w:tcPr>
+            <w:tcW w:type="dxa" w:w="2880"/>
+          </w:tcPr>
+          <w:p>
+            <w:r>
+              <w:t>SSR/SSG. React Server Components. WebSocket native support.</w:t>
             </w:r>
           </w:p>
         </w:tc>
@@ -4818,27 +6053,27 @@
           </w:tcPr>
           <w:p>
             <w:r>
-              <w:t>Model Serving</w:t>
-            </w:r>
-          </w:p>
-        </w:tc>
-        <w:tc>
-          <w:tcPr>
-            <w:tcW w:type="dxa" w:w="2880"/>
-          </w:tcPr>
-          <w:p>
-            <w:r>
-              <w:t>NVIDIA Triton Inference Server</w:t>
-            </w:r>
-          </w:p>
-        </w:tc>
-        <w:tc>
-          <w:tcPr>
-            <w:tcW w:type="dxa" w:w="2880"/>
-          </w:tcPr>
-          <w:p>
-            <w:r>
-              <w:t>Multi-model serving, dynamic batching, GPU sharing. gRPC streaming for low latency. Model versioning.</w:t>
+              <w:t>VR</w:t>
+            </w:r>
+          </w:p>
+        </w:tc>
+        <w:tc>
+          <w:tcPr>
+            <w:tcW w:type="dxa" w:w="2880"/>
+          </w:tcPr>
+          <w:p>
+            <w:r>
+              <w:t>A-Frame / Three.js XR</w:t>
+            </w:r>
+          </w:p>
+        </w:tc>
+        <w:tc>
+          <w:tcPr>
+            <w:tcW w:type="dxa" w:w="2880"/>
+          </w:tcPr>
+          <w:p>
+            <w:r>
+              <w:t>WebXR standard. Desktop + VR headset support. No app store required.</w:t>
             </w:r>
           </w:p>
         </w:tc>
@@ -4850,27 +6085,27 @@
           </w:tcPr>
           <w:p>
             <w:r>
-              <w:t>CI/CD</w:t>
-            </w:r>
-          </w:p>
-        </w:tc>
-        <w:tc>
-          <w:tcPr>
-            <w:tcW w:type="dxa" w:w="2880"/>
-          </w:tcPr>
-          <w:p>
-            <w:r>
-              <w:t>GitHub Actions</w:t>
-            </w:r>
-          </w:p>
-        </w:tc>
-        <w:tc>
-          <w:tcPr>
-            <w:tcW w:type="dxa" w:w="2880"/>
-          </w:tcPr>
-          <w:p>
-            <w:r>
-              <w:t>Free for public repos. Tight GitHub integration. Matrix builds for multi-arch testing.</w:t>
+              <w:t>LLM Serving</w:t>
+            </w:r>
+          </w:p>
+        </w:tc>
+        <w:tc>
+          <w:tcPr>
+            <w:tcW w:type="dxa" w:w="2880"/>
+          </w:tcPr>
+          <w:p>
+            <w:r>
+              <w:t>Ollama (local) / Together AI (cloud)</w:t>
+            </w:r>
+          </w:p>
+        </w:tc>
+        <w:tc>
+          <w:tcPr>
+            <w:tcW w:type="dxa" w:w="2880"/>
+          </w:tcPr>
+          <w:p>
+            <w:r>
+              <w:t>Ollama for hackathon (no cost). Together for production (lower latency).</w:t>
             </w:r>
           </w:p>
         </w:tc>
@@ -4882,6 +6117,38 @@
           </w:tcPr>
           <w:p>
             <w:r>
+              <w:t>CI/CD</w:t>
+            </w:r>
+          </w:p>
+        </w:tc>
+        <w:tc>
+          <w:tcPr>
+            <w:tcW w:type="dxa" w:w="2880"/>
+          </w:tcPr>
+          <w:p>
+            <w:r>
+              <w:t>GitHub Actions</w:t>
+            </w:r>
+          </w:p>
+        </w:tc>
+        <w:tc>
+          <w:tcPr>
+            <w:tcW w:type="dxa" w:w="2880"/>
+          </w:tcPr>
+          <w:p>
+            <w:r>
+              <w:t>Free for public repos. Matrix builds. Tight GitHub integration.</w:t>
+            </w:r>
+          </w:p>
+        </w:tc>
+      </w:tr>
+      <w:tr>
+        <w:tc>
+          <w:tcPr>
+            <w:tcW w:type="dxa" w:w="2880"/>
+          </w:tcPr>
+          <w:p>
+            <w:r>
               <w:t>Infrastructure</w:t>
             </w:r>
           </w:p>
@@ -4902,7 +6169,7 @@
           </w:tcPr>
           <w:p>
             <w:r>
-              <w:t>Containerized everything. Terraform for cloud infra-as-code (reproducible, reviewable).</w:t>
+              <w:t>Containerized everything. Reproducible infra.</w:t>
             </w:r>
           </w:p>
         </w:tc>
@@ -4913,7 +6180,7 @@
         <w:pStyle w:val="Heading1"/>
       </w:pPr>
       <w:r>
-        <w:t>22. AI Models with Justification</w:t>
+        <w:t>26. AI Models with Justification</w:t>
       </w:r>
     </w:p>
     <w:tbl>
@@ -4967,27 +6234,27 @@
           </w:tcPr>
           <w:p>
             <w:r>
-              <w:t>PPE Detection</w:t>
-            </w:r>
-          </w:p>
-        </w:tc>
-        <w:tc>
-          <w:tcPr>
-            <w:tcW w:type="dxa" w:w="2880"/>
-          </w:tcPr>
-          <w:p>
-            <w:r>
-              <w:t>YOLOv8n (Ultralytics)</w:t>
-            </w:r>
-          </w:p>
-        </w:tc>
-        <w:tc>
-          <w:tcPr>
-            <w:tcW w:type="dxa" w:w="2880"/>
-          </w:tcPr>
-          <w:p>
-            <w:r>
-              <w:t>Real-time object detection. Nano variant runs at 30+ FPS on CPU with ONNX. 6-class output. Pretrained on COCO, fine-tunable on custom PPE datasets.</w:t>
+              <w:t>SHELDRA LLM</w:t>
+            </w:r>
+          </w:p>
+        </w:tc>
+        <w:tc>
+          <w:tcPr>
+            <w:tcW w:type="dxa" w:w="2880"/>
+          </w:tcPr>
+          <w:p>
+            <w:r>
+              <w:t>Llama 3 8B (Meta)</w:t>
+            </w:r>
+          </w:p>
+        </w:tc>
+        <w:tc>
+          <w:tcPr>
+            <w:tcW w:type="dxa" w:w="2880"/>
+          </w:tcPr>
+          <w:p>
+            <w:r>
+              <w:t>Open-weight, offline-capable, safety-reasoning competence. 8B fits VRAM constraints. Fine-tunable on safety domain data.</w:t>
             </w:r>
           </w:p>
         </w:tc>
@@ -4999,27 +6266,27 @@
           </w:tcPr>
           <w:p>
             <w:r>
-              <w:t>Person Detection</w:t>
-            </w:r>
-          </w:p>
-        </w:tc>
-        <w:tc>
-          <w:tcPr>
-            <w:tcW w:type="dxa" w:w="2880"/>
-          </w:tcPr>
-          <w:p>
-            <w:r>
-              <w:t>YOLOv8s (Ultralytics)</w:t>
-            </w:r>
-          </w:p>
-        </w:tc>
-        <w:tc>
-          <w:tcPr>
-            <w:tcW w:type="dxa" w:w="2880"/>
-          </w:tcPr>
-          <w:p>
-            <w:r>
-              <w:t>Slightly larger for better person detection accuracy. 2-3ms on T4 GPU. Combined with ByteTrack for ID persistence.</w:t>
+              <w:t>Text Embeddings</w:t>
+            </w:r>
+          </w:p>
+        </w:tc>
+        <w:tc>
+          <w:tcPr>
+            <w:tcW w:type="dxa" w:w="2880"/>
+          </w:tcPr>
+          <w:p>
+            <w:r>
+              <w:t>E5-mistral-7b (Microsoft)</w:t>
+            </w:r>
+          </w:p>
+        </w:tc>
+        <w:tc>
+          <w:tcPr>
+            <w:tcW w:type="dxa" w:w="2880"/>
+          </w:tcPr>
+          <w:p>
+            <w:r>
+              <w:t>Best-in-class embedding quality. 4096 dim. Multilingual. Can be quantized for speed.</w:t>
             </w:r>
           </w:p>
         </w:tc>
@@ -5031,27 +6298,27 @@
           </w:tcPr>
           <w:p>
             <w:r>
-              <w:t>Pose Estimation</w:t>
-            </w:r>
-          </w:p>
-        </w:tc>
-        <w:tc>
-          <w:tcPr>
-            <w:tcW w:type="dxa" w:w="2880"/>
-          </w:tcPr>
-          <w:p>
-            <w:r>
-              <w:t>RTMPose (OpenMMLab)</w:t>
-            </w:r>
-          </w:p>
-        </w:tc>
-        <w:tc>
-          <w:tcPr>
-            <w:tcW w:type="dxa" w:w="2880"/>
-          </w:tcPr>
-          <w:p>
-            <w:r>
-              <w:t>State-of-the-art efficiency. 5ms/person on GPU. 17 keypoints. Used for unsafe behavior detection (reaching, climbing, fallen worker).</w:t>
+              <w:t>PPE Detection</w:t>
+            </w:r>
+          </w:p>
+        </w:tc>
+        <w:tc>
+          <w:tcPr>
+            <w:tcW w:type="dxa" w:w="2880"/>
+          </w:tcPr>
+          <w:p>
+            <w:r>
+              <w:t>YOLOv8n (Ultralytics)</w:t>
+            </w:r>
+          </w:p>
+        </w:tc>
+        <w:tc>
+          <w:tcPr>
+            <w:tcW w:type="dxa" w:w="2880"/>
+          </w:tcPr>
+          <w:p>
+            <w:r>
+              <w:t>Real-time on CPU. 6-class PPE. Fine-tunable on custom datasets. 30+ FPS on edge.</w:t>
             </w:r>
           </w:p>
         </w:tc>
@@ -5063,27 +6330,27 @@
           </w:tcPr>
           <w:p>
             <w:r>
-              <w:t>Time-Series Anomaly</w:t>
-            </w:r>
-          </w:p>
-        </w:tc>
-        <w:tc>
-          <w:tcPr>
-            <w:tcW w:type="dxa" w:w="2880"/>
-          </w:tcPr>
-          <w:p>
-            <w:r>
-              <w:t>TimesNet (Microsoft Research)</w:t>
-            </w:r>
-          </w:p>
-        </w:tc>
-        <w:tc>
-          <w:tcPr>
-            <w:tcW w:type="dxa" w:w="2880"/>
-          </w:tcPr>
-          <w:p>
-            <w:r>
-              <w:t>Best paper award ICLR 2023. Transforms 1D → 2D via FFT period detection. Captures multiple temporal patterns. Excellent for industrial data with shift cycles.</w:t>
+              <w:t>Person Tracking</w:t>
+            </w:r>
+          </w:p>
+        </w:tc>
+        <w:tc>
+          <w:tcPr>
+            <w:tcW w:type="dxa" w:w="2880"/>
+          </w:tcPr>
+          <w:p>
+            <w:r>
+              <w:t>YOLOv8s + ByteTrack</w:t>
+            </w:r>
+          </w:p>
+        </w:tc>
+        <w:tc>
+          <w:tcPr>
+            <w:tcW w:type="dxa" w:w="2880"/>
+          </w:tcPr>
+          <w:p>
+            <w:r>
+              <w:t>Persistent IDs across frames. Essential for SHELDRA addressing specific workers.</w:t>
             </w:r>
           </w:p>
         </w:tc>
@@ -5095,27 +6362,27 @@
           </w:tcPr>
           <w:p>
             <w:r>
-              <w:t>Time-Series Alt</w:t>
-            </w:r>
-          </w:p>
-        </w:tc>
-        <w:tc>
-          <w:tcPr>
-            <w:tcW w:type="dxa" w:w="2880"/>
-          </w:tcPr>
-          <w:p>
-            <w:r>
-              <w:t>PatchTST (Princeton/Google)</w:t>
-            </w:r>
-          </w:p>
-        </w:tc>
-        <w:tc>
-          <w:tcPr>
-            <w:tcW w:type="dxa" w:w="2880"/>
-          </w:tcPr>
-          <w:p>
-            <w:r>
-              <w:t>Self-supervised pretrained. Handles missing data. Backup if TimesNet underperforms.</w:t>
+              <w:t>Pose Estimation</w:t>
+            </w:r>
+          </w:p>
+        </w:tc>
+        <w:tc>
+          <w:tcPr>
+            <w:tcW w:type="dxa" w:w="2880"/>
+          </w:tcPr>
+          <w:p>
+            <w:r>
+              <w:t>RTMPose (OpenMMLab)</w:t>
+            </w:r>
+          </w:p>
+        </w:tc>
+        <w:tc>
+          <w:tcPr>
+            <w:tcW w:type="dxa" w:w="2880"/>
+          </w:tcPr>
+          <w:p>
+            <w:r>
+              <w:t>5ms/person on GPU. 17 keypoints. Feeds SHELDRA ergonomic coaching and fall detection.</w:t>
             </w:r>
           </w:p>
         </w:tc>
@@ -5127,27 +6394,27 @@
           </w:tcPr>
           <w:p>
             <w:r>
-              <w:t>Text Embeddings</w:t>
-            </w:r>
-          </w:p>
-        </w:tc>
-        <w:tc>
-          <w:tcPr>
-            <w:tcW w:type="dxa" w:w="2880"/>
-          </w:tcPr>
-          <w:p>
-            <w:r>
-              <w:t>E5-mistral-7b (Microsoft)</w:t>
-            </w:r>
-          </w:p>
-        </w:tc>
-        <w:tc>
-          <w:tcPr>
-            <w:tcW w:type="dxa" w:w="2880"/>
-          </w:tcPr>
-          <w:p>
-            <w:r>
-              <w:t>Best-in-class embedding quality. 4096 dimension. Multilingual. Can be quantized to 4-bit for faster inference.</w:t>
+              <w:t>Time-Series Anomaly</w:t>
+            </w:r>
+          </w:p>
+        </w:tc>
+        <w:tc>
+          <w:tcPr>
+            <w:tcW w:type="dxa" w:w="2880"/>
+          </w:tcPr>
+          <w:p>
+            <w:r>
+              <w:t>TimesNet (Microsoft Research)</w:t>
+            </w:r>
+          </w:p>
+        </w:tc>
+        <w:tc>
+          <w:tcPr>
+            <w:tcW w:type="dxa" w:w="2880"/>
+          </w:tcPr>
+          <w:p>
+            <w:r>
+              <w:t>ICLR 2023 Best Paper. Multi-period capture ideal for industrial cycles.</w:t>
             </w:r>
           </w:p>
         </w:tc>
@@ -5159,27 +6426,27 @@
           </w:tcPr>
           <w:p>
             <w:r>
-              <w:t>LLM (RAG)</w:t>
-            </w:r>
-          </w:p>
-        </w:tc>
-        <w:tc>
-          <w:tcPr>
-            <w:tcW w:type="dxa" w:w="2880"/>
-          </w:tcPr>
-          <w:p>
-            <w:r>
-              <w:t>Llama 3 8B (Meta)</w:t>
-            </w:r>
-          </w:p>
-        </w:tc>
-        <w:tc>
-          <w:tcPr>
-            <w:tcW w:type="dxa" w:w="2880"/>
-          </w:tcPr>
-          <w:p>
-            <w:r>
-              <w:t>Open-weight, capable of safety-critical reasoning. 8B fits in consumer GPUs. Can run offline via Ollama. Fine-tunable on safety domain data.</w:t>
+              <w:t>Speech-to-Text</w:t>
+            </w:r>
+          </w:p>
+        </w:tc>
+        <w:tc>
+          <w:tcPr>
+            <w:tcW w:type="dxa" w:w="2880"/>
+          </w:tcPr>
+          <w:p>
+            <w:r>
+              <w:t>Whisper (OpenAI)</w:t>
+            </w:r>
+          </w:p>
+        </w:tc>
+        <w:tc>
+          <w:tcPr>
+            <w:tcW w:type="dxa" w:w="2880"/>
+          </w:tcPr>
+          <w:p>
+            <w:r>
+              <w:t>Multilingual. Robust to industrial noise. Tiny model for edge, Large for cloud.</w:t>
             </w:r>
           </w:p>
         </w:tc>
@@ -5191,27 +6458,27 @@
           </w:tcPr>
           <w:p>
             <w:r>
-              <w:t>Anomaly Scoring</w:t>
-            </w:r>
-          </w:p>
-        </w:tc>
-        <w:tc>
-          <w:tcPr>
-            <w:tcW w:type="dxa" w:w="2880"/>
-          </w:tcPr>
-          <w:p>
-            <w:r>
-              <w:t>Isolation Forest + TimesNet ensemble</w:t>
-            </w:r>
-          </w:p>
-        </w:tc>
-        <w:tc>
-          <w:tcPr>
-            <w:tcW w:type="dxa" w:w="2880"/>
-          </w:tcPr>
-          <w:p>
-            <w:r>
-              <w:t>Isolation Forest as fast baseline, TimesNet for complex patterns. Ensemble weights adjust based on recent precision/recall.</w:t>
+              <w:t>Text-to-Speech</w:t>
+            </w:r>
+          </w:p>
+        </w:tc>
+        <w:tc>
+          <w:tcPr>
+            <w:tcW w:type="dxa" w:w="2880"/>
+          </w:tcPr>
+          <w:p>
+            <w:r>
+              <w:t>ElevenLabs / Coqui TTS</w:t>
+            </w:r>
+          </w:p>
+        </w:tc>
+        <w:tc>
+          <w:tcPr>
+            <w:tcW w:type="dxa" w:w="2880"/>
+          </w:tcPr>
+          <w:p>
+            <w:r>
+              <w:t>ElevenLabs for quality. Coqui for offline/local. Both support voice customization for SHELDRA persona.</w:t>
             </w:r>
           </w:p>
         </w:tc>
@@ -5222,7 +6489,7 @@
         <w:pStyle w:val="Heading1"/>
       </w:pPr>
       <w:r>
-        <w:t>23. Open-Source Tools</w:t>
+        <w:t>27. Open-Source Tools</w:t>
       </w:r>
     </w:p>
     <w:tbl>
@@ -5275,7 +6542,7 @@
           </w:tcPr>
           <w:p>
             <w:r>
-              <w:t>Role in Platform</w:t>
+              <w:t>SHELDRA Role</w:t>
             </w:r>
           </w:p>
         </w:tc>
@@ -5359,7 +6626,7 @@
           </w:tcPr>
           <w:p>
             <w:r>
-              <w:t>Knowledge Graph</w:t>
+              <w:t>Worker profiles + hazard taxonomy</w:t>
             </w:r>
           </w:p>
         </w:tc>
@@ -5381,7 +6648,7 @@
           </w:tcPr>
           <w:p>
             <w:r>
-              <w:t>Vector search engine</w:t>
+              <w:t>Vector search</w:t>
             </w:r>
           </w:p>
         </w:tc>
@@ -5401,7 +6668,7 @@
           </w:tcPr>
           <w:p>
             <w:r>
-              <w:t>RAG document retrieval</w:t>
+              <w:t>RAG grounding for SHELDRA</w:t>
             </w:r>
           </w:p>
         </w:tc>
@@ -5423,7 +6690,7 @@
           </w:tcPr>
           <w:p>
             <w:r>
-              <w:t>Time-series database</w:t>
+              <w:t>Time-series DB</w:t>
             </w:r>
           </w:p>
         </w:tc>
@@ -5485,7 +6752,7 @@
           </w:tcPr>
           <w:p>
             <w:r>
-              <w:t>Frame &amp; artifact storage</w:t>
+              <w:t>Frame + interaction recording storage</w:t>
             </w:r>
           </w:p>
         </w:tc>
@@ -5527,7 +6794,7 @@
           </w:tcPr>
           <w:p>
             <w:r>
-              <w:t>Agent communication, state</w:t>
+              <w:t>SHELDRA session state</w:t>
             </w:r>
           </w:p>
         </w:tc>
@@ -5549,7 +6816,7 @@
           </w:tcPr>
           <w:p>
             <w:r>
-              <w:t>Relational database</w:t>
+              <w:t>Relational DB</w:t>
             </w:r>
           </w:p>
         </w:tc>
@@ -5569,7 +6836,7 @@
           </w:tcPr>
           <w:p>
             <w:r>
-              <w:t>Users, configs, audit log</w:t>
+              <w:t>Users, configs, audit</w:t>
             </w:r>
           </w:p>
         </w:tc>
@@ -5611,7 +6878,7 @@
           </w:tcPr>
           <w:p>
             <w:r>
-              <w:t>Backend API server</w:t>
+              <w:t>SHELDRA + Decision Tree API</w:t>
             </w:r>
           </w:p>
         </w:tc>
@@ -5653,7 +6920,7 @@
           </w:tcPr>
           <w:p>
             <w:r>
-              <w:t>Frontend dashboard</w:t>
+              <w:t>SHELDRA dashboard frontend</w:t>
             </w:r>
           </w:p>
         </w:tc>
@@ -5695,7 +6962,7 @@
           </w:tcPr>
           <w:p>
             <w:r>
-              <w:t>Digital Twin visualization</w:t>
+              <w:t>Holographic avatar + Digital Twin</w:t>
             </w:r>
           </w:p>
         </w:tc>
@@ -5707,7 +6974,7 @@
           </w:tcPr>
           <w:p>
             <w:r>
-              <w:t>YOLOv8 (Ultralytics)</w:t>
+              <w:t>YOLOv8</w:t>
             </w:r>
           </w:p>
         </w:tc>
@@ -5737,7 +7004,7 @@
           </w:tcPr>
           <w:p>
             <w:r>
-              <w:t>PPE &amp; person detection</w:t>
+              <w:t>SHELDRA’s visual awareness</w:t>
             </w:r>
           </w:p>
         </w:tc>
@@ -5749,7 +7016,7 @@
           </w:tcPr>
           <w:p>
             <w:r>
-              <w:t>TimesNet (Microsoft)</w:t>
+              <w:t>TimesNet</w:t>
             </w:r>
           </w:p>
         </w:tc>
@@ -5779,7 +7046,7 @@
           </w:tcPr>
           <w:p>
             <w:r>
-              <w:t>Anomaly detection</w:t>
+              <w:t>Anomaly detection for Decision Tree</w:t>
             </w:r>
           </w:p>
         </w:tc>
@@ -5791,7 +7058,7 @@
           </w:tcPr>
           <w:p>
             <w:r>
-              <w:t>ONNX Runtime</w:t>
+              <w:t>Llama 3</w:t>
             </w:r>
           </w:p>
         </w:tc>
@@ -5801,7 +7068,7 @@
           </w:tcPr>
           <w:p>
             <w:r>
-              <w:t>ML inference</w:t>
+              <w:t>LLM</w:t>
             </w:r>
           </w:p>
         </w:tc>
@@ -5811,7 +7078,7 @@
           </w:tcPr>
           <w:p>
             <w:r>
-              <w:t>MIT</w:t>
+              <w:t>Custom (open)</w:t>
             </w:r>
           </w:p>
         </w:tc>
@@ -5821,7 +7088,7 @@
           </w:tcPr>
           <w:p>
             <w:r>
-              <w:t>Cross-platform model serving</w:t>
+              <w:t>SHELDRA’s brain</w:t>
             </w:r>
           </w:p>
         </w:tc>
@@ -5833,7 +7100,7 @@
           </w:tcPr>
           <w:p>
             <w:r>
-              <w:t>Llama 3 (Meta)</w:t>
+              <w:t>E5</w:t>
             </w:r>
           </w:p>
         </w:tc>
@@ -5843,7 +7110,7 @@
           </w:tcPr>
           <w:p>
             <w:r>
-              <w:t>Large language model</w:t>
+              <w:t>Text embeddings</w:t>
             </w:r>
           </w:p>
         </w:tc>
@@ -5853,7 +7120,7 @@
           </w:tcPr>
           <w:p>
             <w:r>
-              <w:t>Custom (open)</w:t>
+              <w:t>MIT</w:t>
             </w:r>
           </w:p>
         </w:tc>
@@ -5863,7 +7130,7 @@
           </w:tcPr>
           <w:p>
             <w:r>
-              <w:t>RAG generation, reasoning</w:t>
+              <w:t>RAG document embedding</w:t>
             </w:r>
           </w:p>
         </w:tc>
@@ -5875,7 +7142,7 @@
           </w:tcPr>
           <w:p>
             <w:r>
-              <w:t>E5 (Microsoft)</w:t>
+              <w:t>Whisper</w:t>
             </w:r>
           </w:p>
         </w:tc>
@@ -5885,7 +7152,7 @@
           </w:tcPr>
           <w:p>
             <w:r>
-              <w:t>Text embeddings</w:t>
+              <w:t>Speech-to-text</w:t>
             </w:r>
           </w:p>
         </w:tc>
@@ -5905,7 +7172,7 @@
           </w:tcPr>
           <w:p>
             <w:r>
-              <w:t>Document embedding</w:t>
+              <w:t>SHELDRA voice input</w:t>
             </w:r>
           </w:p>
         </w:tc>
@@ -5917,7 +7184,7 @@
           </w:tcPr>
           <w:p>
             <w:r>
-              <w:t>Apache Flink</w:t>
+              <w:t>Coqui TTS</w:t>
             </w:r>
           </w:p>
         </w:tc>
@@ -5927,7 +7194,7 @@
           </w:tcPr>
           <w:p>
             <w:r>
-              <w:t>Stream processing</w:t>
+              <w:t>Text-to-speech</w:t>
             </w:r>
           </w:p>
         </w:tc>
@@ -5937,7 +7204,7 @@
           </w:tcPr>
           <w:p>
             <w:r>
-              <w:t>Apache 2.0</w:t>
+              <w:t>MIT</w:t>
             </w:r>
           </w:p>
         </w:tc>
@@ -5947,7 +7214,7 @@
           </w:tcPr>
           <w:p>
             <w:r>
-              <w:t>Complex event processing</w:t>
+              <w:t>SHELDRA voice output (offline)</w:t>
             </w:r>
           </w:p>
         </w:tc>
@@ -5959,7 +7226,7 @@
           </w:tcPr>
           <w:p>
             <w:r>
-              <w:t>Docker + Compose</w:t>
+              <w:t>A-Frame</w:t>
             </w:r>
           </w:p>
         </w:tc>
@@ -5969,7 +7236,7 @@
           </w:tcPr>
           <w:p>
             <w:r>
-              <w:t>Containerization</w:t>
+              <w:t>VR framework</w:t>
             </w:r>
           </w:p>
         </w:tc>
@@ -5979,7 +7246,7 @@
           </w:tcPr>
           <w:p>
             <w:r>
-              <w:t>Apache 2.0</w:t>
+              <w:t>MIT</w:t>
             </w:r>
           </w:p>
         </w:tc>
@@ -5989,7 +7256,7 @@
           </w:tcPr>
           <w:p>
             <w:r>
-              <w:t>Local development, deployment</w:t>
+              <w:t>VR training scenes</w:t>
             </w:r>
           </w:p>
         </w:tc>
@@ -6001,7 +7268,7 @@
           </w:tcPr>
           <w:p>
             <w:r>
-              <w:t>Terraform</w:t>
+              <w:t>Docker</w:t>
             </w:r>
           </w:p>
         </w:tc>
@@ -6011,7 +7278,7 @@
           </w:tcPr>
           <w:p>
             <w:r>
-              <w:t>Infrastructure-as-code</w:t>
+              <w:t>Containerization</w:t>
             </w:r>
           </w:p>
         </w:tc>
@@ -6021,7 +7288,7 @@
           </w:tcPr>
           <w:p>
             <w:r>
-              <w:t>BSL 1.1</w:t>
+              <w:t>Apache 2.0</w:t>
             </w:r>
           </w:p>
         </w:tc>
@@ -6031,7 +7298,7 @@
           </w:tcPr>
           <w:p>
             <w:r>
-              <w:t>Cloud resource provisioning</w:t>
+              <w:t>Local dev + deployment</w:t>
             </w:r>
           </w:p>
         </w:tc>
@@ -6043,7 +7310,7 @@
           </w:tcPr>
           <w:p>
             <w:r>
-              <w:t>Apache Superset</w:t>
+              <w:t>Terraform</w:t>
             </w:r>
           </w:p>
         </w:tc>
@@ -6053,7 +7320,7 @@
           </w:tcPr>
           <w:p>
             <w:r>
-              <w:t>BI / Analytics</w:t>
+              <w:t>Infra as code</w:t>
             </w:r>
           </w:p>
         </w:tc>
@@ -6063,7 +7330,7 @@
           </w:tcPr>
           <w:p>
             <w:r>
-              <w:t>Apache 2.0</w:t>
+              <w:t>BSL 1.1</w:t>
             </w:r>
           </w:p>
         </w:tc>
@@ -6073,7 +7340,7 @@
           </w:tcPr>
           <w:p>
             <w:r>
-              <w:t>Safety analytics dashboards</w:t>
+              <w:t>Cloud provisioning</w:t>
             </w:r>
           </w:p>
         </w:tc>
@@ -6084,38 +7351,47 @@
         <w:pStyle w:val="Heading1"/>
       </w:pPr>
       <w:r>
-        <w:t>24. Cloud Deployment Architecture</w:t>
+        <w:t>28. Cloud Deployment Architecture</w:t>
+      </w:r>
+    </w:p>
+    <w:p>
+      <w:r>
+        <w:rPr>
+          <w:b w:val="0"/>
+        </w:rPr>
+        <w:t>Hackathon: All services via Docker Compose on single machine (16GB RAM, optional GPU). Ollama for local SHELDRA LLM. MinIO for storage. One command: docker-compose up.</w:t>
+      </w:r>
+    </w:p>
+    <w:p>
+      <w:r>
+        <w:rPr>
+          <w:b w:val="0"/>
+        </w:rPr>
+        <w:t>Production:</w:t>
+        <w:br/>
+        <w:t>- SHELDRA API + Avatar: AWS ECS Fargate (auto-scaling based on concurrent sessions)</w:t>
+        <w:br/>
+        <w:t>- SHELDRA LLM: AWS Bedrock / Together AI (managed inference, no GPU management)</w:t>
+        <w:br/>
+        <w:t>- Kafka: Confluent Cloud / MSK</w:t>
+        <w:br/>
+        <w:t>- Databases: Neo4j AuraDB, Qdrant Cloud, InfluxDB Cloud</w:t>
+        <w:br/>
+        <w:t>- Storage: AWS S3 + CloudFront</w:t>
+        <w:br/>
+        <w:t>- Frontend: Vercel (Next.js optimized)</w:t>
+        <w:br/>
+        <w:t>- Monitoring: Grafana + Prometheus + Loki</w:t>
+        <w:br/>
+        <w:t>- CI/CD: GitHub Actions → ECR → ECS blue/green</w:t>
       </w:r>
     </w:p>
     <w:p>
       <w:pPr>
-        <w:pStyle w:val="Heading2"/>
+        <w:pStyle w:val="Heading1"/>
       </w:pPr>
       <w:r>
-        <w:t>24.1 Hackathon Deployment (Single Machine)</w:t>
-      </w:r>
-    </w:p>
-    <w:p>
-      <w:r>
-        <w:t>- All services containerized via Docker Compose</w:t>
-        <w:br/>
-        <w:t>- Single machine (16GB RAM, 4+ cores, optional GPU)</w:t>
-        <w:br/>
-        <w:t>- MinIO for object storage (local)</w:t>
-        <w:br/>
-        <w:t>- Ollama for local LLM inference</w:t>
-        <w:br/>
-        <w:t>- Synthetic data generators for demo</w:t>
-        <w:br/>
-        <w:t>- nginx reverse proxy with SSL (Let's Encrypt)</w:t>
-      </w:r>
-    </w:p>
-    <w:p>
-      <w:pPr>
-        <w:pStyle w:val="Heading2"/>
-      </w:pPr>
-      <w:r>
-        <w:t>24.2 Production Architecture</w:t>
+        <w:t>29. Evaluation Metrics</w:t>
       </w:r>
     </w:p>
     <w:tbl>
@@ -6137,27 +7413,27 @@
           </w:tcPr>
           <w:p>
             <w:r>
-              <w:t>Layer</w:t>
-            </w:r>
-          </w:p>
-        </w:tc>
-        <w:tc>
-          <w:tcPr>
-            <w:tcW w:type="dxa" w:w="2880"/>
-          </w:tcPr>
-          <w:p>
-            <w:r>
-              <w:t>Production Service</w:t>
-            </w:r>
-          </w:p>
-        </w:tc>
-        <w:tc>
-          <w:tcPr>
-            <w:tcW w:type="dxa" w:w="2880"/>
-          </w:tcPr>
-          <w:p>
-            <w:r>
-              <w:t>Rationale</w:t>
+              <w:t>Metric</w:t>
+            </w:r>
+          </w:p>
+        </w:tc>
+        <w:tc>
+          <w:tcPr>
+            <w:tcW w:type="dxa" w:w="2880"/>
+          </w:tcPr>
+          <w:p>
+            <w:r>
+              <w:t>Target</w:t>
+            </w:r>
+          </w:p>
+        </w:tc>
+        <w:tc>
+          <w:tcPr>
+            <w:tcW w:type="dxa" w:w="2880"/>
+          </w:tcPr>
+          <w:p>
+            <w:r>
+              <w:t>Method</w:t>
             </w:r>
           </w:p>
         </w:tc>
@@ -6169,27 +7445,27 @@
           </w:tcPr>
           <w:p>
             <w:r>
-              <w:t>Compute</w:t>
-            </w:r>
-          </w:p>
-        </w:tc>
-        <w:tc>
-          <w:tcPr>
-            <w:tcW w:type="dxa" w:w="2880"/>
-          </w:tcPr>
-          <w:p>
-            <w:r>
-              <w:t>AWS ECS Fargate (serverless containers)</w:t>
-            </w:r>
-          </w:p>
-        </w:tc>
-        <w:tc>
-          <w:tcPr>
-            <w:tcW w:type="dxa" w:w="2880"/>
-          </w:tcPr>
-          <w:p>
-            <w:r>
-              <w:t>Auto-scaling, no cluster management. Spot instances for batch processing.</w:t>
+              <w:t>SHELDRA Response Quality</w:t>
+            </w:r>
+          </w:p>
+        </w:tc>
+        <w:tc>
+          <w:tcPr>
+            <w:tcW w:type="dxa" w:w="2880"/>
+          </w:tcPr>
+          <w:p>
+            <w:r>
+              <w:t>&gt; 90% user satisfaction (worker survey)</w:t>
+            </w:r>
+          </w:p>
+        </w:tc>
+        <w:tc>
+          <w:tcPr>
+            <w:tcW w:type="dxa" w:w="2880"/>
+          </w:tcPr>
+          <w:p>
+            <w:r>
+              <w:t>Human evaluation on 50 interactions</w:t>
             </w:r>
           </w:p>
         </w:tc>
@@ -6201,27 +7477,27 @@
           </w:tcPr>
           <w:p>
             <w:r>
-              <w:t>GPU Inference</w:t>
-            </w:r>
-          </w:p>
-        </w:tc>
-        <w:tc>
-          <w:tcPr>
-            <w:tcW w:type="dxa" w:w="2880"/>
-          </w:tcPr>
-          <w:p>
-            <w:r>
-              <w:t>AWS SageMaker / Bedrock</w:t>
-            </w:r>
-          </w:p>
-        </w:tc>
-        <w:tc>
-          <w:tcPr>
-            <w:tcW w:type="dxa" w:w="2880"/>
-          </w:tcPr>
-          <w:p>
-            <w:r>
-              <w:t>Managed inference endpoints. Auto-scaling based on request queue depth. Multi-model endpoints to share GPU.</w:t>
+              <w:t>SHELDRA Response Latency</w:t>
+            </w:r>
+          </w:p>
+        </w:tc>
+        <w:tc>
+          <w:tcPr>
+            <w:tcW w:type="dxa" w:w="2880"/>
+          </w:tcPr>
+          <w:p>
+            <w:r>
+              <w:t>&lt; 2s end-to-end (voice in → voice out)</w:t>
+            </w:r>
+          </w:p>
+        </w:tc>
+        <w:tc>
+          <w:tcPr>
+            <w:tcW w:type="dxa" w:w="2880"/>
+          </w:tcPr>
+          <w:p>
+            <w:r>
+              <w:t>Pipeline timing with streaming TTS</w:t>
             </w:r>
           </w:p>
         </w:tc>
@@ -6233,27 +7509,27 @@
           </w:tcPr>
           <w:p>
             <w:r>
-              <w:t>Kafka</w:t>
-            </w:r>
-          </w:p>
-        </w:tc>
-        <w:tc>
-          <w:tcPr>
-            <w:tcW w:type="dxa" w:w="2880"/>
-          </w:tcPr>
-          <w:p>
-            <w:r>
-              <w:t>Confluent Cloud / MSK (AWS)</w:t>
-            </w:r>
-          </w:p>
-        </w:tc>
-        <w:tc>
-          <w:tcPr>
-            <w:tcW w:type="dxa" w:w="2880"/>
-          </w:tcPr>
-          <w:p>
-            <w:r>
-              <w:t>Managed Kafka. Infinite retention with tiered storage. Multi-AZ replication.</w:t>
+              <w:t>Decision Tree Accuracy</w:t>
+            </w:r>
+          </w:p>
+        </w:tc>
+        <w:tc>
+          <w:tcPr>
+            <w:tcW w:type="dxa" w:w="2880"/>
+          </w:tcPr>
+          <w:p>
+            <w:r>
+              <w:t>&gt; 85% average branch accuracy</w:t>
+            </w:r>
+          </w:p>
+        </w:tc>
+        <w:tc>
+          <w:tcPr>
+            <w:tcW w:type="dxa" w:w="2880"/>
+          </w:tcPr>
+          <w:p>
+            <w:r>
+              <w:t>Rolling 10-trial window per branch</w:t>
             </w:r>
           </w:p>
         </w:tc>
@@ -6265,27 +7541,27 @@
           </w:tcPr>
           <w:p>
             <w:r>
-              <w:t>Databases</w:t>
-            </w:r>
-          </w:p>
-        </w:tc>
-        <w:tc>
-          <w:tcPr>
-            <w:tcW w:type="dxa" w:w="2880"/>
-          </w:tcPr>
-          <w:p>
-            <w:r>
-              <w:t>Neo4j AuraDB / Qdrant Cloud / InfluxDB Cloud</w:t>
-            </w:r>
-          </w:p>
-        </w:tc>
-        <w:tc>
-          <w:tcPr>
-            <w:tcW w:type="dxa" w:w="2880"/>
-          </w:tcPr>
-          <w:p>
-            <w:r>
-              <w:t>Managed databases with backup, replication, point-in-time recovery.</w:t>
+              <w:t>Tree Update Latency</w:t>
+            </w:r>
+          </w:p>
+        </w:tc>
+        <w:tc>
+          <w:tcPr>
+            <w:tcW w:type="dxa" w:w="2880"/>
+          </w:tcPr>
+          <w:p>
+            <w:r>
+              <w:t>&lt; 5 min (target: 2 min median)</w:t>
+            </w:r>
+          </w:p>
+        </w:tc>
+        <w:tc>
+          <w:tcPr>
+            <w:tcW w:type="dxa" w:w="2880"/>
+          </w:tcPr>
+          <w:p>
+            <w:r>
+              <w:t>From outcome capture to tree version deployed</w:t>
             </w:r>
           </w:p>
         </w:tc>
@@ -6297,27 +7573,27 @@
           </w:tcPr>
           <w:p>
             <w:r>
-              <w:t>Storage</w:t>
-            </w:r>
-          </w:p>
-        </w:tc>
-        <w:tc>
-          <w:tcPr>
-            <w:tcW w:type="dxa" w:w="2880"/>
-          </w:tcPr>
-          <w:p>
-            <w:r>
-              <w:t>AWS S3 + CloudFront CDN</w:t>
-            </w:r>
-          </w:p>
-        </w:tc>
-        <w:tc>
-          <w:tcPr>
-            <w:tcW w:type="dxa" w:w="2880"/>
-          </w:tcPr>
-          <w:p>
-            <w:r>
-              <w:t>S3 for frames, artifacts, reports. CloudFront for edge-cached frontend assets.</w:t>
+              <w:t>PPE Detection Accuracy</w:t>
+            </w:r>
+          </w:p>
+        </w:tc>
+        <w:tc>
+          <w:tcPr>
+            <w:tcW w:type="dxa" w:w="2880"/>
+          </w:tcPr>
+          <w:p>
+            <w:r>
+              <w:t>mAP &gt; 0.85 at 0.5 IoU</w:t>
+            </w:r>
+          </w:p>
+        </w:tc>
+        <w:tc>
+          <w:tcPr>
+            <w:tcW w:type="dxa" w:w="2880"/>
+          </w:tcPr>
+          <w:p>
+            <w:r>
+              <w:t>YOLOv8 benchmark on PPE dataset</w:t>
             </w:r>
           </w:p>
         </w:tc>
@@ -6329,27 +7605,27 @@
           </w:tcPr>
           <w:p>
             <w:r>
-              <w:t>Frontend</w:t>
-            </w:r>
-          </w:p>
-        </w:tc>
-        <w:tc>
-          <w:tcPr>
-            <w:tcW w:type="dxa" w:w="2880"/>
-          </w:tcPr>
-          <w:p>
-            <w:r>
-              <w:t>Vercel (Next.js optimized)</w:t>
-            </w:r>
-          </w:p>
-        </w:tc>
-        <w:tc>
-          <w:tcPr>
-            <w:tcW w:type="dxa" w:w="2880"/>
-          </w:tcPr>
-          <w:p>
-            <w:r>
-              <w:t>Edge functions for SSR. ISR for compliance reports. Automatic preview deployments.</w:t>
+              <w:t>Anomaly Detection F1</w:t>
+            </w:r>
+          </w:p>
+        </w:tc>
+        <w:tc>
+          <w:tcPr>
+            <w:tcW w:type="dxa" w:w="2880"/>
+          </w:tcPr>
+          <w:p>
+            <w:r>
+              <w:t>&gt; 0.85</w:t>
+            </w:r>
+          </w:p>
+        </w:tc>
+        <w:tc>
+          <w:tcPr>
+            <w:tcW w:type="dxa" w:w="2880"/>
+          </w:tcPr>
+          <w:p>
+            <w:r>
+              <w:t>Precision-recall on labeled anomalies</w:t>
             </w:r>
           </w:p>
         </w:tc>
@@ -6361,27 +7637,27 @@
           </w:tcPr>
           <w:p>
             <w:r>
-              <w:t>Monitoring</w:t>
-            </w:r>
-          </w:p>
-        </w:tc>
-        <w:tc>
-          <w:tcPr>
-            <w:tcW w:type="dxa" w:w="2880"/>
-          </w:tcPr>
-          <w:p>
-            <w:r>
-              <w:t>Grafana + Prometheus + Loki</w:t>
-            </w:r>
-          </w:p>
-        </w:tc>
-        <w:tc>
-          <w:tcPr>
-            <w:tcW w:type="dxa" w:w="2880"/>
-          </w:tcPr>
-          <w:p>
-            <w:r>
-              <w:t>Metrics (Prometheus), logs (Loki), alerts (Grafana). Custom dashboards for system + business KPIs.</w:t>
+              <w:t>Personalization Differentiation</w:t>
+            </w:r>
+          </w:p>
+        </w:tc>
+        <w:tc>
+          <w:tcPr>
+            <w:tcW w:type="dxa" w:w="2880"/>
+          </w:tcPr>
+          <w:p>
+            <w:r>
+              <w:t>Clear behavioral difference between profiles</w:t>
+            </w:r>
+          </w:p>
+        </w:tc>
+        <w:tc>
+          <w:tcPr>
+            <w:tcW w:type="dxa" w:w="2880"/>
+          </w:tcPr>
+          <w:p>
+            <w:r>
+              <w:t>A/B test: same hazard, 3 profiles, 3 different SHELDRA responses</w:t>
             </w:r>
           </w:p>
         </w:tc>
@@ -6393,452 +7669,38 @@
           </w:tcPr>
           <w:p>
             <w:r>
-              <w:t>CI/CD</w:t>
-            </w:r>
-          </w:p>
-        </w:tc>
-        <w:tc>
-          <w:tcPr>
-            <w:tcW w:type="dxa" w:w="2880"/>
-          </w:tcPr>
-          <w:p>
-            <w:r>
-              <w:t>GitHub Actions → ECR → ECS</w:t>
-            </w:r>
-          </w:p>
-        </w:tc>
-        <w:tc>
-          <w:tcPr>
-            <w:tcW w:type="dxa" w:w="2880"/>
-          </w:tcPr>
-          <w:p>
-            <w:r>
-              <w:t>Build → Test → Package → Deploy. Blue/green deployments for zero-downtime updates.</w:t>
-            </w:r>
-          </w:p>
-        </w:tc>
-      </w:tr>
-      <w:tr>
-        <w:tc>
-          <w:tcPr>
-            <w:tcW w:type="dxa" w:w="2880"/>
-          </w:tcPr>
-          <w:p>
-            <w:r>
-              <w:t>Auth</w:t>
-            </w:r>
-          </w:p>
-        </w:tc>
-        <w:tc>
-          <w:tcPr>
-            <w:tcW w:type="dxa" w:w="2880"/>
-          </w:tcPr>
-          <w:p>
-            <w:r>
-              <w:t>Auth0 / Clerk</w:t>
-            </w:r>
-          </w:p>
-        </w:tc>
-        <w:tc>
-          <w:tcPr>
-            <w:tcW w:type="dxa" w:w="2880"/>
-          </w:tcPr>
-          <w:p>
-            <w:r>
-              <w:t>SSO (SAML/OIDC) for enterprise. RBAC with role-based dashboard access. MFA enforced for supervisor actions.</w:t>
+              <w:t>VR Training Score Correlation</w:t>
+            </w:r>
+          </w:p>
+        </w:tc>
+        <w:tc>
+          <w:tcPr>
+            <w:tcW w:type="dxa" w:w="2880"/>
+          </w:tcPr>
+          <w:p>
+            <w:r>
+              <w:t>&gt; 0.7 correlation with real-world performance</w:t>
+            </w:r>
+          </w:p>
+        </w:tc>
+        <w:tc>
+          <w:tcPr>
+            <w:tcW w:type="dxa" w:w="2880"/>
+          </w:tcPr>
+          <w:p>
+            <w:r>
+              <w:t>Compare VR scores with supervisor evaluations</w:t>
             </w:r>
           </w:p>
         </w:tc>
       </w:tr>
     </w:tbl>
-    <w:p>
-      <w:pPr>
-        <w:pStyle w:val="Heading2"/>
-      </w:pPr>
-      <w:r>
-        <w:t>24.3 Scaling Strategy</w:t>
-      </w:r>
-    </w:p>
-    <w:p>
-      <w:r>
-        <w:t>- Horizontal: Each agent type scales independently. Vision Agents scale with camera count. Monitoring Agents scale with sensor count.</w:t>
-        <w:br/>
-        <w:t>- Vertical: GPU instances scale with model complexity. Reserve larger instances for times-series models, smaller for vision.</w:t>
-        <w:br/>
-        <w:t>- Data: Kafka partitions per camera/sensor group. Consumer groups for parallel processing.</w:t>
-        <w:br/>
-        <w:t>- Graph: Neo4j clustering with read replicas for KG explorer. Write master for agent updates.</w:t>
-        <w:br/>
-        <w:t>- Target: 10,000+ sensors, 500+ cameras, 100+ concurrent users per facility.</w:t>
-      </w:r>
-    </w:p>
     <w:p>
       <w:pPr>
         <w:pStyle w:val="Heading1"/>
       </w:pPr>
       <w:r>
-        <w:t>25. Evaluation Metrics</w:t>
-      </w:r>
-    </w:p>
-    <w:p>
-      <w:pPr>
-        <w:pStyle w:val="Heading2"/>
-      </w:pPr>
-      <w:r>
-        <w:t>25.1 Model Metrics</w:t>
-      </w:r>
-    </w:p>
-    <w:tbl>
-      <w:tblPr>
-        <w:tblStyle w:val="LightGrid-Accent1"/>
-        <w:tblW w:type="auto" w:w="0"/>
-        <w:jc w:val="center"/>
-        <w:tblLook w:firstColumn="1" w:firstRow="1" w:lastColumn="0" w:lastRow="0" w:noHBand="0" w:noVBand="1" w:val="04A0"/>
-      </w:tblPr>
-      <w:tblGrid>
-        <w:gridCol w:w="2880"/>
-        <w:gridCol w:w="2880"/>
-        <w:gridCol w:w="2880"/>
-      </w:tblGrid>
-      <w:tr>
-        <w:tc>
-          <w:tcPr>
-            <w:tcW w:type="dxa" w:w="2880"/>
-          </w:tcPr>
-          <w:p>
-            <w:r>
-              <w:t>Metric</w:t>
-            </w:r>
-          </w:p>
-        </w:tc>
-        <w:tc>
-          <w:tcPr>
-            <w:tcW w:type="dxa" w:w="2880"/>
-          </w:tcPr>
-          <w:p>
-            <w:r>
-              <w:t>Target</w:t>
-            </w:r>
-          </w:p>
-        </w:tc>
-        <w:tc>
-          <w:tcPr>
-            <w:tcW w:type="dxa" w:w="2880"/>
-          </w:tcPr>
-          <w:p>
-            <w:r>
-              <w:t>Method</w:t>
-            </w:r>
-          </w:p>
-        </w:tc>
-      </w:tr>
-      <w:tr>
-        <w:tc>
-          <w:tcPr>
-            <w:tcW w:type="dxa" w:w="2880"/>
-          </w:tcPr>
-          <w:p>
-            <w:r>
-              <w:t>PPE Detection mAP</w:t>
-            </w:r>
-          </w:p>
-        </w:tc>
-        <w:tc>
-          <w:tcPr>
-            <w:tcW w:type="dxa" w:w="2880"/>
-          </w:tcPr>
-          <w:p>
-            <w:r>
-              <w:t>&gt; 0.85 at 0.5 IoU</w:t>
-            </w:r>
-          </w:p>
-        </w:tc>
-        <w:tc>
-          <w:tcPr>
-            <w:tcW w:type="dxa" w:w="2880"/>
-          </w:tcPr>
-          <w:p>
-            <w:r>
-              <w:t>YOLOv8 benchmark on PPE dataset</w:t>
-            </w:r>
-          </w:p>
-        </w:tc>
-      </w:tr>
-      <w:tr>
-        <w:tc>
-          <w:tcPr>
-            <w:tcW w:type="dxa" w:w="2880"/>
-          </w:tcPr>
-          <w:p>
-            <w:r>
-              <w:t>Person Detection mAP</w:t>
-            </w:r>
-          </w:p>
-        </w:tc>
-        <w:tc>
-          <w:tcPr>
-            <w:tcW w:type="dxa" w:w="2880"/>
-          </w:tcPr>
-          <w:p>
-            <w:r>
-              <w:t>&gt; 0.80 at 0.5 IoU</w:t>
-            </w:r>
-          </w:p>
-        </w:tc>
-        <w:tc>
-          <w:tcPr>
-            <w:tcW w:type="dxa" w:w="2880"/>
-          </w:tcPr>
-          <w:p>
-            <w:r>
-              <w:t>Standard detection metric</w:t>
-            </w:r>
-          </w:p>
-        </w:tc>
-      </w:tr>
-      <w:tr>
-        <w:tc>
-          <w:tcPr>
-            <w:tcW w:type="dxa" w:w="2880"/>
-          </w:tcPr>
-          <w:p>
-            <w:r>
-              <w:t>Pose Keypoint PCK</w:t>
-            </w:r>
-          </w:p>
-        </w:tc>
-        <w:tc>
-          <w:tcPr>
-            <w:tcW w:type="dxa" w:w="2880"/>
-          </w:tcPr>
-          <w:p>
-            <w:r>
-              <w:t>&gt; 0.85</w:t>
-            </w:r>
-          </w:p>
-        </w:tc>
-        <w:tc>
-          <w:tcPr>
-            <w:tcW w:type="dxa" w:w="2880"/>
-          </w:tcPr>
-          <w:p>
-            <w:r>
-              <w:t>Percentage of correct keypoints</w:t>
-            </w:r>
-          </w:p>
-        </w:tc>
-      </w:tr>
-      <w:tr>
-        <w:tc>
-          <w:tcPr>
-            <w:tcW w:type="dxa" w:w="2880"/>
-          </w:tcPr>
-          <w:p>
-            <w:r>
-              <w:t>Anomaly Detection F1</w:t>
-            </w:r>
-          </w:p>
-        </w:tc>
-        <w:tc>
-          <w:tcPr>
-            <w:tcW w:type="dxa" w:w="2880"/>
-          </w:tcPr>
-          <w:p>
-            <w:r>
-              <w:t>&gt; 0.85</w:t>
-            </w:r>
-          </w:p>
-        </w:tc>
-        <w:tc>
-          <w:tcPr>
-            <w:tcW w:type="dxa" w:w="2880"/>
-          </w:tcPr>
-          <w:p>
-            <w:r>
-              <w:t>Precision-recall on labeled anomalies</w:t>
-            </w:r>
-          </w:p>
-        </w:tc>
-      </w:tr>
-      <w:tr>
-        <w:tc>
-          <w:tcPr>
-            <w:tcW w:type="dxa" w:w="2880"/>
-          </w:tcPr>
-          <w:p>
-            <w:r>
-              <w:t>Anomaly Detection Latency</w:t>
-            </w:r>
-          </w:p>
-        </w:tc>
-        <w:tc>
-          <w:tcPr>
-            <w:tcW w:type="dxa" w:w="2880"/>
-          </w:tcPr>
-          <w:p>
-            <w:r>
-              <w:t>&lt; 500ms from sensor → alert</w:t>
-            </w:r>
-          </w:p>
-        </w:tc>
-        <w:tc>
-          <w:tcPr>
-            <w:tcW w:type="dxa" w:w="2880"/>
-          </w:tcPr>
-          <w:p>
-            <w:r>
-              <w:t>End-to-end pipeline latency</w:t>
-            </w:r>
-          </w:p>
-        </w:tc>
-      </w:tr>
-      <w:tr>
-        <w:tc>
-          <w:tcPr>
-            <w:tcW w:type="dxa" w:w="2880"/>
-          </w:tcPr>
-          <w:p>
-            <w:r>
-              <w:t>RAG Retrieval Recall@3</w:t>
-            </w:r>
-          </w:p>
-        </w:tc>
-        <w:tc>
-          <w:tcPr>
-            <w:tcW w:type="dxa" w:w="2880"/>
-          </w:tcPr>
-          <w:p>
-            <w:r>
-              <w:t>&gt; 0.90</w:t>
-            </w:r>
-          </w:p>
-        </w:tc>
-        <w:tc>
-          <w:tcPr>
-            <w:tcW w:type="dxa" w:w="2880"/>
-          </w:tcPr>
-          <w:p>
-            <w:r>
-              <w:t>Relevant document in top 3 results</w:t>
-            </w:r>
-          </w:p>
-        </w:tc>
-      </w:tr>
-      <w:tr>
-        <w:tc>
-          <w:tcPr>
-            <w:tcW w:type="dxa" w:w="2880"/>
-          </w:tcPr>
-          <w:p>
-            <w:r>
-              <w:t>RAG Response Faithfulness</w:t>
-            </w:r>
-          </w:p>
-        </w:tc>
-        <w:tc>
-          <w:tcPr>
-            <w:tcW w:type="dxa" w:w="2880"/>
-          </w:tcPr>
-          <w:p>
-            <w:r>
-              <w:t>&gt; 0.95</w:t>
-            </w:r>
-          </w:p>
-        </w:tc>
-        <w:tc>
-          <w:tcPr>
-            <w:tcW w:type="dxa" w:w="2880"/>
-          </w:tcPr>
-          <w:p>
-            <w:r>
-              <w:t>No hallucination (citation-anchored eval)</w:t>
-            </w:r>
-          </w:p>
-        </w:tc>
-      </w:tr>
-      <w:tr>
-        <w:tc>
-          <w:tcPr>
-            <w:tcW w:type="dxa" w:w="2880"/>
-          </w:tcPr>
-          <w:p>
-            <w:r>
-              <w:t>Agent Decision Accuracy</w:t>
-            </w:r>
-          </w:p>
-        </w:tc>
-        <w:tc>
-          <w:tcPr>
-            <w:tcW w:type="dxa" w:w="2880"/>
-          </w:tcPr>
-          <w:p>
-            <w:r>
-              <w:t>&gt; 90% agreement with expert panel</w:t>
-            </w:r>
-          </w:p>
-        </w:tc>
-        <w:tc>
-          <w:tcPr>
-            <w:tcW w:type="dxa" w:w="2880"/>
-          </w:tcPr>
-          <w:p>
-            <w:r>
-              <w:t>Human evaluation on 100 scenarios</w:t>
-            </w:r>
-          </w:p>
-        </w:tc>
-      </w:tr>
-    </w:tbl>
-    <w:p>
-      <w:pPr>
-        <w:pStyle w:val="Heading2"/>
-      </w:pPr>
-      <w:r>
-        <w:t>25.2 System Metrics</w:t>
-      </w:r>
-    </w:p>
-    <w:p>
-      <w:r>
-        <w:t>- End-to-end latency: &lt; 3 seconds from incident occurrence → dashboard alert</w:t>
-        <w:br/>
-        <w:t>- Digital Twin state sync: &lt; 100ms lag</w:t>
-        <w:br/>
-        <w:t>- Dashboard Time-to-Interactive: &lt; 2s</w:t>
-        <w:br/>
-        <w:t>- System uptime: &gt; 99.9% (production target)</w:t>
-        <w:br/>
-        <w:t>- Alert throughput: 10,000+ events/second per Kafka cluster</w:t>
-        <w:br/>
-        <w:t>- False positive rate: &lt; 5% per shift (with adaptive thresholding)</w:t>
-      </w:r>
-    </w:p>
-    <w:p>
-      <w:pPr>
-        <w:pStyle w:val="Heading2"/>
-      </w:pPr>
-      <w:r>
-        <w:t>25.3 Business Metrics</w:t>
-      </w:r>
-    </w:p>
-    <w:p>
-      <w:r>
-        <w:t>- Mean Time to Detect (MTTD): Reduce from hours to seconds</w:t>
-        <w:br/>
-        <w:t>- Mean Time to Respond (MTTR): Reduce from minutes to seconds (automated actions)</w:t>
-        <w:br/>
-        <w:t>- Incident frequency reduction: Target 40% year-over-year</w:t>
-        <w:br/>
-        <w:t>- Compliance audit pass rate: Target 100%</w:t>
-        <w:br/>
-        <w:t>- Supervisor cognitive load: Measured via NASA-TLX (reduce by 60%)</w:t>
-      </w:r>
-    </w:p>
-    <w:p>
-      <w:pPr>
-        <w:pStyle w:val="Heading1"/>
-      </w:pPr>
-      <w:r>
-        <w:t>26. Future Roadmap: MVP → Enterprise SaaS</w:t>
+        <w:t>30. Future Roadmap: MVP → Enterprise SaaS</w:t>
       </w:r>
     </w:p>
     <w:tbl>
@@ -6923,7 +7785,7 @@
           </w:tcPr>
           <w:p>
             <w:r>
-              <w:t>Single facility, synthetic data, 5 agent types, YOLOv8 + TimesNet, basic Digital Twin, RAG with 3 documents, manual HITL</w:t>
+              <w:t>SHELDRA 3D avatar with voice I/O, basic personalization (3 profiles), Decision Tree with 3 pre-built trees, single facility simulation, Vision Agent for PPE feedback, basic RAG, synthetic data</w:t>
             </w:r>
           </w:p>
         </w:tc>
@@ -6933,11 +7795,7 @@
           </w:tcPr>
           <w:p>
             <w:r>
-              <w:t>✓ Proven concept</w:t>
-              <w:br/>
-              <w:t>✓ Working demo</w:t>
-              <w:br/>
-              <w:t>✓ Architecture validated</w:t>
+              <w:t>Working SHELDRA demo, Decision Tree update cycle proven, 3-judge panel WOW moment</w:t>
             </w:r>
           </w:p>
         </w:tc>
@@ -6969,7 +7827,7 @@
           </w:tcPr>
           <w:p>
             <w:r>
-              <w:t>Real camera integration (RTSP), real IoT sensor integration, 10 agent types, GNN root cause analysis, advanced Digital Twin, 50 documents in RAG, auto-escalation workflows, Grafana monitoring</w:t>
+              <w:t>Real camera + IoT integration, 10+ Decision Trees auto-generated, personalization engine with learning speed detection, VR training scene, 5-min update cycle on real data, Grafana monitoring</w:t>
             </w:r>
           </w:p>
         </w:tc>
@@ -6979,11 +7837,7 @@
           </w:tcPr>
           <w:p>
             <w:r>
-              <w:t>✓ First pilot customer</w:t>
-              <w:br/>
-              <w:t>✓ Real data validation</w:t>
-              <w:br/>
-              <w:t>✓ Performance baseline</w:t>
+              <w:t>First pilot facility, real-data validation, SOC 2 prep start</w:t>
             </w:r>
           </w:p>
         </w:tc>
@@ -7015,7 +7869,7 @@
           </w:tcPr>
           <w:p>
             <w:r>
-              <w:t>Multi-facility support, federated knowledge graphs, mobile app (alert + acknowledge), shift handover, analytics suite, SSO / RBAC, SOC 2 preparation</w:t>
+              <w:t>Multi-facility SHELDRA instances, federated learning across sites, mobile app with avatar, AR overlay (HoloLens concept), SSO/RBAC, enterprise integration APIs</w:t>
             </w:r>
           </w:p>
         </w:tc>
@@ -7025,11 +7879,7 @@
           </w:tcPr>
           <w:p>
             <w:r>
-              <w:t>✓ 3+ pilot customers</w:t>
-              <w:br/>
-              <w:t>✓ SOC 2 audit readiness</w:t>
-              <w:br/>
-              <w:t>✓ Enterprise integration</w:t>
+              <w:t>3+ pilot facilities, partner integrations, SOC 2 readiness</w:t>
             </w:r>
           </w:p>
         </w:tc>
@@ -7061,7 +7911,7 @@
           </w:tcPr>
           <w:p>
             <w:r>
-              <w:t>On-premise deployment option, air-gapped mode, custom model training pipeline, marketplace for safety playbooks, advanced graph AI (community detection, temporal evolution), 99.9% SLA</w:t>
+              <w:t>On-premise deployment, air-gapped mode, custom SHELDRA fine-tuning, marketplace for Decision Trees, advanced personalization (emotion AI), 99.9% SLA</w:t>
             </w:r>
           </w:p>
         </w:tc>
@@ -7071,11 +7921,7 @@
           </w:tcPr>
           <w:p>
             <w:r>
-              <w:t>✓ General availability</w:t>
-              <w:br/>
-              <w:t>✓ 10+ paying customers</w:t>
-              <w:br/>
-              <w:t>✓ Partner integrations</w:t>
+              <w:t>10+ paying customers, $1M+ ARR</w:t>
             </w:r>
           </w:p>
         </w:tc>
@@ -7107,7 +7953,7 @@
           </w:tcPr>
           <w:p>
             <w:r>
-              <w:t>Global multi-region deployment, real-time cross-facility risk benchmarking, predictive maintenance integration, insurance API integrations, regulatory filing automation, white-label option for system integrators</w:t>
+              <w:t>Global multi-region, cross-facility benchmarking, insurance API integration, regulatory filing automation, white-label for system integrators</w:t>
             </w:r>
           </w:p>
         </w:tc>
@@ -7117,11 +7963,7 @@
           </w:tcPr>
           <w:p>
             <w:r>
-              <w:t>✓ 50+ customers</w:t>
-              <w:br/>
-              <w:t>✓ $5M+ ARR</w:t>
-              <w:br/>
-              <w:t>✓ Series A readiness</w:t>
+              <w:t>50+ customers, $5M+ ARR, Series A</w:t>
             </w:r>
           </w:p>
         </w:tc>
@@ -7153,7 +7995,7 @@
           </w:tcPr>
           <w:p>
             <w:r>
-              <w:t>Industry-specific models (oil &amp; gas, construction, mining, logistics), autonomous safety operations (AI-initiated lockdown without human approval for extreme scenarios), digital twin as compliance evidence (regulator-approved), safety intelligence marketplace (community playbooks, models, integrations)</w:t>
+              <w:t>Industry-specific SHELDRA models (oil &amp; gas, mining, logistics, healthcare), autonomous SHELDRA actions (AI-initiated lockdown for extreme scenarios), regulator-approved Safety Twin, SHELDRA app marketplace</w:t>
             </w:r>
           </w:p>
         </w:tc>
@@ -7163,11 +8005,7 @@
           </w:tcPr>
           <w:p>
             <w:r>
-              <w:t>✓ Category leader</w:t>
-              <w:br/>
-              <w:t>✓ Platform ecosystem</w:t>
-              <w:br/>
-              <w:t>✓ $50M+ ARR</w:t>
+              <w:t>Category leader, $50M+ ARR</w:t>
             </w:r>
           </w:p>
         </w:tc>
@@ -7178,7 +8016,7 @@
         <w:pStyle w:val="Heading1"/>
       </w:pPr>
       <w:r>
-        <w:t>27. Risks and Mitigations</w:t>
+        <w:t>31. Risks and Mitigations</w:t>
       </w:r>
     </w:p>
     <w:tbl>
@@ -7212,7 +8050,7 @@
           </w:tcPr>
           <w:p>
             <w:r>
-              <w:t>Prob.</w:t>
+              <w:t>Prob</w:t>
             </w:r>
           </w:p>
         </w:tc>
@@ -7254,7 +8092,7 @@
           </w:tcPr>
           <w:p>
             <w:r>
-              <w:t>Model Accuracy</w:t>
+              <w:t>Avatar performance</w:t>
             </w:r>
           </w:p>
         </w:tc>
@@ -7264,6 +8102,16 @@
           </w:tcPr>
           <w:p>
             <w:r>
+              <w:t>Med</w:t>
+            </w:r>
+          </w:p>
+        </w:tc>
+        <w:tc>
+          <w:tcPr>
+            <w:tcW w:type="dxa" w:w="1728"/>
+          </w:tcPr>
+          <w:p>
+            <w:r>
               <w:t>High</w:t>
             </w:r>
           </w:p>
@@ -7274,7 +8122,7 @@
           </w:tcPr>
           <w:p>
             <w:r>
-              <w:t>High</w:t>
+              <w:t>3D avatar too heavy for hackathon hardware</w:t>
             </w:r>
           </w:p>
         </w:tc>
@@ -7284,17 +8132,7 @@
           </w:tcPr>
           <w:p>
             <w:r>
-              <w:t>PPE detection fails in edge cases (low light, occlusion). Anomaly detection has high false-positive rate on new equipment.</w:t>
-            </w:r>
-          </w:p>
-        </w:tc>
-        <w:tc>
-          <w:tcPr>
-            <w:tcW w:type="dxa" w:w="1728"/>
-          </w:tcPr>
-          <w:p>
-            <w:r>
-              <w:t>Ensemble models with confidence thresholds; human-in-the-loop for low-confidence predictions; continuous learning from human feedback.</w:t>
+              <w:t>Fallback: 2D Lottie animation with same voice + personality. Prove 3D works but have 2D ready.</w:t>
             </w:r>
           </w:p>
         </w:tc>
@@ -7306,7 +8144,7 @@
           </w:tcPr>
           <w:p>
             <w:r>
-              <w:t>Data Privacy</w:t>
+              <w:t>Voice I/O in noisy hall</w:t>
             </w:r>
           </w:p>
         </w:tc>
@@ -7316,7 +8154,7 @@
           </w:tcPr>
           <w:p>
             <w:r>
-              <w:t>Medium</w:t>
+              <w:t>Med</w:t>
             </w:r>
           </w:p>
         </w:tc>
@@ -7326,7 +8164,7 @@
           </w:tcPr>
           <w:p>
             <w:r>
-              <w:t>High</w:t>
+              <w:t>Med</w:t>
             </w:r>
           </w:p>
         </w:tc>
@@ -7336,7 +8174,7 @@
           </w:tcPr>
           <w:p>
             <w:r>
-              <w:t>Camera feeds contain worker biometric data. Sensor data reveals operational patterns.</w:t>
+              <w:t>Demo hall noise breaks STT/TTS</w:t>
             </w:r>
           </w:p>
         </w:tc>
@@ -7346,7 +8184,7 @@
           </w:tcPr>
           <w:p>
             <w:r>
-              <w:t>On-premise deployment option; edge processing (no raw video leaves facility); data retention policies; compliance with GDPR/CCPA from day one.</w:t>
+              <w:t>Text chat fallback always visible. Captions on all SHELDRA speech. Pre-record key demo segments.</w:t>
             </w:r>
           </w:p>
         </w:tc>
@@ -7358,7 +8196,7 @@
           </w:tcPr>
           <w:p>
             <w:r>
-              <w:t>Latency</w:t>
+              <w:t>LLM latency</w:t>
             </w:r>
           </w:p>
         </w:tc>
@@ -7368,7 +8206,7 @@
           </w:tcPr>
           <w:p>
             <w:r>
-              <w:t>Medium</w:t>
+              <w:t>High</w:t>
             </w:r>
           </w:p>
         </w:tc>
@@ -7388,7 +8226,7 @@
           </w:tcPr>
           <w:p>
             <w:r>
-              <w:t>End-to-end pipeline exceeds 3-second target. Digital Twin state sync lags.</w:t>
+              <w:t>SHELDRA response &gt; 2s breaks real-time illusion</w:t>
             </w:r>
           </w:p>
         </w:tc>
@@ -7398,7 +8236,7 @@
           </w:tcPr>
           <w:p>
             <w:r>
-              <w:t>Edge inference for time-critical decisions; Kafka for async decoupling; WebSocket with delta updates (not full state sync).</w:t>
+              <w:t>Streaming TTS (words appear as generated). Pre-generate demo responses. Show "SHELDRA thinking" animation.</w:t>
             </w:r>
           </w:p>
         </w:tc>
@@ -7410,7 +8248,7 @@
           </w:tcPr>
           <w:p>
             <w:r>
-              <w:t>Integration Complexity</w:t>
+              <w:t>Decision Tree complexity</w:t>
             </w:r>
           </w:p>
         </w:tc>
@@ -7420,6 +8258,16 @@
           </w:tcPr>
           <w:p>
             <w:r>
+              <w:t>Med</w:t>
+            </w:r>
+          </w:p>
+        </w:tc>
+        <w:tc>
+          <w:tcPr>
+            <w:tcW w:type="dxa" w:w="1728"/>
+          </w:tcPr>
+          <w:p>
+            <w:r>
               <w:t>High</w:t>
             </w:r>
           </w:p>
@@ -7430,7 +8278,7 @@
           </w:tcPr>
           <w:p>
             <w:r>
-              <w:t>Medium</w:t>
+              <w:t>Auto-generating valid trees from KG too complex</w:t>
             </w:r>
           </w:p>
         </w:tc>
@@ -7440,17 +8288,7 @@
           </w:tcPr>
           <w:p>
             <w:r>
-              <w:t>Each factory has different cameras, PLCs, sensor protocols.</w:t>
-            </w:r>
-          </w:p>
-        </w:tc>
-        <w:tc>
-          <w:tcPr>
-            <w:tcW w:type="dxa" w:w="1728"/>
-          </w:tcPr>
-          <w:p>
-            <w:r>
-              <w:t>Adapter pattern with pluggable drivers; MQTT bridge for legacy sensors; REST API for custom integrations; "connector marketplace" roadmap item.</w:t>
+              <w:t>Seed 5 expert-crafted trees. Demo update cycle on 1-2 trees. Auto-generation shown as roadmap.</w:t>
             </w:r>
           </w:p>
         </w:tc>
@@ -7462,7 +8300,7 @@
           </w:tcPr>
           <w:p>
             <w:r>
-              <w:t>LLM Hallucination</w:t>
+              <w:t>Personalization underwhelming</w:t>
             </w:r>
           </w:p>
         </w:tc>
@@ -7472,7 +8310,7 @@
           </w:tcPr>
           <w:p>
             <w:r>
-              <w:t>Medium</w:t>
+              <w:t>Low</w:t>
             </w:r>
           </w:p>
         </w:tc>
@@ -7482,7 +8320,7 @@
           </w:tcPr>
           <w:p>
             <w:r>
-              <w:t>Critical</w:t>
+              <w:t>High</w:t>
             </w:r>
           </w:p>
         </w:tc>
@@ -7492,7 +8330,7 @@
           </w:tcPr>
           <w:p>
             <w:r>
-              <w:t>RAG generates plausible-sounding but incorrect safety procedures.</w:t>
+              <w:t>Profiles not different enough in demo</w:t>
             </w:r>
           </w:p>
         </w:tc>
@@ -7502,7 +8340,7 @@
           </w:tcPr>
           <w:p>
             <w:r>
-              <w:t>Citation anchoring (every claim → source); confidence threshold with "I don't know" fallback; human review of all RAG responses before action.</w:t>
+              <w:t>Pre-create 3 exaggerated profiles: novice (needs full handholding), experienced (brief), expert (confirmation only). Dramatize the difference.</w:t>
             </w:r>
           </w:p>
         </w:tc>
@@ -7514,7 +8352,7 @@
           </w:tcPr>
           <w:p>
             <w:r>
-              <w:t>Competition</w:t>
+              <w:t>Integration complexity</w:t>
             </w:r>
           </w:p>
         </w:tc>
@@ -7534,7 +8372,7 @@
           </w:tcPr>
           <w:p>
             <w:r>
-              <w:t>Medium</w:t>
+              <w:t>Med</w:t>
             </w:r>
           </w:p>
         </w:tc>
@@ -7544,7 +8382,7 @@
           </w:tcPr>
           <w:p>
             <w:r>
-              <w:t>Siemens, GE, ABB all building industrial AI platforms.</w:t>
+              <w:t>Different facility protocols, camera brands, sensors</w:t>
             </w:r>
           </w:p>
         </w:tc>
@@ -7554,59 +8392,7 @@
           </w:tcPr>
           <w:p>
             <w:r>
-              <w:t>Focus on heterogeneous fusion (no one else does vision + IoT + KG + RAG in one platform); open-source friendly; startup agility vs. incumbents.</w:t>
-            </w:r>
-          </w:p>
-        </w:tc>
-      </w:tr>
-      <w:tr>
-        <w:tc>
-          <w:tcPr>
-            <w:tcW w:type="dxa" w:w="1728"/>
-          </w:tcPr>
-          <w:p>
-            <w:r>
-              <w:t>Market Adoption</w:t>
-            </w:r>
-          </w:p>
-        </w:tc>
-        <w:tc>
-          <w:tcPr>
-            <w:tcW w:type="dxa" w:w="1728"/>
-          </w:tcPr>
-          <w:p>
-            <w:r>
-              <w:t>High</w:t>
-            </w:r>
-          </w:p>
-        </w:tc>
-        <w:tc>
-          <w:tcPr>
-            <w:tcW w:type="dxa" w:w="1728"/>
-          </w:tcPr>
-          <w:p>
-            <w:r>
-              <w:t>Medium</w:t>
-            </w:r>
-          </w:p>
-        </w:tc>
-        <w:tc>
-          <w:tcPr>
-            <w:tcW w:type="dxa" w:w="1728"/>
-          </w:tcPr>
-          <w:p>
-            <w:r>
-              <w:t>Industrial companies are risk-averse and slow to adopt.</w:t>
-            </w:r>
-          </w:p>
-        </w:tc>
-        <w:tc>
-          <w:tcPr>
-            <w:tcW w:type="dxa" w:w="1728"/>
-          </w:tcPr>
-          <w:p>
-            <w:r>
-              <w:t>Start with "safety audit co-pilot" (low-risk, high-value) before autonomous operations; SOC 2 from day one; case studies with measurable ROI.</w:t>
+              <w:t>Adapter pattern from day one. REST + MQTT bridges. Start with synthetic data; real integration in alpha.</w:t>
             </w:r>
           </w:p>
         </w:tc>
@@ -7617,7 +8403,7 @@
         <w:pStyle w:val="Heading1"/>
       </w:pPr>
       <w:r>
-        <w:t>28. Why This Can Become a Unicorn Startup</w:t>
+        <w:t>32. Why SHELDRA Can Become a Unicorn Startup</w:t>
       </w:r>
     </w:p>
     <w:p>
@@ -7625,23 +8411,25 @@
         <w:pStyle w:val="Heading2"/>
       </w:pPr>
       <w:r>
-        <w:t>28.1 Market Size</w:t>
+        <w:t>32.1 Market Timing</w:t>
       </w:r>
     </w:p>
     <w:p>
       <w:r>
-        <w:t>- Global industrial safety market: $25B+ (2026) growing at 8% CAGR</w:t>
+        <w:rPr>
+          <w:b w:val="0"/>
+        </w:rPr>
+        <w:t>- Industrial safety market: $25B+ growing at 8% CAGR</w:t>
         <w:br/>
-        <w:t>- Industrial AI market: $15B+ growing at 30% CAGR</w:t>
+        <w:t>- Industrial AI market: $15B+ at 30% CAGR</w:t>
         <w:br/>
-        <w:t>- Our TAM: Industrial safety intelligence (subset of both) — estimated $5B by 2028</w:t>
+        <w:t>- OSHA fines increased 78% since 2020; severe violator program expanding</w:t>
         <w:br/>
-        <w:t>- Single customer TCV: $100K-$1M/year depending on facility size</w:t>
+        <w:t>- 2.1M US manufacturing jobs unfilled — automation of safety monitoring is necessary</w:t>
         <w:br/>
-        <w:t>- Path to $100M ARR: 200-500 mid-market customers or 10-20 enterprise deployments</w:t>
+        <w:t>- LLMs (Llama 3), TTS (ElevenLabs), and 3D web (Three.js) have reached production maturity</w:t>
         <w:br/>
-        <w:br/>
-        <w:t>The convergence of regulatory pressure (OSHA fines increasing 78% since 2020), labor shortages (fewer experienced safety professionals), and AI maturity creates a perfect market timing.</w:t>
+        <w:t>- Perfect storm: regulation + labor shortage + AI maturity + hardware affordability</w:t>
       </w:r>
     </w:p>
     <w:p>
@@ -7649,24 +8437,37 @@
         <w:pStyle w:val="Heading2"/>
       </w:pPr>
       <w:r>
-        <w:t>28.2 Competitive Moat</w:t>
+        <w:t>32.2 Competitive Moat</w:t>
       </w:r>
     </w:p>
     <w:p>
       <w:r>
-        <w:t>1. Heterogeneous Fusion: No competitor combines vision, IoT, knowledge graphs, and RAG into a single intelligence layer. Incumbents (Siemens, ABB) have siloed products. Startups focus on one modality (typically CV-only or IoT-only).</w:t>
+        <w:rPr>
+          <w:b w:val="0"/>
+        </w:rPr>
+        <w:t>1. SHELDRA is the first AI safety coach, not a dashboard.</w:t>
+        <w:br/>
+        <w:t xml:space="preserve">   Competitors build screens to watch. SHELDRA is a presence that watches over workers. This fundamental relationship inversion cannot be copied by adding a chatbot to a dashboard.</w:t>
         <w:br/>
         <w:br/>
-        <w:t>2. Graph-Native Architecture: The Knowledge Graph is not a bolt-on feature — it is the core data model. This enables capabilities (root cause analysis, risk propagation, similarity matching) that competitors cannot replicate without re-architecting.</w:t>
+        <w:t>2. Personalization at individual level.</w:t>
+        <w:br/>
+        <w:t xml:space="preserve">   No industrial safety system adapts to each worker’s experience, learning speed, and emotional state. SHELDRA is different for every person.</w:t>
         <w:br/>
         <w:br/>
-        <w:t>3. Explainability-First: Industrial buyers require auditability. Our decision traces provide evidence chains that satisfy regulatory requirements. Competitors with black-box AI models cannot sell to regulated industries.</w:t>
+        <w:t>3. Living Decision Trees.</w:t>
+        <w:br/>
+        <w:t xml:space="preserve">   Static checklists are the industry standard. Our 5-minute update cycle creates a self-improving system that gets smarter with every incident.</w:t>
         <w:br/>
         <w:br/>
-        <w:t>4. Open-Core Business Model: Core platform open-source (community edition) drives adoption. Enterprise features (multi-facility, SSO, air-gapped, custom models) generate revenue. Developer ecosystem creates switching costs.</w:t>
+        <w:t>4. Holographic multi-modal interface.</w:t>
+        <w:br/>
+        <w:t xml:space="preserve">   Voice, 3D avatar, AR, VR, text — SHELDRA meets workers where they are. No competitor offers this range of interaction modes.</w:t>
         <w:br/>
         <w:br/>
-        <w:t>5. Data Network Effects: Each facility's incident graph improves the pre-trained models for all customers (privacy-preserving federated learning). More facilities = smarter system. This creates a compounding advantage over competitors.</w:t>
+        <w:t>5. Data network effects.</w:t>
+        <w:br/>
+        <w:t xml:space="preserve">   Every Decision Tree update across every facility improves the system for all. Privacy-preserving federated learning creates a compounding advantage.</w:t>
       </w:r>
     </w:p>
     <w:p>
@@ -7674,22 +8475,25 @@
         <w:pStyle w:val="Heading2"/>
       </w:pPr>
       <w:r>
-        <w:t>28.3 Revenue Model</w:t>
+        <w:t>32.3 Revenue Model</w:t>
       </w:r>
     </w:p>
     <w:p>
       <w:r>
-        <w:t>- Per-facility subscription (based on # cameras + # sensors)</w:t>
+        <w:rPr>
+          <w:b w:val="0"/>
+        </w:rPr>
+        <w:t>- Per-worker subscription: $50-200/worker/month depending on interaction volume</w:t>
         <w:br/>
-        <w:t>- Tiered: Bronze (&lt;10 cameras), Silver (10-50), Gold (50-200), Enterprise (200+)</w:t>
+        <w:t>- Tiered: SHELDRA Basic (text), SHELDRA Pro (voice + avatar), SHELDRA Enterprise (full suite)</w:t>
         <w:br/>
-        <w:t>- Professional services: Onboarding, custom model training, integration</w:t>
+        <w:t>- Professional services: Custom avatar design, VR scenario creation, tree tuning</w:t>
         <w:br/>
-        <w:t>- Marketplace: Safety playbooks, model packs (industry-specific), connector plugins</w:t>
+        <w:t>- Marketplace: Community Decision Trees, SHELDRA voice packs, VR training modules</w:t>
         <w:br/>
-        <w:t>- Target pricing: $2K-$10K/month per facility; $100K-$1M/year enterprise</w:t>
+        <w:t>- Target pricing: $2K-$20K/month per facility; $100K-$1M/year enterprise</w:t>
         <w:br/>
-        <w:t>- Gross margin: 75-85% (SaaS model, shared infrastructure)</w:t>
+        <w:t>- Gross margin: 75-85%</w:t>
       </w:r>
     </w:p>
     <w:p>
@@ -7697,33 +8501,21 @@
         <w:pStyle w:val="Heading2"/>
       </w:pPr>
       <w:r>
-        <w:t>28.4 Why Now?</w:t>
+        <w:t>32.4 Investor Narrative</w:t>
       </w:r>
     </w:p>
     <w:p>
       <w:r>
-        <w:t>- 2024-2026: OSHA's "Severe Violator Enforcement Program" expands. Fines up to $145K per violation.</w:t>
+        <w:rPr>
+          <w:b w:val="0"/>
+        </w:rPr>
+        <w:t>"We are building the operating system for industrial safety — but our interface is not a dashboard. It is an AI person named SHELDRA who walks beside every worker. She sees what they see, knows what they know, adapts to how they learn, and guides them through every hazard. Her Decision Tree brain learns from every incident and updates itself every 5 minutes.</w:t>
         <w:br/>
-        <w:t>- Insurance carriers require continuous safety monitoring for premiums (Insurtech integration opportunity).</w:t>
         <w:br/>
-        <w:t>- LLM maturity (Llama 3, GPT-4) makes RAG practical for safety documentation.</w:t>
+        <w:t>Industrial safety is a $25B market with incumbents who sell yesterday’s technology. SHELDRA is not a feature — she is a new category. We start with safety, but the same SHELDRA architecture applies to quality assurance, maintenance guidance, and operations training. That is a $100B+ TAM.</w:t>
         <w:br/>
-        <w:t>- Edge AI hardware (NVIDIA Jetson, Intel Movidius) makes on-premise vision inference affordable.</w:t>
         <w:br/>
-        <w:t>- Worker shortage: 2.1M manufacturing jobs unfilled in US alone. Automation of safety monitoring is necessary, not optional.</w:t>
-      </w:r>
-    </w:p>
-    <w:p>
-      <w:pPr>
-        <w:pStyle w:val="Heading2"/>
-      </w:pPr>
-      <w:r>
-        <w:t>28.5 Investor Narrative</w:t>
-      </w:r>
-    </w:p>
-    <w:p>
-      <w:r>
-        <w:t>"We are building the operating system for industrial safety intelligence. Just as Datadog unified monitoring for cloud infrastructure, we unify safety data for physical industrial environments. Our multi-agent architecture, knowledge graph, and fusion engine create a category-defining platform that no incumbent can replicate because they are locked into single-modality products. We start with safety, but the same architecture applies to quality, maintenance, and operations — a $100B+ TAM."</w:t>
+        <w:t>We are not building a better dashboard. We are building every worker’s personal AI safety guardian."</w:t>
       </w:r>
     </w:p>
     <w:p>
@@ -7739,16 +8531,16 @@
       <w:r>
         <w:rPr>
           <w:i/>
-          <w:color w:val="4A6FA5"/>
-          <w:sz w:val="28"/>
+          <w:color w:val="1A3C6E"/>
+          <w:sz w:val="32"/>
         </w:rPr>
-        <w:t>"Safety is not a dashboard feature.</w:t>
+        <w:t>"SHELDRA is not a tool.</w:t>
         <w:br/>
-        <w:t>It is a system property —</w:t>
+        <w:t>SHELDRA is a teammate —</w:t>
         <w:br/>
-        <w:t>one that must be designed, measured, and continuously improved.</w:t>
+        <w:t>one that never blinks, never forgets,</w:t>
         <w:br/>
-        <w:t>Our platform makes it autonomous."</w:t>
+        <w:t>and always puts the worker first."</w:t>
       </w:r>
     </w:p>
     <w:sectPr>
